--- a/Bank_Management_System_Project_Description.docx
+++ b/Bank_Management_System_Project_Description.docx
@@ -5744,7 +5744,25 @@
           <w:bCs/>
           <w:color w:val="222222"/>
         </w:rPr>
-        <w:t xml:space="preserve">Monitoring of the operational status of each device (functional, under repair, decommissioned) with a full service history log.: </w:t>
+        <w:t xml:space="preserve">Monitoring of the operational status of each device (functional, under repair, decommissioned) with a </w:t>
+      </w:r>
+      <w:proofErr w:type="gramStart"/>
+      <w:r>
+        <w:rPr>
+          <w:b/>
+          <w:bCs/>
+          <w:color w:val="222222"/>
+        </w:rPr>
+        <w:t>full service</w:t>
+      </w:r>
+      <w:proofErr w:type="gramEnd"/>
+      <w:r>
+        <w:rPr>
+          <w:b/>
+          <w:bCs/>
+          <w:color w:val="222222"/>
+        </w:rPr>
+        <w:t xml:space="preserve"> history log.: </w:t>
       </w:r>
       <w:r>
         <w:rPr>

--- a/Bank_Management_System_Project_Description.docx
+++ b/Bank_Management_System_Project_Description.docx
@@ -6,6 +6,9 @@
       <w:pPr>
         <w:spacing w:before="80" w:after="80"/>
       </w:pPr>
+      <w:r>
+        <w:t xml:space="preserve">   </w:t>
+      </w:r>
     </w:p>
     <w:p>
       <w:pPr>
@@ -6260,6 +6263,7702 @@
       <w:pPr>
         <w:spacing w:before="80" w:after="80"/>
       </w:pPr>
+    </w:p>
+    <w:p>
+      <w:pPr>
+        <w:pStyle w:val="Heading1"/>
+        <w:pBdr>
+          <w:bottom w:val="single" w:sz="6" w:space="0" w:color="2E75B6"/>
+        </w:pBdr>
+      </w:pPr>
+      <w:r>
+        <w:t>5</w:t>
+      </w:r>
+      <w:r>
+        <w:t xml:space="preserve">. </w:t>
+      </w:r>
+      <w:r>
+        <w:t>Requirements</w:t>
+      </w:r>
+    </w:p>
+    <w:p>
+      <w:pPr>
+        <w:spacing w:before="80" w:after="80"/>
+        <w:rPr>
+          <w:b/>
+          <w:bCs/>
+          <w:sz w:val="28"/>
+          <w:szCs w:val="28"/>
+        </w:rPr>
+      </w:pPr>
+      <w:r>
+        <w:rPr>
+          <w:b/>
+          <w:bCs/>
+          <w:sz w:val="28"/>
+          <w:szCs w:val="28"/>
+        </w:rPr>
+        <w:t xml:space="preserve">A. Functional </w:t>
+      </w:r>
+      <w:r>
+        <w:rPr>
+          <w:b/>
+          <w:bCs/>
+          <w:sz w:val="28"/>
+          <w:szCs w:val="28"/>
+        </w:rPr>
+        <w:t>Requirements</w:t>
+      </w:r>
+    </w:p>
+    <w:tbl>
+      <w:tblPr>
+        <w:tblStyle w:val="TableGrid"/>
+        <w:tblW w:w="0" w:type="auto"/>
+        <w:tblLook w:val="04A0" w:firstRow="1" w:lastRow="0" w:firstColumn="1" w:lastColumn="0" w:noHBand="0" w:noVBand="1"/>
+      </w:tblPr>
+      <w:tblGrid>
+        <w:gridCol w:w="1255"/>
+        <w:gridCol w:w="2027"/>
+        <w:gridCol w:w="2113"/>
+        <w:gridCol w:w="1104"/>
+        <w:gridCol w:w="1599"/>
+        <w:gridCol w:w="1612"/>
+      </w:tblGrid>
+      <w:tr>
+        <w:tc>
+          <w:tcPr>
+            <w:tcW w:w="1255" w:type="dxa"/>
+            <w:vAlign w:val="center"/>
+          </w:tcPr>
+          <w:p>
+            <w:pPr>
+              <w:spacing w:before="80" w:after="80"/>
+              <w:jc w:val="center"/>
+              <w:rPr>
+                <w:b/>
+                <w:bCs/>
+                <w:sz w:val="24"/>
+                <w:szCs w:val="24"/>
+              </w:rPr>
+            </w:pPr>
+            <w:r>
+              <w:rPr>
+                <w:b/>
+                <w:bCs/>
+                <w:sz w:val="24"/>
+                <w:szCs w:val="24"/>
+              </w:rPr>
+              <w:t>Req #</w:t>
+            </w:r>
+          </w:p>
+        </w:tc>
+        <w:tc>
+          <w:tcPr>
+            <w:tcW w:w="2027" w:type="dxa"/>
+            <w:vAlign w:val="center"/>
+          </w:tcPr>
+          <w:p>
+            <w:pPr>
+              <w:spacing w:before="80" w:after="80"/>
+              <w:jc w:val="center"/>
+              <w:rPr>
+                <w:b/>
+                <w:bCs/>
+                <w:sz w:val="24"/>
+                <w:szCs w:val="24"/>
+              </w:rPr>
+            </w:pPr>
+            <w:r>
+              <w:rPr>
+                <w:b/>
+                <w:bCs/>
+                <w:sz w:val="24"/>
+                <w:szCs w:val="24"/>
+              </w:rPr>
+              <w:t>Requirement</w:t>
+            </w:r>
+          </w:p>
+        </w:tc>
+        <w:tc>
+          <w:tcPr>
+            <w:tcW w:w="2113" w:type="dxa"/>
+            <w:vAlign w:val="center"/>
+          </w:tcPr>
+          <w:p>
+            <w:pPr>
+              <w:spacing w:before="80" w:after="80"/>
+              <w:jc w:val="center"/>
+              <w:rPr>
+                <w:b/>
+                <w:bCs/>
+                <w:sz w:val="24"/>
+                <w:szCs w:val="24"/>
+              </w:rPr>
+            </w:pPr>
+            <w:r>
+              <w:rPr>
+                <w:b/>
+                <w:bCs/>
+                <w:sz w:val="24"/>
+                <w:szCs w:val="24"/>
+              </w:rPr>
+              <w:t>Comments</w:t>
+            </w:r>
+          </w:p>
+        </w:tc>
+        <w:tc>
+          <w:tcPr>
+            <w:tcW w:w="1104" w:type="dxa"/>
+            <w:vAlign w:val="center"/>
+          </w:tcPr>
+          <w:p>
+            <w:pPr>
+              <w:spacing w:before="80" w:after="80"/>
+              <w:jc w:val="center"/>
+              <w:rPr>
+                <w:b/>
+                <w:bCs/>
+                <w:sz w:val="24"/>
+                <w:szCs w:val="24"/>
+              </w:rPr>
+            </w:pPr>
+            <w:r>
+              <w:rPr>
+                <w:b/>
+                <w:bCs/>
+                <w:sz w:val="24"/>
+                <w:szCs w:val="24"/>
+              </w:rPr>
+              <w:t>Priority</w:t>
+            </w:r>
+          </w:p>
+        </w:tc>
+        <w:tc>
+          <w:tcPr>
+            <w:tcW w:w="1599" w:type="dxa"/>
+            <w:vAlign w:val="center"/>
+          </w:tcPr>
+          <w:p>
+            <w:pPr>
+              <w:spacing w:before="80" w:after="80"/>
+              <w:jc w:val="center"/>
+              <w:rPr>
+                <w:b/>
+                <w:bCs/>
+                <w:sz w:val="24"/>
+                <w:szCs w:val="24"/>
+              </w:rPr>
+            </w:pPr>
+            <w:r>
+              <w:rPr>
+                <w:b/>
+                <w:bCs/>
+                <w:sz w:val="24"/>
+                <w:szCs w:val="24"/>
+              </w:rPr>
+              <w:t xml:space="preserve">Date </w:t>
+            </w:r>
+            <w:proofErr w:type="spellStart"/>
+            <w:r>
+              <w:rPr>
+                <w:b/>
+                <w:bCs/>
+                <w:sz w:val="24"/>
+                <w:szCs w:val="24"/>
+              </w:rPr>
+              <w:t>Rvwd</w:t>
+            </w:r>
+            <w:proofErr w:type="spellEnd"/>
+          </w:p>
+        </w:tc>
+        <w:tc>
+          <w:tcPr>
+            <w:tcW w:w="1612" w:type="dxa"/>
+            <w:vAlign w:val="center"/>
+          </w:tcPr>
+          <w:p>
+            <w:pPr>
+              <w:spacing w:before="80" w:after="80"/>
+              <w:jc w:val="center"/>
+              <w:rPr>
+                <w:b/>
+                <w:bCs/>
+                <w:sz w:val="24"/>
+                <w:szCs w:val="24"/>
+              </w:rPr>
+            </w:pPr>
+            <w:r>
+              <w:rPr>
+                <w:b/>
+                <w:bCs/>
+                <w:sz w:val="24"/>
+                <w:szCs w:val="24"/>
+              </w:rPr>
+              <w:t>SME</w:t>
+            </w:r>
+          </w:p>
+          <w:p>
+            <w:pPr>
+              <w:spacing w:before="80" w:after="80"/>
+              <w:jc w:val="center"/>
+              <w:rPr>
+                <w:b/>
+                <w:bCs/>
+                <w:sz w:val="24"/>
+                <w:szCs w:val="24"/>
+              </w:rPr>
+            </w:pPr>
+            <w:r>
+              <w:rPr>
+                <w:b/>
+                <w:bCs/>
+                <w:sz w:val="24"/>
+                <w:szCs w:val="24"/>
+              </w:rPr>
+              <w:t>Reviewed /</w:t>
+            </w:r>
+          </w:p>
+          <w:p>
+            <w:pPr>
+              <w:spacing w:before="80" w:after="80"/>
+              <w:jc w:val="center"/>
+              <w:rPr>
+                <w:sz w:val="24"/>
+                <w:szCs w:val="24"/>
+              </w:rPr>
+            </w:pPr>
+            <w:r>
+              <w:rPr>
+                <w:b/>
+                <w:bCs/>
+                <w:sz w:val="24"/>
+                <w:szCs w:val="24"/>
+              </w:rPr>
+              <w:t>Approved</w:t>
+            </w:r>
+          </w:p>
+        </w:tc>
+      </w:tr>
+      <w:tr>
+        <w:tc>
+          <w:tcPr>
+            <w:tcW w:w="1255" w:type="dxa"/>
+            <w:vAlign w:val="center"/>
+          </w:tcPr>
+          <w:p>
+            <w:pPr>
+              <w:spacing w:before="80" w:after="80"/>
+              <w:jc w:val="center"/>
+              <w:rPr>
+                <w:sz w:val="24"/>
+                <w:szCs w:val="24"/>
+              </w:rPr>
+            </w:pPr>
+            <w:r>
+              <w:rPr>
+                <w:sz w:val="24"/>
+                <w:szCs w:val="24"/>
+              </w:rPr>
+              <w:t>BS_01</w:t>
+            </w:r>
+          </w:p>
+        </w:tc>
+        <w:tc>
+          <w:tcPr>
+            <w:tcW w:w="2027" w:type="dxa"/>
+            <w:vAlign w:val="center"/>
+          </w:tcPr>
+          <w:p>
+            <w:pPr>
+              <w:spacing w:before="80" w:after="80"/>
+              <w:rPr>
+                <w:sz w:val="18"/>
+                <w:szCs w:val="18"/>
+              </w:rPr>
+            </w:pPr>
+            <w:r>
+              <w:rPr>
+                <w:sz w:val="18"/>
+                <w:szCs w:val="18"/>
+              </w:rPr>
+              <w:t>Administrator shall be able to create, modify, and delete user accounts for all roles in order to manage system access across the organization.</w:t>
+            </w:r>
+          </w:p>
+        </w:tc>
+        <w:tc>
+          <w:tcPr>
+            <w:tcW w:w="2113" w:type="dxa"/>
+          </w:tcPr>
+          <w:p>
+            <w:pPr>
+              <w:spacing w:before="80" w:after="80"/>
+              <w:rPr>
+                <w:sz w:val="24"/>
+                <w:szCs w:val="24"/>
+              </w:rPr>
+            </w:pPr>
+            <w:r>
+              <w:rPr>
+                <w:color w:val="444444"/>
+                <w:sz w:val="17"/>
+                <w:szCs w:val="17"/>
+              </w:rPr>
+              <w:t>Covers all 7 user levels. Includes activation and deactivation of accounts.</w:t>
+            </w:r>
+          </w:p>
+        </w:tc>
+        <w:tc>
+          <w:tcPr>
+            <w:tcW w:w="1104" w:type="dxa"/>
+            <w:vAlign w:val="center"/>
+          </w:tcPr>
+          <w:p>
+            <w:pPr>
+              <w:spacing w:before="80" w:after="80"/>
+              <w:jc w:val="center"/>
+              <w:rPr>
+                <w:sz w:val="24"/>
+                <w:szCs w:val="24"/>
+              </w:rPr>
+            </w:pPr>
+            <w:r>
+              <w:rPr>
+                <w:sz w:val="24"/>
+                <w:szCs w:val="24"/>
+              </w:rPr>
+              <w:t>1</w:t>
+            </w:r>
+          </w:p>
+        </w:tc>
+        <w:tc>
+          <w:tcPr>
+            <w:tcW w:w="1599" w:type="dxa"/>
+          </w:tcPr>
+          <w:p>
+            <w:pPr>
+              <w:spacing w:before="80" w:after="80"/>
+              <w:rPr>
+                <w:sz w:val="24"/>
+                <w:szCs w:val="24"/>
+              </w:rPr>
+            </w:pPr>
+          </w:p>
+        </w:tc>
+        <w:tc>
+          <w:tcPr>
+            <w:tcW w:w="1612" w:type="dxa"/>
+          </w:tcPr>
+          <w:p>
+            <w:pPr>
+              <w:spacing w:before="80" w:after="80"/>
+              <w:rPr>
+                <w:sz w:val="24"/>
+                <w:szCs w:val="24"/>
+              </w:rPr>
+            </w:pPr>
+          </w:p>
+        </w:tc>
+      </w:tr>
+      <w:tr>
+        <w:tc>
+          <w:tcPr>
+            <w:tcW w:w="1255" w:type="dxa"/>
+            <w:vAlign w:val="center"/>
+          </w:tcPr>
+          <w:p>
+            <w:pPr>
+              <w:spacing w:before="80" w:after="80"/>
+              <w:jc w:val="center"/>
+              <w:rPr>
+                <w:sz w:val="24"/>
+                <w:szCs w:val="24"/>
+              </w:rPr>
+            </w:pPr>
+            <w:r>
+              <w:rPr>
+                <w:sz w:val="24"/>
+                <w:szCs w:val="24"/>
+              </w:rPr>
+              <w:t>BS_02</w:t>
+            </w:r>
+          </w:p>
+        </w:tc>
+        <w:tc>
+          <w:tcPr>
+            <w:tcW w:w="2027" w:type="dxa"/>
+          </w:tcPr>
+          <w:p>
+            <w:pPr>
+              <w:spacing w:before="80" w:after="80"/>
+              <w:rPr>
+                <w:sz w:val="18"/>
+                <w:szCs w:val="18"/>
+              </w:rPr>
+            </w:pPr>
+            <w:r>
+              <w:rPr>
+                <w:sz w:val="18"/>
+                <w:szCs w:val="18"/>
+              </w:rPr>
+              <w:t>Administrator shall be able to define and configure role-based permissions in order to enforce access control policies across all user levels.</w:t>
+            </w:r>
+          </w:p>
+        </w:tc>
+        <w:tc>
+          <w:tcPr>
+            <w:tcW w:w="2113" w:type="dxa"/>
+          </w:tcPr>
+          <w:p>
+            <w:pPr>
+              <w:spacing w:before="80" w:after="80"/>
+              <w:rPr>
+                <w:sz w:val="24"/>
+                <w:szCs w:val="24"/>
+              </w:rPr>
+            </w:pPr>
+            <w:r>
+              <w:rPr>
+                <w:color w:val="444444"/>
+                <w:sz w:val="17"/>
+                <w:szCs w:val="17"/>
+              </w:rPr>
+              <w:t>Permissions are strictly scoped per role. Changes are logged automatically.</w:t>
+            </w:r>
+          </w:p>
+        </w:tc>
+        <w:tc>
+          <w:tcPr>
+            <w:tcW w:w="1104" w:type="dxa"/>
+            <w:vAlign w:val="center"/>
+          </w:tcPr>
+          <w:p>
+            <w:pPr>
+              <w:spacing w:before="80" w:after="80"/>
+              <w:jc w:val="center"/>
+              <w:rPr>
+                <w:sz w:val="24"/>
+                <w:szCs w:val="24"/>
+              </w:rPr>
+            </w:pPr>
+            <w:r>
+              <w:rPr>
+                <w:sz w:val="24"/>
+                <w:szCs w:val="24"/>
+              </w:rPr>
+              <w:t>1</w:t>
+            </w:r>
+          </w:p>
+        </w:tc>
+        <w:tc>
+          <w:tcPr>
+            <w:tcW w:w="1599" w:type="dxa"/>
+          </w:tcPr>
+          <w:p>
+            <w:pPr>
+              <w:spacing w:before="80" w:after="80"/>
+              <w:rPr>
+                <w:sz w:val="24"/>
+                <w:szCs w:val="24"/>
+              </w:rPr>
+            </w:pPr>
+          </w:p>
+        </w:tc>
+        <w:tc>
+          <w:tcPr>
+            <w:tcW w:w="1612" w:type="dxa"/>
+          </w:tcPr>
+          <w:p>
+            <w:pPr>
+              <w:spacing w:before="80" w:after="80"/>
+              <w:rPr>
+                <w:sz w:val="24"/>
+                <w:szCs w:val="24"/>
+              </w:rPr>
+            </w:pPr>
+          </w:p>
+        </w:tc>
+      </w:tr>
+      <w:tr>
+        <w:tc>
+          <w:tcPr>
+            <w:tcW w:w="1255" w:type="dxa"/>
+            <w:vAlign w:val="center"/>
+          </w:tcPr>
+          <w:p>
+            <w:pPr>
+              <w:spacing w:before="80" w:after="80"/>
+              <w:jc w:val="center"/>
+              <w:rPr>
+                <w:sz w:val="24"/>
+                <w:szCs w:val="24"/>
+              </w:rPr>
+            </w:pPr>
+            <w:r>
+              <w:rPr>
+                <w:sz w:val="24"/>
+                <w:szCs w:val="24"/>
+              </w:rPr>
+              <w:t>BS_03</w:t>
+            </w:r>
+          </w:p>
+        </w:tc>
+        <w:tc>
+          <w:tcPr>
+            <w:tcW w:w="2027" w:type="dxa"/>
+          </w:tcPr>
+          <w:p>
+            <w:pPr>
+              <w:spacing w:before="80" w:after="80"/>
+              <w:rPr>
+                <w:sz w:val="18"/>
+                <w:szCs w:val="18"/>
+              </w:rPr>
+            </w:pPr>
+            <w:r>
+              <w:rPr>
+                <w:sz w:val="18"/>
+                <w:szCs w:val="18"/>
+              </w:rPr>
+              <w:t>Administrator shall be able to monitor real-time system health dashboards in order to ensure continuous platform availability.</w:t>
+            </w:r>
+          </w:p>
+        </w:tc>
+        <w:tc>
+          <w:tcPr>
+            <w:tcW w:w="2113" w:type="dxa"/>
+          </w:tcPr>
+          <w:p>
+            <w:pPr>
+              <w:spacing w:before="80" w:after="80"/>
+              <w:rPr>
+                <w:sz w:val="24"/>
+                <w:szCs w:val="24"/>
+              </w:rPr>
+            </w:pPr>
+            <w:r>
+              <w:rPr>
+                <w:color w:val="444444"/>
+                <w:sz w:val="17"/>
+                <w:szCs w:val="17"/>
+              </w:rPr>
+              <w:t>Includes server uptime, CPU load, memory usage, and network connectivity metrics.</w:t>
+            </w:r>
+          </w:p>
+        </w:tc>
+        <w:tc>
+          <w:tcPr>
+            <w:tcW w:w="1104" w:type="dxa"/>
+            <w:vAlign w:val="center"/>
+          </w:tcPr>
+          <w:p>
+            <w:pPr>
+              <w:spacing w:before="80" w:after="80"/>
+              <w:jc w:val="center"/>
+              <w:rPr>
+                <w:sz w:val="24"/>
+                <w:szCs w:val="24"/>
+              </w:rPr>
+            </w:pPr>
+            <w:r>
+              <w:rPr>
+                <w:sz w:val="24"/>
+                <w:szCs w:val="24"/>
+              </w:rPr>
+              <w:t>1</w:t>
+            </w:r>
+          </w:p>
+        </w:tc>
+        <w:tc>
+          <w:tcPr>
+            <w:tcW w:w="1599" w:type="dxa"/>
+          </w:tcPr>
+          <w:p>
+            <w:pPr>
+              <w:spacing w:before="80" w:after="80"/>
+              <w:rPr>
+                <w:sz w:val="24"/>
+                <w:szCs w:val="24"/>
+              </w:rPr>
+            </w:pPr>
+          </w:p>
+        </w:tc>
+        <w:tc>
+          <w:tcPr>
+            <w:tcW w:w="1612" w:type="dxa"/>
+          </w:tcPr>
+          <w:p>
+            <w:pPr>
+              <w:spacing w:before="80" w:after="80"/>
+              <w:rPr>
+                <w:sz w:val="24"/>
+                <w:szCs w:val="24"/>
+              </w:rPr>
+            </w:pPr>
+          </w:p>
+        </w:tc>
+      </w:tr>
+    </w:tbl>
+    <w:p/>
+    <w:p/>
+    <w:p/>
+    <w:tbl>
+      <w:tblPr>
+        <w:tblStyle w:val="TableGrid"/>
+        <w:tblW w:w="0" w:type="auto"/>
+        <w:tblLook w:val="04A0" w:firstRow="1" w:lastRow="0" w:firstColumn="1" w:lastColumn="0" w:noHBand="0" w:noVBand="1"/>
+      </w:tblPr>
+      <w:tblGrid>
+        <w:gridCol w:w="1255"/>
+        <w:gridCol w:w="2027"/>
+        <w:gridCol w:w="2113"/>
+        <w:gridCol w:w="1104"/>
+        <w:gridCol w:w="1599"/>
+        <w:gridCol w:w="1612"/>
+      </w:tblGrid>
+      <w:tr>
+        <w:tc>
+          <w:tcPr>
+            <w:tcW w:w="1255" w:type="dxa"/>
+            <w:vAlign w:val="center"/>
+          </w:tcPr>
+          <w:p>
+            <w:pPr>
+              <w:spacing w:before="80" w:after="80"/>
+              <w:jc w:val="center"/>
+              <w:rPr>
+                <w:sz w:val="24"/>
+                <w:szCs w:val="24"/>
+              </w:rPr>
+            </w:pPr>
+            <w:r>
+              <w:rPr>
+                <w:b/>
+                <w:bCs/>
+                <w:sz w:val="24"/>
+                <w:szCs w:val="24"/>
+              </w:rPr>
+              <w:lastRenderedPageBreak/>
+              <w:t>Req #</w:t>
+            </w:r>
+          </w:p>
+        </w:tc>
+        <w:tc>
+          <w:tcPr>
+            <w:tcW w:w="2027" w:type="dxa"/>
+            <w:vAlign w:val="center"/>
+          </w:tcPr>
+          <w:p>
+            <w:pPr>
+              <w:spacing w:before="80" w:after="80"/>
+              <w:rPr>
+                <w:sz w:val="18"/>
+                <w:szCs w:val="18"/>
+              </w:rPr>
+            </w:pPr>
+            <w:r>
+              <w:rPr>
+                <w:b/>
+                <w:bCs/>
+                <w:sz w:val="24"/>
+                <w:szCs w:val="24"/>
+              </w:rPr>
+              <w:t>Requirement</w:t>
+            </w:r>
+          </w:p>
+        </w:tc>
+        <w:tc>
+          <w:tcPr>
+            <w:tcW w:w="2113" w:type="dxa"/>
+            <w:vAlign w:val="center"/>
+          </w:tcPr>
+          <w:p>
+            <w:pPr>
+              <w:spacing w:before="80" w:after="80"/>
+              <w:rPr>
+                <w:sz w:val="24"/>
+                <w:szCs w:val="24"/>
+              </w:rPr>
+            </w:pPr>
+            <w:r>
+              <w:rPr>
+                <w:b/>
+                <w:bCs/>
+                <w:sz w:val="24"/>
+                <w:szCs w:val="24"/>
+              </w:rPr>
+              <w:t>Comments</w:t>
+            </w:r>
+          </w:p>
+        </w:tc>
+        <w:tc>
+          <w:tcPr>
+            <w:tcW w:w="1104" w:type="dxa"/>
+            <w:vAlign w:val="center"/>
+          </w:tcPr>
+          <w:p>
+            <w:pPr>
+              <w:spacing w:before="80" w:after="80"/>
+              <w:jc w:val="center"/>
+              <w:rPr>
+                <w:sz w:val="24"/>
+                <w:szCs w:val="24"/>
+              </w:rPr>
+            </w:pPr>
+            <w:r>
+              <w:rPr>
+                <w:b/>
+                <w:bCs/>
+                <w:sz w:val="24"/>
+                <w:szCs w:val="24"/>
+              </w:rPr>
+              <w:t>Priority</w:t>
+            </w:r>
+          </w:p>
+        </w:tc>
+        <w:tc>
+          <w:tcPr>
+            <w:tcW w:w="1599" w:type="dxa"/>
+            <w:vAlign w:val="center"/>
+          </w:tcPr>
+          <w:p>
+            <w:pPr>
+              <w:spacing w:before="80" w:after="80"/>
+              <w:rPr>
+                <w:sz w:val="24"/>
+                <w:szCs w:val="24"/>
+              </w:rPr>
+            </w:pPr>
+            <w:r>
+              <w:rPr>
+                <w:b/>
+                <w:bCs/>
+                <w:sz w:val="24"/>
+                <w:szCs w:val="24"/>
+              </w:rPr>
+              <w:t xml:space="preserve">Date </w:t>
+            </w:r>
+            <w:proofErr w:type="spellStart"/>
+            <w:r>
+              <w:rPr>
+                <w:b/>
+                <w:bCs/>
+                <w:sz w:val="24"/>
+                <w:szCs w:val="24"/>
+              </w:rPr>
+              <w:t>Rvwd</w:t>
+            </w:r>
+            <w:proofErr w:type="spellEnd"/>
+          </w:p>
+        </w:tc>
+        <w:tc>
+          <w:tcPr>
+            <w:tcW w:w="1612" w:type="dxa"/>
+            <w:vAlign w:val="center"/>
+          </w:tcPr>
+          <w:p>
+            <w:pPr>
+              <w:spacing w:before="80" w:after="80"/>
+              <w:jc w:val="center"/>
+              <w:rPr>
+                <w:b/>
+                <w:bCs/>
+                <w:sz w:val="24"/>
+                <w:szCs w:val="24"/>
+              </w:rPr>
+            </w:pPr>
+            <w:r>
+              <w:rPr>
+                <w:b/>
+                <w:bCs/>
+                <w:sz w:val="24"/>
+                <w:szCs w:val="24"/>
+              </w:rPr>
+              <w:t>SME</w:t>
+            </w:r>
+          </w:p>
+          <w:p>
+            <w:pPr>
+              <w:spacing w:before="80" w:after="80"/>
+              <w:jc w:val="center"/>
+              <w:rPr>
+                <w:b/>
+                <w:bCs/>
+                <w:sz w:val="24"/>
+                <w:szCs w:val="24"/>
+              </w:rPr>
+            </w:pPr>
+            <w:r>
+              <w:rPr>
+                <w:b/>
+                <w:bCs/>
+                <w:sz w:val="24"/>
+                <w:szCs w:val="24"/>
+              </w:rPr>
+              <w:t>Reviewed /</w:t>
+            </w:r>
+          </w:p>
+          <w:p>
+            <w:pPr>
+              <w:spacing w:before="80" w:after="80"/>
+              <w:rPr>
+                <w:sz w:val="24"/>
+                <w:szCs w:val="24"/>
+              </w:rPr>
+            </w:pPr>
+            <w:r>
+              <w:rPr>
+                <w:b/>
+                <w:bCs/>
+                <w:sz w:val="24"/>
+                <w:szCs w:val="24"/>
+              </w:rPr>
+              <w:t>Approved</w:t>
+            </w:r>
+          </w:p>
+        </w:tc>
+      </w:tr>
+      <w:tr>
+        <w:tc>
+          <w:tcPr>
+            <w:tcW w:w="1255" w:type="dxa"/>
+            <w:vAlign w:val="center"/>
+          </w:tcPr>
+          <w:p>
+            <w:pPr>
+              <w:spacing w:before="80" w:after="80"/>
+              <w:jc w:val="center"/>
+              <w:rPr>
+                <w:sz w:val="24"/>
+                <w:szCs w:val="24"/>
+              </w:rPr>
+            </w:pPr>
+            <w:r>
+              <w:rPr>
+                <w:sz w:val="24"/>
+                <w:szCs w:val="24"/>
+              </w:rPr>
+              <w:t>BS_04</w:t>
+            </w:r>
+          </w:p>
+        </w:tc>
+        <w:tc>
+          <w:tcPr>
+            <w:tcW w:w="2027" w:type="dxa"/>
+          </w:tcPr>
+          <w:p>
+            <w:pPr>
+              <w:spacing w:before="80" w:after="80"/>
+              <w:rPr>
+                <w:sz w:val="18"/>
+                <w:szCs w:val="18"/>
+              </w:rPr>
+            </w:pPr>
+            <w:r>
+              <w:rPr>
+                <w:sz w:val="18"/>
+                <w:szCs w:val="18"/>
+              </w:rPr>
+              <w:t>Administrator shall be able to schedule and perform database backups and restoration in order to prevent data loss in the event of a failure.</w:t>
+            </w:r>
+          </w:p>
+        </w:tc>
+        <w:tc>
+          <w:tcPr>
+            <w:tcW w:w="2113" w:type="dxa"/>
+          </w:tcPr>
+          <w:p>
+            <w:pPr>
+              <w:spacing w:before="80" w:after="80"/>
+              <w:rPr>
+                <w:sz w:val="24"/>
+                <w:szCs w:val="24"/>
+              </w:rPr>
+            </w:pPr>
+            <w:r>
+              <w:rPr>
+                <w:color w:val="444444"/>
+                <w:sz w:val="17"/>
+                <w:szCs w:val="17"/>
+              </w:rPr>
+              <w:t>Backups must be stored in at least two geographically separate locations.</w:t>
+            </w:r>
+          </w:p>
+        </w:tc>
+        <w:tc>
+          <w:tcPr>
+            <w:tcW w:w="1104" w:type="dxa"/>
+            <w:vAlign w:val="center"/>
+          </w:tcPr>
+          <w:p>
+            <w:pPr>
+              <w:spacing w:before="80" w:after="80"/>
+              <w:jc w:val="center"/>
+              <w:rPr>
+                <w:sz w:val="24"/>
+                <w:szCs w:val="24"/>
+              </w:rPr>
+            </w:pPr>
+            <w:r>
+              <w:rPr>
+                <w:sz w:val="24"/>
+                <w:szCs w:val="24"/>
+              </w:rPr>
+              <w:t>1</w:t>
+            </w:r>
+          </w:p>
+        </w:tc>
+        <w:tc>
+          <w:tcPr>
+            <w:tcW w:w="1599" w:type="dxa"/>
+          </w:tcPr>
+          <w:p>
+            <w:pPr>
+              <w:spacing w:before="80" w:after="80"/>
+              <w:rPr>
+                <w:sz w:val="24"/>
+                <w:szCs w:val="24"/>
+              </w:rPr>
+            </w:pPr>
+          </w:p>
+        </w:tc>
+        <w:tc>
+          <w:tcPr>
+            <w:tcW w:w="1612" w:type="dxa"/>
+          </w:tcPr>
+          <w:p>
+            <w:pPr>
+              <w:spacing w:before="80" w:after="80"/>
+              <w:rPr>
+                <w:sz w:val="24"/>
+                <w:szCs w:val="24"/>
+              </w:rPr>
+            </w:pPr>
+          </w:p>
+        </w:tc>
+      </w:tr>
+      <w:tr>
+        <w:tc>
+          <w:tcPr>
+            <w:tcW w:w="1255" w:type="dxa"/>
+            <w:vAlign w:val="center"/>
+          </w:tcPr>
+          <w:p>
+            <w:pPr>
+              <w:spacing w:before="80" w:after="80"/>
+              <w:jc w:val="center"/>
+              <w:rPr>
+                <w:sz w:val="24"/>
+                <w:szCs w:val="24"/>
+              </w:rPr>
+            </w:pPr>
+            <w:r>
+              <w:rPr>
+                <w:sz w:val="24"/>
+                <w:szCs w:val="24"/>
+              </w:rPr>
+              <w:t>BS_05</w:t>
+            </w:r>
+          </w:p>
+        </w:tc>
+        <w:tc>
+          <w:tcPr>
+            <w:tcW w:w="2027" w:type="dxa"/>
+          </w:tcPr>
+          <w:p>
+            <w:pPr>
+              <w:spacing w:before="80" w:after="80"/>
+              <w:rPr>
+                <w:sz w:val="18"/>
+                <w:szCs w:val="18"/>
+              </w:rPr>
+            </w:pPr>
+            <w:r>
+              <w:rPr>
+                <w:sz w:val="18"/>
+                <w:szCs w:val="18"/>
+              </w:rPr>
+              <w:t>Administrator shall be able to view and export full system audit logs in order to investigate security incidents and user activity.</w:t>
+            </w:r>
+          </w:p>
+        </w:tc>
+        <w:tc>
+          <w:tcPr>
+            <w:tcW w:w="2113" w:type="dxa"/>
+          </w:tcPr>
+          <w:p>
+            <w:pPr>
+              <w:spacing w:before="80" w:after="80"/>
+              <w:rPr>
+                <w:sz w:val="24"/>
+                <w:szCs w:val="24"/>
+              </w:rPr>
+            </w:pPr>
+            <w:r>
+              <w:rPr>
+                <w:color w:val="444444"/>
+                <w:sz w:val="17"/>
+                <w:szCs w:val="17"/>
+              </w:rPr>
+              <w:t>Logs are tamper-proof. Export formats include PDF and CSV.</w:t>
+            </w:r>
+          </w:p>
+        </w:tc>
+        <w:tc>
+          <w:tcPr>
+            <w:tcW w:w="1104" w:type="dxa"/>
+            <w:vAlign w:val="center"/>
+          </w:tcPr>
+          <w:p>
+            <w:pPr>
+              <w:spacing w:before="80" w:after="80"/>
+              <w:jc w:val="center"/>
+              <w:rPr>
+                <w:sz w:val="24"/>
+                <w:szCs w:val="24"/>
+              </w:rPr>
+            </w:pPr>
+            <w:r>
+              <w:rPr>
+                <w:sz w:val="24"/>
+                <w:szCs w:val="24"/>
+              </w:rPr>
+              <w:t>1</w:t>
+            </w:r>
+          </w:p>
+        </w:tc>
+        <w:tc>
+          <w:tcPr>
+            <w:tcW w:w="1599" w:type="dxa"/>
+          </w:tcPr>
+          <w:p>
+            <w:pPr>
+              <w:spacing w:before="80" w:after="80"/>
+              <w:rPr>
+                <w:sz w:val="24"/>
+                <w:szCs w:val="24"/>
+              </w:rPr>
+            </w:pPr>
+          </w:p>
+        </w:tc>
+        <w:tc>
+          <w:tcPr>
+            <w:tcW w:w="1612" w:type="dxa"/>
+          </w:tcPr>
+          <w:p>
+            <w:pPr>
+              <w:spacing w:before="80" w:after="80"/>
+              <w:rPr>
+                <w:sz w:val="24"/>
+                <w:szCs w:val="24"/>
+              </w:rPr>
+            </w:pPr>
+          </w:p>
+        </w:tc>
+      </w:tr>
+      <w:tr>
+        <w:tc>
+          <w:tcPr>
+            <w:tcW w:w="1255" w:type="dxa"/>
+            <w:vAlign w:val="center"/>
+          </w:tcPr>
+          <w:p>
+            <w:pPr>
+              <w:spacing w:before="80" w:after="80"/>
+              <w:jc w:val="center"/>
+              <w:rPr>
+                <w:sz w:val="24"/>
+                <w:szCs w:val="24"/>
+              </w:rPr>
+            </w:pPr>
+            <w:r>
+              <w:rPr>
+                <w:sz w:val="24"/>
+                <w:szCs w:val="24"/>
+              </w:rPr>
+              <w:t>BS_06</w:t>
+            </w:r>
+          </w:p>
+        </w:tc>
+        <w:tc>
+          <w:tcPr>
+            <w:tcW w:w="2027" w:type="dxa"/>
+          </w:tcPr>
+          <w:p>
+            <w:pPr>
+              <w:spacing w:before="80" w:after="80"/>
+              <w:rPr>
+                <w:sz w:val="18"/>
+                <w:szCs w:val="18"/>
+              </w:rPr>
+            </w:pPr>
+            <w:r>
+              <w:rPr>
+                <w:sz w:val="18"/>
+                <w:szCs w:val="18"/>
+              </w:rPr>
+              <w:t>Administrator shall be able to deploy software updates and security patches in order to keep the system secure and up to date.</w:t>
+            </w:r>
+          </w:p>
+        </w:tc>
+        <w:tc>
+          <w:tcPr>
+            <w:tcW w:w="2113" w:type="dxa"/>
+          </w:tcPr>
+          <w:p>
+            <w:pPr>
+              <w:spacing w:before="80" w:after="80"/>
+              <w:rPr>
+                <w:sz w:val="24"/>
+                <w:szCs w:val="24"/>
+              </w:rPr>
+            </w:pPr>
+            <w:r>
+              <w:rPr>
+                <w:color w:val="444444"/>
+                <w:sz w:val="17"/>
+                <w:szCs w:val="17"/>
+              </w:rPr>
+              <w:t>Critical patches must be deployable without full system downtime.</w:t>
+            </w:r>
+          </w:p>
+        </w:tc>
+        <w:tc>
+          <w:tcPr>
+            <w:tcW w:w="1104" w:type="dxa"/>
+            <w:vAlign w:val="center"/>
+          </w:tcPr>
+          <w:p>
+            <w:pPr>
+              <w:spacing w:before="80" w:after="80"/>
+              <w:jc w:val="center"/>
+              <w:rPr>
+                <w:sz w:val="24"/>
+                <w:szCs w:val="24"/>
+              </w:rPr>
+            </w:pPr>
+            <w:r>
+              <w:rPr>
+                <w:sz w:val="24"/>
+                <w:szCs w:val="24"/>
+              </w:rPr>
+              <w:t>2</w:t>
+            </w:r>
+          </w:p>
+        </w:tc>
+        <w:tc>
+          <w:tcPr>
+            <w:tcW w:w="1599" w:type="dxa"/>
+          </w:tcPr>
+          <w:p>
+            <w:pPr>
+              <w:spacing w:before="80" w:after="80"/>
+              <w:rPr>
+                <w:sz w:val="24"/>
+                <w:szCs w:val="24"/>
+              </w:rPr>
+            </w:pPr>
+          </w:p>
+        </w:tc>
+        <w:tc>
+          <w:tcPr>
+            <w:tcW w:w="1612" w:type="dxa"/>
+          </w:tcPr>
+          <w:p>
+            <w:pPr>
+              <w:spacing w:before="80" w:after="80"/>
+              <w:rPr>
+                <w:sz w:val="24"/>
+                <w:szCs w:val="24"/>
+              </w:rPr>
+            </w:pPr>
+          </w:p>
+        </w:tc>
+      </w:tr>
+      <w:tr>
+        <w:tc>
+          <w:tcPr>
+            <w:tcW w:w="1255" w:type="dxa"/>
+            <w:vAlign w:val="center"/>
+          </w:tcPr>
+          <w:p>
+            <w:pPr>
+              <w:spacing w:before="80" w:after="80"/>
+              <w:jc w:val="center"/>
+              <w:rPr>
+                <w:sz w:val="24"/>
+                <w:szCs w:val="24"/>
+              </w:rPr>
+            </w:pPr>
+            <w:r>
+              <w:rPr>
+                <w:sz w:val="24"/>
+                <w:szCs w:val="24"/>
+              </w:rPr>
+              <w:t>BS_07</w:t>
+            </w:r>
+          </w:p>
+        </w:tc>
+        <w:tc>
+          <w:tcPr>
+            <w:tcW w:w="2027" w:type="dxa"/>
+          </w:tcPr>
+          <w:p>
+            <w:pPr>
+              <w:spacing w:before="80" w:after="80"/>
+              <w:rPr>
+                <w:sz w:val="18"/>
+                <w:szCs w:val="18"/>
+              </w:rPr>
+            </w:pPr>
+            <w:r>
+              <w:rPr>
+                <w:sz w:val="18"/>
+                <w:szCs w:val="18"/>
+              </w:rPr>
+              <w:t>Bank Director shall be able to access executive dashboards displaying key performance indicators in order to support strategic decision-making.</w:t>
+            </w:r>
+          </w:p>
+        </w:tc>
+        <w:tc>
+          <w:tcPr>
+            <w:tcW w:w="2113" w:type="dxa"/>
+          </w:tcPr>
+          <w:p>
+            <w:pPr>
+              <w:spacing w:before="80" w:after="80"/>
+              <w:rPr>
+                <w:sz w:val="24"/>
+                <w:szCs w:val="24"/>
+              </w:rPr>
+            </w:pPr>
+            <w:r>
+              <w:rPr>
+                <w:color w:val="444444"/>
+                <w:sz w:val="17"/>
+                <w:szCs w:val="17"/>
+              </w:rPr>
+              <w:t>KPIs include revenue, loan portfolio performance, branch activity, and customer growth.</w:t>
+            </w:r>
+          </w:p>
+        </w:tc>
+        <w:tc>
+          <w:tcPr>
+            <w:tcW w:w="1104" w:type="dxa"/>
+            <w:vAlign w:val="center"/>
+          </w:tcPr>
+          <w:p>
+            <w:pPr>
+              <w:spacing w:before="80" w:after="80"/>
+              <w:jc w:val="center"/>
+              <w:rPr>
+                <w:sz w:val="24"/>
+                <w:szCs w:val="24"/>
+              </w:rPr>
+            </w:pPr>
+            <w:r>
+              <w:rPr>
+                <w:sz w:val="24"/>
+                <w:szCs w:val="24"/>
+              </w:rPr>
+              <w:t>1</w:t>
+            </w:r>
+          </w:p>
+        </w:tc>
+        <w:tc>
+          <w:tcPr>
+            <w:tcW w:w="1599" w:type="dxa"/>
+          </w:tcPr>
+          <w:p>
+            <w:pPr>
+              <w:spacing w:before="80" w:after="80"/>
+              <w:rPr>
+                <w:sz w:val="24"/>
+                <w:szCs w:val="24"/>
+              </w:rPr>
+            </w:pPr>
+          </w:p>
+        </w:tc>
+        <w:tc>
+          <w:tcPr>
+            <w:tcW w:w="1612" w:type="dxa"/>
+          </w:tcPr>
+          <w:p>
+            <w:pPr>
+              <w:spacing w:before="80" w:after="80"/>
+              <w:rPr>
+                <w:sz w:val="24"/>
+                <w:szCs w:val="24"/>
+              </w:rPr>
+            </w:pPr>
+          </w:p>
+        </w:tc>
+      </w:tr>
+      <w:tr>
+        <w:tc>
+          <w:tcPr>
+            <w:tcW w:w="1255" w:type="dxa"/>
+            <w:vAlign w:val="center"/>
+          </w:tcPr>
+          <w:p>
+            <w:pPr>
+              <w:spacing w:before="80" w:after="80"/>
+              <w:jc w:val="center"/>
+              <w:rPr>
+                <w:sz w:val="24"/>
+                <w:szCs w:val="24"/>
+              </w:rPr>
+            </w:pPr>
+            <w:r>
+              <w:rPr>
+                <w:sz w:val="24"/>
+                <w:szCs w:val="24"/>
+              </w:rPr>
+              <w:t>BS_08</w:t>
+            </w:r>
+          </w:p>
+        </w:tc>
+        <w:tc>
+          <w:tcPr>
+            <w:tcW w:w="2027" w:type="dxa"/>
+          </w:tcPr>
+          <w:p>
+            <w:pPr>
+              <w:spacing w:before="80" w:after="80"/>
+              <w:rPr>
+                <w:sz w:val="18"/>
+                <w:szCs w:val="18"/>
+              </w:rPr>
+            </w:pPr>
+            <w:r>
+              <w:rPr>
+                <w:sz w:val="18"/>
+                <w:szCs w:val="18"/>
+              </w:rPr>
+              <w:t>Bank Director shall be able to view comprehensive financial reports including profit/loss summaries and balance sheets in order to assess the overall health of the bank.</w:t>
+            </w:r>
+          </w:p>
+        </w:tc>
+        <w:tc>
+          <w:tcPr>
+            <w:tcW w:w="2113" w:type="dxa"/>
+          </w:tcPr>
+          <w:p>
+            <w:pPr>
+              <w:spacing w:before="80" w:after="80"/>
+              <w:rPr>
+                <w:sz w:val="24"/>
+                <w:szCs w:val="24"/>
+              </w:rPr>
+            </w:pPr>
+            <w:r>
+              <w:rPr>
+                <w:color w:val="444444"/>
+                <w:sz w:val="17"/>
+                <w:szCs w:val="17"/>
+              </w:rPr>
+              <w:t>Reports are filterable by date range, branch, and product type.</w:t>
+            </w:r>
+          </w:p>
+        </w:tc>
+        <w:tc>
+          <w:tcPr>
+            <w:tcW w:w="1104" w:type="dxa"/>
+            <w:vAlign w:val="center"/>
+          </w:tcPr>
+          <w:p>
+            <w:pPr>
+              <w:spacing w:before="80" w:after="80"/>
+              <w:jc w:val="center"/>
+              <w:rPr>
+                <w:sz w:val="24"/>
+                <w:szCs w:val="24"/>
+              </w:rPr>
+            </w:pPr>
+            <w:r>
+              <w:rPr>
+                <w:sz w:val="24"/>
+                <w:szCs w:val="24"/>
+              </w:rPr>
+              <w:t>1</w:t>
+            </w:r>
+          </w:p>
+        </w:tc>
+        <w:tc>
+          <w:tcPr>
+            <w:tcW w:w="1599" w:type="dxa"/>
+          </w:tcPr>
+          <w:p>
+            <w:pPr>
+              <w:spacing w:before="80" w:after="80"/>
+              <w:rPr>
+                <w:sz w:val="24"/>
+                <w:szCs w:val="24"/>
+              </w:rPr>
+            </w:pPr>
+          </w:p>
+        </w:tc>
+        <w:tc>
+          <w:tcPr>
+            <w:tcW w:w="1612" w:type="dxa"/>
+          </w:tcPr>
+          <w:p>
+            <w:pPr>
+              <w:spacing w:before="80" w:after="80"/>
+              <w:rPr>
+                <w:sz w:val="24"/>
+                <w:szCs w:val="24"/>
+              </w:rPr>
+            </w:pPr>
+          </w:p>
+        </w:tc>
+      </w:tr>
+      <w:tr>
+        <w:tc>
+          <w:tcPr>
+            <w:tcW w:w="1255" w:type="dxa"/>
+            <w:vAlign w:val="center"/>
+          </w:tcPr>
+          <w:p>
+            <w:pPr>
+              <w:spacing w:before="80" w:after="80"/>
+              <w:jc w:val="center"/>
+              <w:rPr>
+                <w:sz w:val="24"/>
+                <w:szCs w:val="24"/>
+              </w:rPr>
+            </w:pPr>
+            <w:r>
+              <w:rPr>
+                <w:sz w:val="24"/>
+                <w:szCs w:val="24"/>
+              </w:rPr>
+              <w:t>BS_09</w:t>
+            </w:r>
+          </w:p>
+        </w:tc>
+        <w:tc>
+          <w:tcPr>
+            <w:tcW w:w="2027" w:type="dxa"/>
+          </w:tcPr>
+          <w:p>
+            <w:pPr>
+              <w:spacing w:before="80" w:after="80"/>
+              <w:rPr>
+                <w:sz w:val="18"/>
+                <w:szCs w:val="18"/>
+              </w:rPr>
+            </w:pPr>
+            <w:r>
+              <w:rPr>
+                <w:sz w:val="18"/>
+                <w:szCs w:val="18"/>
+              </w:rPr>
+              <w:t>Bank Director shall be able to approve or reject high-value loan applications above a defined threshold in order to maintain control over major lending decisions.</w:t>
+            </w:r>
+          </w:p>
+        </w:tc>
+        <w:tc>
+          <w:tcPr>
+            <w:tcW w:w="2113" w:type="dxa"/>
+          </w:tcPr>
+          <w:p>
+            <w:pPr>
+              <w:spacing w:before="80" w:after="80"/>
+              <w:rPr>
+                <w:sz w:val="24"/>
+                <w:szCs w:val="24"/>
+              </w:rPr>
+            </w:pPr>
+            <w:r>
+              <w:rPr>
+                <w:color w:val="444444"/>
+                <w:sz w:val="17"/>
+                <w:szCs w:val="17"/>
+              </w:rPr>
+              <w:t>Threshold value is configurable by the Administrator. Decisions are logged.</w:t>
+            </w:r>
+          </w:p>
+        </w:tc>
+        <w:tc>
+          <w:tcPr>
+            <w:tcW w:w="1104" w:type="dxa"/>
+            <w:vAlign w:val="center"/>
+          </w:tcPr>
+          <w:p>
+            <w:pPr>
+              <w:spacing w:before="80" w:after="80"/>
+              <w:jc w:val="center"/>
+              <w:rPr>
+                <w:sz w:val="24"/>
+                <w:szCs w:val="24"/>
+              </w:rPr>
+            </w:pPr>
+            <w:r>
+              <w:rPr>
+                <w:sz w:val="24"/>
+                <w:szCs w:val="24"/>
+              </w:rPr>
+              <w:t>1</w:t>
+            </w:r>
+          </w:p>
+        </w:tc>
+        <w:tc>
+          <w:tcPr>
+            <w:tcW w:w="1599" w:type="dxa"/>
+          </w:tcPr>
+          <w:p>
+            <w:pPr>
+              <w:spacing w:before="80" w:after="80"/>
+              <w:rPr>
+                <w:sz w:val="24"/>
+                <w:szCs w:val="24"/>
+              </w:rPr>
+            </w:pPr>
+          </w:p>
+        </w:tc>
+        <w:tc>
+          <w:tcPr>
+            <w:tcW w:w="1612" w:type="dxa"/>
+          </w:tcPr>
+          <w:p>
+            <w:pPr>
+              <w:spacing w:before="80" w:after="80"/>
+              <w:rPr>
+                <w:sz w:val="24"/>
+                <w:szCs w:val="24"/>
+              </w:rPr>
+            </w:pPr>
+          </w:p>
+        </w:tc>
+      </w:tr>
+    </w:tbl>
+    <w:p/>
+    <w:p/>
+    <w:p/>
+    <w:tbl>
+      <w:tblPr>
+        <w:tblStyle w:val="TableGrid"/>
+        <w:tblW w:w="0" w:type="auto"/>
+        <w:tblLook w:val="04A0" w:firstRow="1" w:lastRow="0" w:firstColumn="1" w:lastColumn="0" w:noHBand="0" w:noVBand="1"/>
+      </w:tblPr>
+      <w:tblGrid>
+        <w:gridCol w:w="1255"/>
+        <w:gridCol w:w="2027"/>
+        <w:gridCol w:w="2113"/>
+        <w:gridCol w:w="1104"/>
+        <w:gridCol w:w="1599"/>
+        <w:gridCol w:w="1612"/>
+      </w:tblGrid>
+      <w:tr>
+        <w:tc>
+          <w:tcPr>
+            <w:tcW w:w="1255" w:type="dxa"/>
+            <w:vAlign w:val="center"/>
+          </w:tcPr>
+          <w:p>
+            <w:pPr>
+              <w:spacing w:before="80" w:after="80"/>
+              <w:jc w:val="center"/>
+              <w:rPr>
+                <w:sz w:val="24"/>
+                <w:szCs w:val="24"/>
+              </w:rPr>
+            </w:pPr>
+            <w:r>
+              <w:rPr>
+                <w:b/>
+                <w:bCs/>
+                <w:sz w:val="24"/>
+                <w:szCs w:val="24"/>
+              </w:rPr>
+              <w:lastRenderedPageBreak/>
+              <w:t>Req #</w:t>
+            </w:r>
+          </w:p>
+        </w:tc>
+        <w:tc>
+          <w:tcPr>
+            <w:tcW w:w="2027" w:type="dxa"/>
+            <w:vAlign w:val="center"/>
+          </w:tcPr>
+          <w:p>
+            <w:pPr>
+              <w:spacing w:before="80" w:after="80"/>
+              <w:rPr>
+                <w:sz w:val="18"/>
+                <w:szCs w:val="18"/>
+              </w:rPr>
+            </w:pPr>
+            <w:r>
+              <w:rPr>
+                <w:b/>
+                <w:bCs/>
+                <w:sz w:val="24"/>
+                <w:szCs w:val="24"/>
+              </w:rPr>
+              <w:t>Requirement</w:t>
+            </w:r>
+          </w:p>
+        </w:tc>
+        <w:tc>
+          <w:tcPr>
+            <w:tcW w:w="2113" w:type="dxa"/>
+            <w:vAlign w:val="center"/>
+          </w:tcPr>
+          <w:p>
+            <w:pPr>
+              <w:spacing w:before="80" w:after="80"/>
+              <w:rPr>
+                <w:sz w:val="24"/>
+                <w:szCs w:val="24"/>
+              </w:rPr>
+            </w:pPr>
+            <w:r>
+              <w:rPr>
+                <w:b/>
+                <w:bCs/>
+                <w:sz w:val="24"/>
+                <w:szCs w:val="24"/>
+              </w:rPr>
+              <w:t>Comments</w:t>
+            </w:r>
+          </w:p>
+        </w:tc>
+        <w:tc>
+          <w:tcPr>
+            <w:tcW w:w="1104" w:type="dxa"/>
+            <w:vAlign w:val="center"/>
+          </w:tcPr>
+          <w:p>
+            <w:pPr>
+              <w:spacing w:before="80" w:after="80"/>
+              <w:jc w:val="center"/>
+              <w:rPr>
+                <w:sz w:val="24"/>
+                <w:szCs w:val="24"/>
+              </w:rPr>
+            </w:pPr>
+            <w:r>
+              <w:rPr>
+                <w:b/>
+                <w:bCs/>
+                <w:sz w:val="24"/>
+                <w:szCs w:val="24"/>
+              </w:rPr>
+              <w:t>Priority</w:t>
+            </w:r>
+          </w:p>
+        </w:tc>
+        <w:tc>
+          <w:tcPr>
+            <w:tcW w:w="1599" w:type="dxa"/>
+            <w:vAlign w:val="center"/>
+          </w:tcPr>
+          <w:p>
+            <w:pPr>
+              <w:spacing w:before="80" w:after="80"/>
+              <w:rPr>
+                <w:sz w:val="24"/>
+                <w:szCs w:val="24"/>
+              </w:rPr>
+            </w:pPr>
+            <w:r>
+              <w:rPr>
+                <w:b/>
+                <w:bCs/>
+                <w:sz w:val="24"/>
+                <w:szCs w:val="24"/>
+              </w:rPr>
+              <w:t xml:space="preserve">Date </w:t>
+            </w:r>
+            <w:proofErr w:type="spellStart"/>
+            <w:r>
+              <w:rPr>
+                <w:b/>
+                <w:bCs/>
+                <w:sz w:val="24"/>
+                <w:szCs w:val="24"/>
+              </w:rPr>
+              <w:t>Rvwd</w:t>
+            </w:r>
+            <w:proofErr w:type="spellEnd"/>
+          </w:p>
+        </w:tc>
+        <w:tc>
+          <w:tcPr>
+            <w:tcW w:w="1612" w:type="dxa"/>
+            <w:vAlign w:val="center"/>
+          </w:tcPr>
+          <w:p>
+            <w:pPr>
+              <w:spacing w:before="80" w:after="80"/>
+              <w:jc w:val="center"/>
+              <w:rPr>
+                <w:b/>
+                <w:bCs/>
+                <w:sz w:val="24"/>
+                <w:szCs w:val="24"/>
+              </w:rPr>
+            </w:pPr>
+            <w:r>
+              <w:rPr>
+                <w:b/>
+                <w:bCs/>
+                <w:sz w:val="24"/>
+                <w:szCs w:val="24"/>
+              </w:rPr>
+              <w:t>SME</w:t>
+            </w:r>
+          </w:p>
+          <w:p>
+            <w:pPr>
+              <w:spacing w:before="80" w:after="80"/>
+              <w:jc w:val="center"/>
+              <w:rPr>
+                <w:b/>
+                <w:bCs/>
+                <w:sz w:val="24"/>
+                <w:szCs w:val="24"/>
+              </w:rPr>
+            </w:pPr>
+            <w:r>
+              <w:rPr>
+                <w:b/>
+                <w:bCs/>
+                <w:sz w:val="24"/>
+                <w:szCs w:val="24"/>
+              </w:rPr>
+              <w:t>Reviewed /</w:t>
+            </w:r>
+          </w:p>
+          <w:p>
+            <w:pPr>
+              <w:spacing w:before="80" w:after="80"/>
+              <w:rPr>
+                <w:sz w:val="24"/>
+                <w:szCs w:val="24"/>
+              </w:rPr>
+            </w:pPr>
+            <w:r>
+              <w:rPr>
+                <w:b/>
+                <w:bCs/>
+                <w:sz w:val="24"/>
+                <w:szCs w:val="24"/>
+              </w:rPr>
+              <w:t>Approved</w:t>
+            </w:r>
+          </w:p>
+        </w:tc>
+      </w:tr>
+      <w:tr>
+        <w:tc>
+          <w:tcPr>
+            <w:tcW w:w="1255" w:type="dxa"/>
+            <w:vAlign w:val="center"/>
+          </w:tcPr>
+          <w:p>
+            <w:pPr>
+              <w:spacing w:before="80" w:after="80"/>
+              <w:jc w:val="center"/>
+              <w:rPr>
+                <w:sz w:val="24"/>
+                <w:szCs w:val="24"/>
+              </w:rPr>
+            </w:pPr>
+            <w:r>
+              <w:rPr>
+                <w:sz w:val="24"/>
+                <w:szCs w:val="24"/>
+              </w:rPr>
+              <w:t>BS_10</w:t>
+            </w:r>
+          </w:p>
+        </w:tc>
+        <w:tc>
+          <w:tcPr>
+            <w:tcW w:w="2027" w:type="dxa"/>
+          </w:tcPr>
+          <w:p>
+            <w:pPr>
+              <w:spacing w:before="80" w:after="80"/>
+              <w:rPr>
+                <w:sz w:val="18"/>
+                <w:szCs w:val="18"/>
+              </w:rPr>
+            </w:pPr>
+            <w:r>
+              <w:rPr>
+                <w:sz w:val="18"/>
+                <w:szCs w:val="18"/>
+              </w:rPr>
+              <w:t>Bank Director shall be able to monitor branch performance across all locations in order to identify operational strengths and weaknesses.</w:t>
+            </w:r>
+          </w:p>
+        </w:tc>
+        <w:tc>
+          <w:tcPr>
+            <w:tcW w:w="2113" w:type="dxa"/>
+          </w:tcPr>
+          <w:p>
+            <w:pPr>
+              <w:spacing w:before="80" w:after="80"/>
+              <w:rPr>
+                <w:sz w:val="24"/>
+                <w:szCs w:val="24"/>
+              </w:rPr>
+            </w:pPr>
+            <w:r>
+              <w:rPr>
+                <w:color w:val="444444"/>
+                <w:sz w:val="17"/>
+                <w:szCs w:val="17"/>
+              </w:rPr>
+              <w:t xml:space="preserve">Comparison </w:t>
+            </w:r>
+            <w:proofErr w:type="gramStart"/>
+            <w:r>
+              <w:rPr>
+                <w:color w:val="444444"/>
+                <w:sz w:val="17"/>
+                <w:szCs w:val="17"/>
+              </w:rPr>
+              <w:t>view</w:t>
+            </w:r>
+            <w:proofErr w:type="gramEnd"/>
+            <w:r>
+              <w:rPr>
+                <w:color w:val="444444"/>
+                <w:sz w:val="17"/>
+                <w:szCs w:val="17"/>
+              </w:rPr>
+              <w:t xml:space="preserve"> available across branches by transaction volume, revenue, and staffing.</w:t>
+            </w:r>
+          </w:p>
+        </w:tc>
+        <w:tc>
+          <w:tcPr>
+            <w:tcW w:w="1104" w:type="dxa"/>
+            <w:vAlign w:val="center"/>
+          </w:tcPr>
+          <w:p>
+            <w:pPr>
+              <w:spacing w:before="80" w:after="80"/>
+              <w:jc w:val="center"/>
+              <w:rPr>
+                <w:sz w:val="24"/>
+                <w:szCs w:val="24"/>
+              </w:rPr>
+            </w:pPr>
+            <w:r>
+              <w:rPr>
+                <w:sz w:val="24"/>
+                <w:szCs w:val="24"/>
+              </w:rPr>
+              <w:t>1</w:t>
+            </w:r>
+          </w:p>
+        </w:tc>
+        <w:tc>
+          <w:tcPr>
+            <w:tcW w:w="1599" w:type="dxa"/>
+          </w:tcPr>
+          <w:p>
+            <w:pPr>
+              <w:spacing w:before="80" w:after="80"/>
+              <w:rPr>
+                <w:sz w:val="24"/>
+                <w:szCs w:val="24"/>
+              </w:rPr>
+            </w:pPr>
+          </w:p>
+        </w:tc>
+        <w:tc>
+          <w:tcPr>
+            <w:tcW w:w="1612" w:type="dxa"/>
+          </w:tcPr>
+          <w:p>
+            <w:pPr>
+              <w:spacing w:before="80" w:after="80"/>
+              <w:rPr>
+                <w:sz w:val="24"/>
+                <w:szCs w:val="24"/>
+              </w:rPr>
+            </w:pPr>
+          </w:p>
+        </w:tc>
+      </w:tr>
+      <w:tr>
+        <w:tc>
+          <w:tcPr>
+            <w:tcW w:w="1255" w:type="dxa"/>
+            <w:vAlign w:val="center"/>
+          </w:tcPr>
+          <w:p>
+            <w:pPr>
+              <w:spacing w:before="80" w:after="80"/>
+              <w:jc w:val="center"/>
+              <w:rPr>
+                <w:sz w:val="24"/>
+                <w:szCs w:val="24"/>
+              </w:rPr>
+            </w:pPr>
+            <w:r>
+              <w:rPr>
+                <w:sz w:val="24"/>
+                <w:szCs w:val="24"/>
+              </w:rPr>
+              <w:t>BS_11</w:t>
+            </w:r>
+          </w:p>
+        </w:tc>
+        <w:tc>
+          <w:tcPr>
+            <w:tcW w:w="2027" w:type="dxa"/>
+          </w:tcPr>
+          <w:p>
+            <w:pPr>
+              <w:spacing w:before="80" w:after="80"/>
+              <w:rPr>
+                <w:sz w:val="18"/>
+                <w:szCs w:val="18"/>
+              </w:rPr>
+            </w:pPr>
+            <w:r>
+              <w:rPr>
+                <w:sz w:val="18"/>
+                <w:szCs w:val="18"/>
+              </w:rPr>
+              <w:t>Bank Director shall be able to configure bank-wide interest rates and fee structures in order to align financial products with strategic policies.</w:t>
+            </w:r>
+          </w:p>
+        </w:tc>
+        <w:tc>
+          <w:tcPr>
+            <w:tcW w:w="2113" w:type="dxa"/>
+          </w:tcPr>
+          <w:p>
+            <w:pPr>
+              <w:spacing w:before="80" w:after="80"/>
+              <w:rPr>
+                <w:sz w:val="24"/>
+                <w:szCs w:val="24"/>
+              </w:rPr>
+            </w:pPr>
+            <w:r>
+              <w:rPr>
+                <w:color w:val="444444"/>
+                <w:sz w:val="17"/>
+                <w:szCs w:val="17"/>
+              </w:rPr>
+              <w:t>Changes take effect from a scheduled date and are subject to compliance validation.</w:t>
+            </w:r>
+          </w:p>
+        </w:tc>
+        <w:tc>
+          <w:tcPr>
+            <w:tcW w:w="1104" w:type="dxa"/>
+            <w:vAlign w:val="center"/>
+          </w:tcPr>
+          <w:p>
+            <w:pPr>
+              <w:spacing w:before="80" w:after="80"/>
+              <w:jc w:val="center"/>
+              <w:rPr>
+                <w:sz w:val="24"/>
+                <w:szCs w:val="24"/>
+              </w:rPr>
+            </w:pPr>
+            <w:r>
+              <w:rPr>
+                <w:sz w:val="24"/>
+                <w:szCs w:val="24"/>
+              </w:rPr>
+              <w:t>2</w:t>
+            </w:r>
+          </w:p>
+        </w:tc>
+        <w:tc>
+          <w:tcPr>
+            <w:tcW w:w="1599" w:type="dxa"/>
+          </w:tcPr>
+          <w:p>
+            <w:pPr>
+              <w:spacing w:before="80" w:after="80"/>
+              <w:rPr>
+                <w:sz w:val="24"/>
+                <w:szCs w:val="24"/>
+              </w:rPr>
+            </w:pPr>
+          </w:p>
+        </w:tc>
+        <w:tc>
+          <w:tcPr>
+            <w:tcW w:w="1612" w:type="dxa"/>
+          </w:tcPr>
+          <w:p>
+            <w:pPr>
+              <w:spacing w:before="80" w:after="80"/>
+              <w:rPr>
+                <w:sz w:val="24"/>
+                <w:szCs w:val="24"/>
+              </w:rPr>
+            </w:pPr>
+          </w:p>
+        </w:tc>
+      </w:tr>
+      <w:tr>
+        <w:tc>
+          <w:tcPr>
+            <w:tcW w:w="1255" w:type="dxa"/>
+            <w:vAlign w:val="center"/>
+          </w:tcPr>
+          <w:p>
+            <w:pPr>
+              <w:spacing w:before="80" w:after="80"/>
+              <w:jc w:val="center"/>
+              <w:rPr>
+                <w:sz w:val="24"/>
+                <w:szCs w:val="24"/>
+              </w:rPr>
+            </w:pPr>
+            <w:r>
+              <w:rPr>
+                <w:sz w:val="24"/>
+                <w:szCs w:val="24"/>
+              </w:rPr>
+              <w:t>BS_12</w:t>
+            </w:r>
+          </w:p>
+        </w:tc>
+        <w:tc>
+          <w:tcPr>
+            <w:tcW w:w="2027" w:type="dxa"/>
+          </w:tcPr>
+          <w:p>
+            <w:pPr>
+              <w:spacing w:before="80" w:after="80"/>
+              <w:rPr>
+                <w:sz w:val="18"/>
+                <w:szCs w:val="18"/>
+              </w:rPr>
+            </w:pPr>
+            <w:r>
+              <w:rPr>
+                <w:sz w:val="18"/>
+                <w:szCs w:val="18"/>
+              </w:rPr>
+              <w:t>Bank Director shall be able to receive automated alerts for fraud flags and system anomalies in order to respond promptly to critical incidents.</w:t>
+            </w:r>
+          </w:p>
+        </w:tc>
+        <w:tc>
+          <w:tcPr>
+            <w:tcW w:w="2113" w:type="dxa"/>
+          </w:tcPr>
+          <w:p>
+            <w:pPr>
+              <w:spacing w:before="80" w:after="80"/>
+              <w:rPr>
+                <w:sz w:val="24"/>
+                <w:szCs w:val="24"/>
+              </w:rPr>
+            </w:pPr>
+            <w:r>
+              <w:rPr>
+                <w:color w:val="444444"/>
+                <w:sz w:val="17"/>
+                <w:szCs w:val="17"/>
+              </w:rPr>
+              <w:t>Alerts are delivered via email, SMS, and in-app notification simultaneously.</w:t>
+            </w:r>
+          </w:p>
+        </w:tc>
+        <w:tc>
+          <w:tcPr>
+            <w:tcW w:w="1104" w:type="dxa"/>
+            <w:vAlign w:val="center"/>
+          </w:tcPr>
+          <w:p>
+            <w:pPr>
+              <w:spacing w:before="80" w:after="80"/>
+              <w:jc w:val="center"/>
+              <w:rPr>
+                <w:sz w:val="24"/>
+                <w:szCs w:val="24"/>
+              </w:rPr>
+            </w:pPr>
+            <w:r>
+              <w:rPr>
+                <w:sz w:val="24"/>
+                <w:szCs w:val="24"/>
+              </w:rPr>
+              <w:t>1</w:t>
+            </w:r>
+          </w:p>
+        </w:tc>
+        <w:tc>
+          <w:tcPr>
+            <w:tcW w:w="1599" w:type="dxa"/>
+          </w:tcPr>
+          <w:p>
+            <w:pPr>
+              <w:spacing w:before="80" w:after="80"/>
+              <w:rPr>
+                <w:sz w:val="24"/>
+                <w:szCs w:val="24"/>
+              </w:rPr>
+            </w:pPr>
+          </w:p>
+        </w:tc>
+        <w:tc>
+          <w:tcPr>
+            <w:tcW w:w="1612" w:type="dxa"/>
+          </w:tcPr>
+          <w:p>
+            <w:pPr>
+              <w:spacing w:before="80" w:after="80"/>
+              <w:rPr>
+                <w:sz w:val="24"/>
+                <w:szCs w:val="24"/>
+              </w:rPr>
+            </w:pPr>
+          </w:p>
+        </w:tc>
+      </w:tr>
+      <w:tr>
+        <w:tc>
+          <w:tcPr>
+            <w:tcW w:w="1255" w:type="dxa"/>
+            <w:vAlign w:val="center"/>
+          </w:tcPr>
+          <w:p>
+            <w:pPr>
+              <w:spacing w:before="80" w:after="80"/>
+              <w:jc w:val="center"/>
+              <w:rPr>
+                <w:sz w:val="24"/>
+                <w:szCs w:val="24"/>
+              </w:rPr>
+            </w:pPr>
+            <w:r>
+              <w:rPr>
+                <w:sz w:val="24"/>
+                <w:szCs w:val="24"/>
+              </w:rPr>
+              <w:t>BS_13</w:t>
+            </w:r>
+          </w:p>
+        </w:tc>
+        <w:tc>
+          <w:tcPr>
+            <w:tcW w:w="2027" w:type="dxa"/>
+          </w:tcPr>
+          <w:p>
+            <w:pPr>
+              <w:spacing w:before="80" w:after="80"/>
+              <w:rPr>
+                <w:sz w:val="18"/>
+                <w:szCs w:val="18"/>
+              </w:rPr>
+            </w:pPr>
+            <w:r>
+              <w:rPr>
+                <w:sz w:val="18"/>
+                <w:szCs w:val="18"/>
+              </w:rPr>
+              <w:t>Bank Employee (Staff) shall be able to create and manage all customer account types including savings, loans, and fixed deposits in order to support the full account lifecycle.</w:t>
+            </w:r>
+          </w:p>
+        </w:tc>
+        <w:tc>
+          <w:tcPr>
+            <w:tcW w:w="2113" w:type="dxa"/>
+          </w:tcPr>
+          <w:p>
+            <w:pPr>
+              <w:spacing w:before="80" w:after="80"/>
+              <w:rPr>
+                <w:sz w:val="24"/>
+                <w:szCs w:val="24"/>
+              </w:rPr>
+            </w:pPr>
+            <w:r>
+              <w:rPr>
+                <w:color w:val="444444"/>
+                <w:sz w:val="17"/>
+                <w:szCs w:val="17"/>
+              </w:rPr>
+              <w:t>Covers creation, update, freezing, and closure workflows with full audit trail.</w:t>
+            </w:r>
+          </w:p>
+        </w:tc>
+        <w:tc>
+          <w:tcPr>
+            <w:tcW w:w="1104" w:type="dxa"/>
+            <w:vAlign w:val="center"/>
+          </w:tcPr>
+          <w:p>
+            <w:pPr>
+              <w:spacing w:before="80" w:after="80"/>
+              <w:jc w:val="center"/>
+              <w:rPr>
+                <w:sz w:val="24"/>
+                <w:szCs w:val="24"/>
+              </w:rPr>
+            </w:pPr>
+            <w:r>
+              <w:rPr>
+                <w:sz w:val="24"/>
+                <w:szCs w:val="24"/>
+              </w:rPr>
+              <w:t>1</w:t>
+            </w:r>
+          </w:p>
+        </w:tc>
+        <w:tc>
+          <w:tcPr>
+            <w:tcW w:w="1599" w:type="dxa"/>
+          </w:tcPr>
+          <w:p>
+            <w:pPr>
+              <w:spacing w:before="80" w:after="80"/>
+              <w:rPr>
+                <w:sz w:val="24"/>
+                <w:szCs w:val="24"/>
+              </w:rPr>
+            </w:pPr>
+          </w:p>
+        </w:tc>
+        <w:tc>
+          <w:tcPr>
+            <w:tcW w:w="1612" w:type="dxa"/>
+          </w:tcPr>
+          <w:p>
+            <w:pPr>
+              <w:spacing w:before="80" w:after="80"/>
+              <w:rPr>
+                <w:sz w:val="24"/>
+                <w:szCs w:val="24"/>
+              </w:rPr>
+            </w:pPr>
+          </w:p>
+        </w:tc>
+      </w:tr>
+      <w:tr>
+        <w:tc>
+          <w:tcPr>
+            <w:tcW w:w="1255" w:type="dxa"/>
+            <w:vAlign w:val="center"/>
+          </w:tcPr>
+          <w:p>
+            <w:pPr>
+              <w:spacing w:before="80" w:after="80"/>
+              <w:jc w:val="center"/>
+              <w:rPr>
+                <w:sz w:val="24"/>
+                <w:szCs w:val="24"/>
+              </w:rPr>
+            </w:pPr>
+            <w:r>
+              <w:rPr>
+                <w:sz w:val="24"/>
+                <w:szCs w:val="24"/>
+              </w:rPr>
+              <w:t>BS_14</w:t>
+            </w:r>
+          </w:p>
+        </w:tc>
+        <w:tc>
+          <w:tcPr>
+            <w:tcW w:w="2027" w:type="dxa"/>
+          </w:tcPr>
+          <w:p>
+            <w:pPr>
+              <w:spacing w:before="80" w:after="80"/>
+              <w:rPr>
+                <w:sz w:val="18"/>
+                <w:szCs w:val="18"/>
+              </w:rPr>
+            </w:pPr>
+            <w:r>
+              <w:rPr>
+                <w:sz w:val="18"/>
+                <w:szCs w:val="18"/>
+              </w:rPr>
+              <w:t>Bank Employee (Staff) shall be able to review and process loan applications including document verification and credit checks in order to facilitate lending decisions.</w:t>
+            </w:r>
+          </w:p>
+        </w:tc>
+        <w:tc>
+          <w:tcPr>
+            <w:tcW w:w="2113" w:type="dxa"/>
+          </w:tcPr>
+          <w:p>
+            <w:pPr>
+              <w:spacing w:before="80" w:after="80"/>
+              <w:rPr>
+                <w:sz w:val="24"/>
+                <w:szCs w:val="24"/>
+              </w:rPr>
+            </w:pPr>
+            <w:r>
+              <w:rPr>
+                <w:color w:val="444444"/>
+                <w:sz w:val="17"/>
+                <w:szCs w:val="17"/>
+              </w:rPr>
+              <w:t>Integrated with internal credit scoring. Large loans require manager or director approval.</w:t>
+            </w:r>
+          </w:p>
+        </w:tc>
+        <w:tc>
+          <w:tcPr>
+            <w:tcW w:w="1104" w:type="dxa"/>
+            <w:vAlign w:val="center"/>
+          </w:tcPr>
+          <w:p>
+            <w:pPr>
+              <w:spacing w:before="80" w:after="80"/>
+              <w:jc w:val="center"/>
+              <w:rPr>
+                <w:sz w:val="24"/>
+                <w:szCs w:val="24"/>
+              </w:rPr>
+            </w:pPr>
+            <w:r>
+              <w:rPr>
+                <w:sz w:val="24"/>
+                <w:szCs w:val="24"/>
+              </w:rPr>
+              <w:t>1</w:t>
+            </w:r>
+          </w:p>
+        </w:tc>
+        <w:tc>
+          <w:tcPr>
+            <w:tcW w:w="1599" w:type="dxa"/>
+          </w:tcPr>
+          <w:p>
+            <w:pPr>
+              <w:spacing w:before="80" w:after="80"/>
+              <w:rPr>
+                <w:sz w:val="24"/>
+                <w:szCs w:val="24"/>
+              </w:rPr>
+            </w:pPr>
+          </w:p>
+        </w:tc>
+        <w:tc>
+          <w:tcPr>
+            <w:tcW w:w="1612" w:type="dxa"/>
+          </w:tcPr>
+          <w:p>
+            <w:pPr>
+              <w:spacing w:before="80" w:after="80"/>
+              <w:rPr>
+                <w:sz w:val="24"/>
+                <w:szCs w:val="24"/>
+              </w:rPr>
+            </w:pPr>
+          </w:p>
+        </w:tc>
+      </w:tr>
+      <w:tr>
+        <w:tc>
+          <w:tcPr>
+            <w:tcW w:w="1255" w:type="dxa"/>
+            <w:vAlign w:val="center"/>
+          </w:tcPr>
+          <w:p>
+            <w:pPr>
+              <w:spacing w:before="80" w:after="80"/>
+              <w:jc w:val="center"/>
+              <w:rPr>
+                <w:sz w:val="24"/>
+                <w:szCs w:val="24"/>
+              </w:rPr>
+            </w:pPr>
+            <w:r>
+              <w:rPr>
+                <w:sz w:val="24"/>
+                <w:szCs w:val="24"/>
+              </w:rPr>
+              <w:t>BS_15</w:t>
+            </w:r>
+          </w:p>
+        </w:tc>
+        <w:tc>
+          <w:tcPr>
+            <w:tcW w:w="2027" w:type="dxa"/>
+          </w:tcPr>
+          <w:p>
+            <w:pPr>
+              <w:spacing w:before="80" w:after="80"/>
+              <w:rPr>
+                <w:sz w:val="18"/>
+                <w:szCs w:val="18"/>
+              </w:rPr>
+            </w:pPr>
+            <w:r>
+              <w:rPr>
+                <w:sz w:val="18"/>
+                <w:szCs w:val="18"/>
+              </w:rPr>
+              <w:t>Bank Employee (Staff) shall be able to update customer KYC documentation and personal records in order to ensure regulatory compliance.</w:t>
+            </w:r>
+          </w:p>
+        </w:tc>
+        <w:tc>
+          <w:tcPr>
+            <w:tcW w:w="2113" w:type="dxa"/>
+          </w:tcPr>
+          <w:p>
+            <w:pPr>
+              <w:spacing w:before="80" w:after="80"/>
+              <w:rPr>
+                <w:sz w:val="24"/>
+                <w:szCs w:val="24"/>
+              </w:rPr>
+            </w:pPr>
+            <w:r>
+              <w:rPr>
+                <w:color w:val="444444"/>
+                <w:sz w:val="17"/>
+                <w:szCs w:val="17"/>
+              </w:rPr>
+              <w:t>Document uploads are version-controlled. Expiry alerts are generated automatically.</w:t>
+            </w:r>
+          </w:p>
+        </w:tc>
+        <w:tc>
+          <w:tcPr>
+            <w:tcW w:w="1104" w:type="dxa"/>
+            <w:vAlign w:val="center"/>
+          </w:tcPr>
+          <w:p>
+            <w:pPr>
+              <w:spacing w:before="80" w:after="80"/>
+              <w:jc w:val="center"/>
+              <w:rPr>
+                <w:sz w:val="24"/>
+                <w:szCs w:val="24"/>
+              </w:rPr>
+            </w:pPr>
+            <w:r>
+              <w:rPr>
+                <w:sz w:val="24"/>
+                <w:szCs w:val="24"/>
+              </w:rPr>
+              <w:t>1</w:t>
+            </w:r>
+          </w:p>
+        </w:tc>
+        <w:tc>
+          <w:tcPr>
+            <w:tcW w:w="1599" w:type="dxa"/>
+          </w:tcPr>
+          <w:p>
+            <w:pPr>
+              <w:spacing w:before="80" w:after="80"/>
+              <w:rPr>
+                <w:sz w:val="24"/>
+                <w:szCs w:val="24"/>
+              </w:rPr>
+            </w:pPr>
+          </w:p>
+        </w:tc>
+        <w:tc>
+          <w:tcPr>
+            <w:tcW w:w="1612" w:type="dxa"/>
+          </w:tcPr>
+          <w:p>
+            <w:pPr>
+              <w:spacing w:before="80" w:after="80"/>
+              <w:rPr>
+                <w:sz w:val="24"/>
+                <w:szCs w:val="24"/>
+              </w:rPr>
+            </w:pPr>
+          </w:p>
+        </w:tc>
+      </w:tr>
+    </w:tbl>
+    <w:p/>
+    <w:p/>
+    <w:p/>
+    <w:p/>
+    <w:tbl>
+      <w:tblPr>
+        <w:tblStyle w:val="TableGrid"/>
+        <w:tblW w:w="0" w:type="auto"/>
+        <w:tblLook w:val="04A0" w:firstRow="1" w:lastRow="0" w:firstColumn="1" w:lastColumn="0" w:noHBand="0" w:noVBand="1"/>
+      </w:tblPr>
+      <w:tblGrid>
+        <w:gridCol w:w="1255"/>
+        <w:gridCol w:w="2027"/>
+        <w:gridCol w:w="2113"/>
+        <w:gridCol w:w="1104"/>
+        <w:gridCol w:w="1599"/>
+        <w:gridCol w:w="1612"/>
+      </w:tblGrid>
+      <w:tr>
+        <w:tc>
+          <w:tcPr>
+            <w:tcW w:w="1255" w:type="dxa"/>
+            <w:vAlign w:val="center"/>
+          </w:tcPr>
+          <w:p>
+            <w:pPr>
+              <w:spacing w:before="80" w:after="80"/>
+              <w:jc w:val="center"/>
+              <w:rPr>
+                <w:sz w:val="24"/>
+                <w:szCs w:val="24"/>
+              </w:rPr>
+            </w:pPr>
+            <w:r>
+              <w:rPr>
+                <w:b/>
+                <w:bCs/>
+                <w:sz w:val="24"/>
+                <w:szCs w:val="24"/>
+              </w:rPr>
+              <w:lastRenderedPageBreak/>
+              <w:t>Req #</w:t>
+            </w:r>
+          </w:p>
+        </w:tc>
+        <w:tc>
+          <w:tcPr>
+            <w:tcW w:w="2027" w:type="dxa"/>
+            <w:vAlign w:val="center"/>
+          </w:tcPr>
+          <w:p>
+            <w:pPr>
+              <w:spacing w:before="80" w:after="80"/>
+              <w:rPr>
+                <w:sz w:val="18"/>
+                <w:szCs w:val="18"/>
+              </w:rPr>
+            </w:pPr>
+            <w:r>
+              <w:rPr>
+                <w:b/>
+                <w:bCs/>
+                <w:sz w:val="24"/>
+                <w:szCs w:val="24"/>
+              </w:rPr>
+              <w:t>Requirement</w:t>
+            </w:r>
+          </w:p>
+        </w:tc>
+        <w:tc>
+          <w:tcPr>
+            <w:tcW w:w="2113" w:type="dxa"/>
+            <w:vAlign w:val="center"/>
+          </w:tcPr>
+          <w:p>
+            <w:pPr>
+              <w:spacing w:before="80" w:after="80"/>
+              <w:rPr>
+                <w:sz w:val="24"/>
+                <w:szCs w:val="24"/>
+              </w:rPr>
+            </w:pPr>
+            <w:r>
+              <w:rPr>
+                <w:b/>
+                <w:bCs/>
+                <w:sz w:val="24"/>
+                <w:szCs w:val="24"/>
+              </w:rPr>
+              <w:t>Comments</w:t>
+            </w:r>
+          </w:p>
+        </w:tc>
+        <w:tc>
+          <w:tcPr>
+            <w:tcW w:w="1104" w:type="dxa"/>
+            <w:vAlign w:val="center"/>
+          </w:tcPr>
+          <w:p>
+            <w:pPr>
+              <w:spacing w:before="80" w:after="80"/>
+              <w:jc w:val="center"/>
+              <w:rPr>
+                <w:sz w:val="24"/>
+                <w:szCs w:val="24"/>
+              </w:rPr>
+            </w:pPr>
+            <w:r>
+              <w:rPr>
+                <w:b/>
+                <w:bCs/>
+                <w:sz w:val="24"/>
+                <w:szCs w:val="24"/>
+              </w:rPr>
+              <w:t>Priority</w:t>
+            </w:r>
+          </w:p>
+        </w:tc>
+        <w:tc>
+          <w:tcPr>
+            <w:tcW w:w="1599" w:type="dxa"/>
+            <w:vAlign w:val="center"/>
+          </w:tcPr>
+          <w:p>
+            <w:pPr>
+              <w:spacing w:before="80" w:after="80"/>
+              <w:rPr>
+                <w:sz w:val="24"/>
+                <w:szCs w:val="24"/>
+              </w:rPr>
+            </w:pPr>
+            <w:r>
+              <w:rPr>
+                <w:b/>
+                <w:bCs/>
+                <w:sz w:val="24"/>
+                <w:szCs w:val="24"/>
+              </w:rPr>
+              <w:t xml:space="preserve">Date </w:t>
+            </w:r>
+            <w:proofErr w:type="spellStart"/>
+            <w:r>
+              <w:rPr>
+                <w:b/>
+                <w:bCs/>
+                <w:sz w:val="24"/>
+                <w:szCs w:val="24"/>
+              </w:rPr>
+              <w:t>Rvwd</w:t>
+            </w:r>
+            <w:proofErr w:type="spellEnd"/>
+          </w:p>
+        </w:tc>
+        <w:tc>
+          <w:tcPr>
+            <w:tcW w:w="1612" w:type="dxa"/>
+            <w:vAlign w:val="center"/>
+          </w:tcPr>
+          <w:p>
+            <w:pPr>
+              <w:spacing w:before="80" w:after="80"/>
+              <w:jc w:val="center"/>
+              <w:rPr>
+                <w:b/>
+                <w:bCs/>
+                <w:sz w:val="24"/>
+                <w:szCs w:val="24"/>
+              </w:rPr>
+            </w:pPr>
+            <w:r>
+              <w:rPr>
+                <w:b/>
+                <w:bCs/>
+                <w:sz w:val="24"/>
+                <w:szCs w:val="24"/>
+              </w:rPr>
+              <w:t>SME</w:t>
+            </w:r>
+          </w:p>
+          <w:p>
+            <w:pPr>
+              <w:spacing w:before="80" w:after="80"/>
+              <w:jc w:val="center"/>
+              <w:rPr>
+                <w:b/>
+                <w:bCs/>
+                <w:sz w:val="24"/>
+                <w:szCs w:val="24"/>
+              </w:rPr>
+            </w:pPr>
+            <w:r>
+              <w:rPr>
+                <w:b/>
+                <w:bCs/>
+                <w:sz w:val="24"/>
+                <w:szCs w:val="24"/>
+              </w:rPr>
+              <w:t>Reviewed /</w:t>
+            </w:r>
+          </w:p>
+          <w:p>
+            <w:pPr>
+              <w:spacing w:before="80" w:after="80"/>
+              <w:rPr>
+                <w:sz w:val="24"/>
+                <w:szCs w:val="24"/>
+              </w:rPr>
+            </w:pPr>
+            <w:r>
+              <w:rPr>
+                <w:b/>
+                <w:bCs/>
+                <w:sz w:val="24"/>
+                <w:szCs w:val="24"/>
+              </w:rPr>
+              <w:t>Approved</w:t>
+            </w:r>
+          </w:p>
+        </w:tc>
+      </w:tr>
+      <w:tr>
+        <w:tc>
+          <w:tcPr>
+            <w:tcW w:w="1255" w:type="dxa"/>
+            <w:vAlign w:val="center"/>
+          </w:tcPr>
+          <w:p>
+            <w:pPr>
+              <w:spacing w:before="80" w:after="80"/>
+              <w:jc w:val="center"/>
+              <w:rPr>
+                <w:sz w:val="24"/>
+                <w:szCs w:val="24"/>
+              </w:rPr>
+            </w:pPr>
+            <w:r>
+              <w:rPr>
+                <w:sz w:val="24"/>
+                <w:szCs w:val="24"/>
+              </w:rPr>
+              <w:t>BS_16</w:t>
+            </w:r>
+          </w:p>
+        </w:tc>
+        <w:tc>
+          <w:tcPr>
+            <w:tcW w:w="2027" w:type="dxa"/>
+          </w:tcPr>
+          <w:p>
+            <w:pPr>
+              <w:spacing w:before="80" w:after="80"/>
+              <w:rPr>
+                <w:sz w:val="18"/>
+                <w:szCs w:val="18"/>
+              </w:rPr>
+            </w:pPr>
+            <w:r>
+              <w:rPr>
+                <w:sz w:val="18"/>
+                <w:szCs w:val="18"/>
+              </w:rPr>
+              <w:t>Bank Employee (Staff) shall be able to process bulk payments such as salary disbursements in order to handle large-scale financial operations efficiently.</w:t>
+            </w:r>
+          </w:p>
+        </w:tc>
+        <w:tc>
+          <w:tcPr>
+            <w:tcW w:w="2113" w:type="dxa"/>
+          </w:tcPr>
+          <w:p>
+            <w:pPr>
+              <w:spacing w:before="80" w:after="80"/>
+              <w:rPr>
+                <w:sz w:val="24"/>
+                <w:szCs w:val="24"/>
+              </w:rPr>
+            </w:pPr>
+            <w:r>
+              <w:rPr>
+                <w:color w:val="444444"/>
+                <w:sz w:val="17"/>
+                <w:szCs w:val="17"/>
+              </w:rPr>
+              <w:t>Bulk files are validated before execution. Failed entries are flagged for manual review.</w:t>
+            </w:r>
+          </w:p>
+        </w:tc>
+        <w:tc>
+          <w:tcPr>
+            <w:tcW w:w="1104" w:type="dxa"/>
+            <w:vAlign w:val="center"/>
+          </w:tcPr>
+          <w:p>
+            <w:pPr>
+              <w:spacing w:before="80" w:after="80"/>
+              <w:jc w:val="center"/>
+              <w:rPr>
+                <w:sz w:val="24"/>
+                <w:szCs w:val="24"/>
+              </w:rPr>
+            </w:pPr>
+            <w:r>
+              <w:rPr>
+                <w:sz w:val="24"/>
+                <w:szCs w:val="24"/>
+              </w:rPr>
+              <w:t>2</w:t>
+            </w:r>
+          </w:p>
+        </w:tc>
+        <w:tc>
+          <w:tcPr>
+            <w:tcW w:w="1599" w:type="dxa"/>
+          </w:tcPr>
+          <w:p>
+            <w:pPr>
+              <w:spacing w:before="80" w:after="80"/>
+              <w:rPr>
+                <w:sz w:val="24"/>
+                <w:szCs w:val="24"/>
+              </w:rPr>
+            </w:pPr>
+          </w:p>
+        </w:tc>
+        <w:tc>
+          <w:tcPr>
+            <w:tcW w:w="1612" w:type="dxa"/>
+          </w:tcPr>
+          <w:p>
+            <w:pPr>
+              <w:spacing w:before="80" w:after="80"/>
+              <w:rPr>
+                <w:sz w:val="24"/>
+                <w:szCs w:val="24"/>
+              </w:rPr>
+            </w:pPr>
+          </w:p>
+        </w:tc>
+      </w:tr>
+      <w:tr>
+        <w:tc>
+          <w:tcPr>
+            <w:tcW w:w="1255" w:type="dxa"/>
+            <w:vAlign w:val="center"/>
+          </w:tcPr>
+          <w:p>
+            <w:pPr>
+              <w:spacing w:before="80" w:after="80"/>
+              <w:jc w:val="center"/>
+              <w:rPr>
+                <w:sz w:val="24"/>
+                <w:szCs w:val="24"/>
+              </w:rPr>
+            </w:pPr>
+            <w:r>
+              <w:rPr>
+                <w:sz w:val="24"/>
+                <w:szCs w:val="24"/>
+              </w:rPr>
+              <w:t>BS_17</w:t>
+            </w:r>
+          </w:p>
+        </w:tc>
+        <w:tc>
+          <w:tcPr>
+            <w:tcW w:w="2027" w:type="dxa"/>
+          </w:tcPr>
+          <w:p>
+            <w:pPr>
+              <w:spacing w:before="80" w:after="80"/>
+              <w:rPr>
+                <w:sz w:val="18"/>
+                <w:szCs w:val="18"/>
+              </w:rPr>
+            </w:pPr>
+            <w:r>
+              <w:rPr>
+                <w:sz w:val="18"/>
+                <w:szCs w:val="18"/>
+              </w:rPr>
+              <w:t>Bank Employee (Staff) shall be able to handle customer complaints and dispute resolution in order to maintain customer satisfaction and service quality.</w:t>
+            </w:r>
+          </w:p>
+        </w:tc>
+        <w:tc>
+          <w:tcPr>
+            <w:tcW w:w="2113" w:type="dxa"/>
+          </w:tcPr>
+          <w:p>
+            <w:pPr>
+              <w:spacing w:before="80" w:after="80"/>
+              <w:rPr>
+                <w:sz w:val="24"/>
+                <w:szCs w:val="24"/>
+              </w:rPr>
+            </w:pPr>
+            <w:r>
+              <w:rPr>
+                <w:color w:val="444444"/>
+                <w:sz w:val="17"/>
+                <w:szCs w:val="17"/>
+              </w:rPr>
+              <w:t>Each complaint is assigned a ticket number and tracked until closure.</w:t>
+            </w:r>
+          </w:p>
+        </w:tc>
+        <w:tc>
+          <w:tcPr>
+            <w:tcW w:w="1104" w:type="dxa"/>
+            <w:vAlign w:val="center"/>
+          </w:tcPr>
+          <w:p>
+            <w:pPr>
+              <w:spacing w:before="80" w:after="80"/>
+              <w:jc w:val="center"/>
+              <w:rPr>
+                <w:sz w:val="24"/>
+                <w:szCs w:val="24"/>
+              </w:rPr>
+            </w:pPr>
+            <w:r>
+              <w:rPr>
+                <w:sz w:val="24"/>
+                <w:szCs w:val="24"/>
+              </w:rPr>
+              <w:t>2</w:t>
+            </w:r>
+          </w:p>
+        </w:tc>
+        <w:tc>
+          <w:tcPr>
+            <w:tcW w:w="1599" w:type="dxa"/>
+          </w:tcPr>
+          <w:p>
+            <w:pPr>
+              <w:spacing w:before="80" w:after="80"/>
+              <w:rPr>
+                <w:sz w:val="24"/>
+                <w:szCs w:val="24"/>
+              </w:rPr>
+            </w:pPr>
+          </w:p>
+        </w:tc>
+        <w:tc>
+          <w:tcPr>
+            <w:tcW w:w="1612" w:type="dxa"/>
+          </w:tcPr>
+          <w:p>
+            <w:pPr>
+              <w:spacing w:before="80" w:after="80"/>
+              <w:rPr>
+                <w:sz w:val="24"/>
+                <w:szCs w:val="24"/>
+              </w:rPr>
+            </w:pPr>
+          </w:p>
+        </w:tc>
+      </w:tr>
+      <w:tr>
+        <w:tc>
+          <w:tcPr>
+            <w:tcW w:w="1255" w:type="dxa"/>
+            <w:vAlign w:val="center"/>
+          </w:tcPr>
+          <w:p>
+            <w:pPr>
+              <w:spacing w:before="80" w:after="80"/>
+              <w:jc w:val="center"/>
+              <w:rPr>
+                <w:sz w:val="24"/>
+                <w:szCs w:val="24"/>
+              </w:rPr>
+            </w:pPr>
+            <w:r>
+              <w:rPr>
+                <w:sz w:val="24"/>
+                <w:szCs w:val="24"/>
+              </w:rPr>
+              <w:t>BS_18</w:t>
+            </w:r>
+          </w:p>
+        </w:tc>
+        <w:tc>
+          <w:tcPr>
+            <w:tcW w:w="2027" w:type="dxa"/>
+          </w:tcPr>
+          <w:p>
+            <w:pPr>
+              <w:spacing w:before="80" w:after="80"/>
+              <w:rPr>
+                <w:sz w:val="18"/>
+                <w:szCs w:val="18"/>
+              </w:rPr>
+            </w:pPr>
+            <w:r>
+              <w:rPr>
+                <w:sz w:val="18"/>
+                <w:szCs w:val="18"/>
+              </w:rPr>
+              <w:t>Bank Employee (Staff) shall be able to monitor flagged accounts and submit suspicious activity reports in order to support anti-money laundering compliance.</w:t>
+            </w:r>
+          </w:p>
+        </w:tc>
+        <w:tc>
+          <w:tcPr>
+            <w:tcW w:w="2113" w:type="dxa"/>
+          </w:tcPr>
+          <w:p>
+            <w:pPr>
+              <w:spacing w:before="80" w:after="80"/>
+              <w:rPr>
+                <w:sz w:val="24"/>
+                <w:szCs w:val="24"/>
+              </w:rPr>
+            </w:pPr>
+            <w:r>
+              <w:rPr>
+                <w:color w:val="444444"/>
+                <w:sz w:val="17"/>
+                <w:szCs w:val="17"/>
+              </w:rPr>
+              <w:t>SAR submissions follow regulatory templates and are forwarded to the compliance module.</w:t>
+            </w:r>
+          </w:p>
+        </w:tc>
+        <w:tc>
+          <w:tcPr>
+            <w:tcW w:w="1104" w:type="dxa"/>
+            <w:vAlign w:val="center"/>
+          </w:tcPr>
+          <w:p>
+            <w:pPr>
+              <w:spacing w:before="80" w:after="80"/>
+              <w:jc w:val="center"/>
+              <w:rPr>
+                <w:sz w:val="24"/>
+                <w:szCs w:val="24"/>
+              </w:rPr>
+            </w:pPr>
+            <w:r>
+              <w:rPr>
+                <w:sz w:val="24"/>
+                <w:szCs w:val="24"/>
+              </w:rPr>
+              <w:t>1</w:t>
+            </w:r>
+          </w:p>
+        </w:tc>
+        <w:tc>
+          <w:tcPr>
+            <w:tcW w:w="1599" w:type="dxa"/>
+          </w:tcPr>
+          <w:p>
+            <w:pPr>
+              <w:spacing w:before="80" w:after="80"/>
+              <w:rPr>
+                <w:sz w:val="24"/>
+                <w:szCs w:val="24"/>
+              </w:rPr>
+            </w:pPr>
+          </w:p>
+        </w:tc>
+        <w:tc>
+          <w:tcPr>
+            <w:tcW w:w="1612" w:type="dxa"/>
+          </w:tcPr>
+          <w:p>
+            <w:pPr>
+              <w:spacing w:before="80" w:after="80"/>
+              <w:rPr>
+                <w:sz w:val="24"/>
+                <w:szCs w:val="24"/>
+              </w:rPr>
+            </w:pPr>
+          </w:p>
+        </w:tc>
+      </w:tr>
+      <w:tr>
+        <w:tc>
+          <w:tcPr>
+            <w:tcW w:w="1255" w:type="dxa"/>
+            <w:vAlign w:val="center"/>
+          </w:tcPr>
+          <w:p>
+            <w:pPr>
+              <w:spacing w:before="80" w:after="80"/>
+              <w:jc w:val="center"/>
+              <w:rPr>
+                <w:sz w:val="24"/>
+                <w:szCs w:val="24"/>
+              </w:rPr>
+            </w:pPr>
+            <w:r>
+              <w:rPr>
+                <w:sz w:val="24"/>
+                <w:szCs w:val="24"/>
+              </w:rPr>
+              <w:t>BS_19</w:t>
+            </w:r>
+          </w:p>
+        </w:tc>
+        <w:tc>
+          <w:tcPr>
+            <w:tcW w:w="2027" w:type="dxa"/>
+          </w:tcPr>
+          <w:p>
+            <w:pPr>
+              <w:spacing w:before="80" w:after="80"/>
+              <w:rPr>
+                <w:sz w:val="18"/>
+                <w:szCs w:val="18"/>
+              </w:rPr>
+            </w:pPr>
+            <w:r>
+              <w:rPr>
+                <w:sz w:val="18"/>
+                <w:szCs w:val="18"/>
+              </w:rPr>
+              <w:t>Bank Teller shall be able to process cash deposits and withdrawals for customers in order to handle routine in-branch financial transactions.</w:t>
+            </w:r>
+          </w:p>
+        </w:tc>
+        <w:tc>
+          <w:tcPr>
+            <w:tcW w:w="2113" w:type="dxa"/>
+          </w:tcPr>
+          <w:p>
+            <w:pPr>
+              <w:spacing w:before="80" w:after="80"/>
+              <w:rPr>
+                <w:sz w:val="24"/>
+                <w:szCs w:val="24"/>
+              </w:rPr>
+            </w:pPr>
+            <w:r>
+              <w:rPr>
+                <w:color w:val="444444"/>
+                <w:sz w:val="17"/>
+                <w:szCs w:val="17"/>
+              </w:rPr>
+              <w:t>All transactions require customer identity verification before processing.</w:t>
+            </w:r>
+          </w:p>
+        </w:tc>
+        <w:tc>
+          <w:tcPr>
+            <w:tcW w:w="1104" w:type="dxa"/>
+            <w:vAlign w:val="center"/>
+          </w:tcPr>
+          <w:p>
+            <w:pPr>
+              <w:spacing w:before="80" w:after="80"/>
+              <w:jc w:val="center"/>
+              <w:rPr>
+                <w:sz w:val="24"/>
+                <w:szCs w:val="24"/>
+              </w:rPr>
+            </w:pPr>
+            <w:r>
+              <w:rPr>
+                <w:sz w:val="24"/>
+                <w:szCs w:val="24"/>
+              </w:rPr>
+              <w:t>1</w:t>
+            </w:r>
+          </w:p>
+        </w:tc>
+        <w:tc>
+          <w:tcPr>
+            <w:tcW w:w="1599" w:type="dxa"/>
+          </w:tcPr>
+          <w:p>
+            <w:pPr>
+              <w:spacing w:before="80" w:after="80"/>
+              <w:rPr>
+                <w:sz w:val="24"/>
+                <w:szCs w:val="24"/>
+              </w:rPr>
+            </w:pPr>
+          </w:p>
+        </w:tc>
+        <w:tc>
+          <w:tcPr>
+            <w:tcW w:w="1612" w:type="dxa"/>
+          </w:tcPr>
+          <w:p>
+            <w:pPr>
+              <w:spacing w:before="80" w:after="80"/>
+              <w:rPr>
+                <w:sz w:val="24"/>
+                <w:szCs w:val="24"/>
+              </w:rPr>
+            </w:pPr>
+          </w:p>
+        </w:tc>
+      </w:tr>
+      <w:tr>
+        <w:tc>
+          <w:tcPr>
+            <w:tcW w:w="1255" w:type="dxa"/>
+            <w:vAlign w:val="center"/>
+          </w:tcPr>
+          <w:p>
+            <w:pPr>
+              <w:spacing w:before="80" w:after="80"/>
+              <w:jc w:val="center"/>
+              <w:rPr>
+                <w:sz w:val="24"/>
+                <w:szCs w:val="24"/>
+              </w:rPr>
+            </w:pPr>
+            <w:r>
+              <w:rPr>
+                <w:sz w:val="24"/>
+                <w:szCs w:val="24"/>
+              </w:rPr>
+              <w:t>BS_20</w:t>
+            </w:r>
+          </w:p>
+        </w:tc>
+        <w:tc>
+          <w:tcPr>
+            <w:tcW w:w="2027" w:type="dxa"/>
+          </w:tcPr>
+          <w:p>
+            <w:pPr>
+              <w:spacing w:before="80" w:after="80"/>
+              <w:rPr>
+                <w:sz w:val="18"/>
+                <w:szCs w:val="18"/>
+              </w:rPr>
+            </w:pPr>
+            <w:r>
+              <w:rPr>
+                <w:sz w:val="18"/>
+                <w:szCs w:val="18"/>
+              </w:rPr>
+              <w:t>Bank Teller shall be able to execute fund transfers between accounts on behalf of customers in order to serve clients who require assisted transactions.</w:t>
+            </w:r>
+          </w:p>
+        </w:tc>
+        <w:tc>
+          <w:tcPr>
+            <w:tcW w:w="2113" w:type="dxa"/>
+          </w:tcPr>
+          <w:p>
+            <w:pPr>
+              <w:spacing w:before="80" w:after="80"/>
+              <w:rPr>
+                <w:sz w:val="24"/>
+                <w:szCs w:val="24"/>
+              </w:rPr>
+            </w:pPr>
+            <w:r>
+              <w:rPr>
+                <w:color w:val="444444"/>
+                <w:sz w:val="17"/>
+                <w:szCs w:val="17"/>
+              </w:rPr>
+              <w:t>Includes internal and inter-bank transfers. Transfer limits apply per account type.</w:t>
+            </w:r>
+          </w:p>
+        </w:tc>
+        <w:tc>
+          <w:tcPr>
+            <w:tcW w:w="1104" w:type="dxa"/>
+            <w:vAlign w:val="center"/>
+          </w:tcPr>
+          <w:p>
+            <w:pPr>
+              <w:spacing w:before="80" w:after="80"/>
+              <w:jc w:val="center"/>
+              <w:rPr>
+                <w:sz w:val="24"/>
+                <w:szCs w:val="24"/>
+              </w:rPr>
+            </w:pPr>
+            <w:r>
+              <w:rPr>
+                <w:sz w:val="24"/>
+                <w:szCs w:val="24"/>
+              </w:rPr>
+              <w:t>1</w:t>
+            </w:r>
+          </w:p>
+        </w:tc>
+        <w:tc>
+          <w:tcPr>
+            <w:tcW w:w="1599" w:type="dxa"/>
+          </w:tcPr>
+          <w:p>
+            <w:pPr>
+              <w:spacing w:before="80" w:after="80"/>
+              <w:rPr>
+                <w:sz w:val="24"/>
+                <w:szCs w:val="24"/>
+              </w:rPr>
+            </w:pPr>
+          </w:p>
+        </w:tc>
+        <w:tc>
+          <w:tcPr>
+            <w:tcW w:w="1612" w:type="dxa"/>
+          </w:tcPr>
+          <w:p>
+            <w:pPr>
+              <w:spacing w:before="80" w:after="80"/>
+              <w:rPr>
+                <w:sz w:val="24"/>
+                <w:szCs w:val="24"/>
+              </w:rPr>
+            </w:pPr>
+          </w:p>
+        </w:tc>
+      </w:tr>
+      <w:tr>
+        <w:tc>
+          <w:tcPr>
+            <w:tcW w:w="1255" w:type="dxa"/>
+            <w:vAlign w:val="center"/>
+          </w:tcPr>
+          <w:p>
+            <w:pPr>
+              <w:spacing w:before="80" w:after="80"/>
+              <w:jc w:val="center"/>
+              <w:rPr>
+                <w:sz w:val="24"/>
+                <w:szCs w:val="24"/>
+              </w:rPr>
+            </w:pPr>
+            <w:r>
+              <w:rPr>
+                <w:sz w:val="24"/>
+                <w:szCs w:val="24"/>
+              </w:rPr>
+              <w:t>BS_21</w:t>
+            </w:r>
+          </w:p>
+        </w:tc>
+        <w:tc>
+          <w:tcPr>
+            <w:tcW w:w="2027" w:type="dxa"/>
+          </w:tcPr>
+          <w:p>
+            <w:pPr>
+              <w:spacing w:before="80" w:after="80"/>
+              <w:rPr>
+                <w:sz w:val="18"/>
+                <w:szCs w:val="18"/>
+              </w:rPr>
+            </w:pPr>
+            <w:r>
+              <w:rPr>
+                <w:sz w:val="18"/>
+                <w:szCs w:val="18"/>
+              </w:rPr>
+              <w:t>Bank Teller shall be able to verify customer identity before processing in-branch transactions in order to prevent unauthorized account access.</w:t>
+            </w:r>
+          </w:p>
+        </w:tc>
+        <w:tc>
+          <w:tcPr>
+            <w:tcW w:w="2113" w:type="dxa"/>
+          </w:tcPr>
+          <w:p>
+            <w:pPr>
+              <w:spacing w:before="80" w:after="80"/>
+              <w:rPr>
+                <w:sz w:val="24"/>
+                <w:szCs w:val="24"/>
+              </w:rPr>
+            </w:pPr>
+            <w:r>
+              <w:rPr>
+                <w:color w:val="444444"/>
+                <w:sz w:val="17"/>
+                <w:szCs w:val="17"/>
+              </w:rPr>
+              <w:t>Accepted verification methods include national ID, passport, and biometric confirmation.</w:t>
+            </w:r>
+          </w:p>
+        </w:tc>
+        <w:tc>
+          <w:tcPr>
+            <w:tcW w:w="1104" w:type="dxa"/>
+            <w:vAlign w:val="center"/>
+          </w:tcPr>
+          <w:p>
+            <w:pPr>
+              <w:spacing w:before="80" w:after="80"/>
+              <w:jc w:val="center"/>
+              <w:rPr>
+                <w:sz w:val="24"/>
+                <w:szCs w:val="24"/>
+              </w:rPr>
+            </w:pPr>
+            <w:r>
+              <w:rPr>
+                <w:sz w:val="24"/>
+                <w:szCs w:val="24"/>
+              </w:rPr>
+              <w:t>1</w:t>
+            </w:r>
+          </w:p>
+        </w:tc>
+        <w:tc>
+          <w:tcPr>
+            <w:tcW w:w="1599" w:type="dxa"/>
+          </w:tcPr>
+          <w:p>
+            <w:pPr>
+              <w:spacing w:before="80" w:after="80"/>
+              <w:rPr>
+                <w:sz w:val="24"/>
+                <w:szCs w:val="24"/>
+              </w:rPr>
+            </w:pPr>
+          </w:p>
+        </w:tc>
+        <w:tc>
+          <w:tcPr>
+            <w:tcW w:w="1612" w:type="dxa"/>
+          </w:tcPr>
+          <w:p>
+            <w:pPr>
+              <w:spacing w:before="80" w:after="80"/>
+              <w:rPr>
+                <w:sz w:val="24"/>
+                <w:szCs w:val="24"/>
+              </w:rPr>
+            </w:pPr>
+          </w:p>
+        </w:tc>
+      </w:tr>
+    </w:tbl>
+    <w:p/>
+    <w:p/>
+    <w:tbl>
+      <w:tblPr>
+        <w:tblStyle w:val="TableGrid"/>
+        <w:tblW w:w="0" w:type="auto"/>
+        <w:tblLook w:val="04A0" w:firstRow="1" w:lastRow="0" w:firstColumn="1" w:lastColumn="0" w:noHBand="0" w:noVBand="1"/>
+      </w:tblPr>
+      <w:tblGrid>
+        <w:gridCol w:w="1255"/>
+        <w:gridCol w:w="2027"/>
+        <w:gridCol w:w="2113"/>
+        <w:gridCol w:w="1104"/>
+        <w:gridCol w:w="1599"/>
+        <w:gridCol w:w="1612"/>
+      </w:tblGrid>
+      <w:tr>
+        <w:tc>
+          <w:tcPr>
+            <w:tcW w:w="1255" w:type="dxa"/>
+            <w:vAlign w:val="center"/>
+          </w:tcPr>
+          <w:p>
+            <w:pPr>
+              <w:spacing w:before="80" w:after="80"/>
+              <w:jc w:val="center"/>
+              <w:rPr>
+                <w:sz w:val="24"/>
+                <w:szCs w:val="24"/>
+              </w:rPr>
+            </w:pPr>
+            <w:r>
+              <w:rPr>
+                <w:b/>
+                <w:bCs/>
+                <w:sz w:val="24"/>
+                <w:szCs w:val="24"/>
+              </w:rPr>
+              <w:lastRenderedPageBreak/>
+              <w:t>Req #</w:t>
+            </w:r>
+          </w:p>
+        </w:tc>
+        <w:tc>
+          <w:tcPr>
+            <w:tcW w:w="2027" w:type="dxa"/>
+            <w:vAlign w:val="center"/>
+          </w:tcPr>
+          <w:p>
+            <w:pPr>
+              <w:spacing w:before="80" w:after="80"/>
+              <w:rPr>
+                <w:sz w:val="18"/>
+                <w:szCs w:val="18"/>
+              </w:rPr>
+            </w:pPr>
+            <w:r>
+              <w:rPr>
+                <w:b/>
+                <w:bCs/>
+                <w:sz w:val="24"/>
+                <w:szCs w:val="24"/>
+              </w:rPr>
+              <w:t>Requirement</w:t>
+            </w:r>
+          </w:p>
+        </w:tc>
+        <w:tc>
+          <w:tcPr>
+            <w:tcW w:w="2113" w:type="dxa"/>
+            <w:vAlign w:val="center"/>
+          </w:tcPr>
+          <w:p>
+            <w:pPr>
+              <w:spacing w:before="80" w:after="80"/>
+              <w:rPr>
+                <w:sz w:val="24"/>
+                <w:szCs w:val="24"/>
+              </w:rPr>
+            </w:pPr>
+            <w:r>
+              <w:rPr>
+                <w:b/>
+                <w:bCs/>
+                <w:sz w:val="24"/>
+                <w:szCs w:val="24"/>
+              </w:rPr>
+              <w:t>Comments</w:t>
+            </w:r>
+          </w:p>
+        </w:tc>
+        <w:tc>
+          <w:tcPr>
+            <w:tcW w:w="1104" w:type="dxa"/>
+            <w:vAlign w:val="center"/>
+          </w:tcPr>
+          <w:p>
+            <w:pPr>
+              <w:spacing w:before="80" w:after="80"/>
+              <w:jc w:val="center"/>
+              <w:rPr>
+                <w:sz w:val="24"/>
+                <w:szCs w:val="24"/>
+              </w:rPr>
+            </w:pPr>
+            <w:r>
+              <w:rPr>
+                <w:b/>
+                <w:bCs/>
+                <w:sz w:val="24"/>
+                <w:szCs w:val="24"/>
+              </w:rPr>
+              <w:t>Priority</w:t>
+            </w:r>
+          </w:p>
+        </w:tc>
+        <w:tc>
+          <w:tcPr>
+            <w:tcW w:w="1599" w:type="dxa"/>
+            <w:vAlign w:val="center"/>
+          </w:tcPr>
+          <w:p>
+            <w:pPr>
+              <w:spacing w:before="80" w:after="80"/>
+              <w:rPr>
+                <w:sz w:val="24"/>
+                <w:szCs w:val="24"/>
+              </w:rPr>
+            </w:pPr>
+            <w:r>
+              <w:rPr>
+                <w:b/>
+                <w:bCs/>
+                <w:sz w:val="24"/>
+                <w:szCs w:val="24"/>
+              </w:rPr>
+              <w:t xml:space="preserve">Date </w:t>
+            </w:r>
+            <w:proofErr w:type="spellStart"/>
+            <w:r>
+              <w:rPr>
+                <w:b/>
+                <w:bCs/>
+                <w:sz w:val="24"/>
+                <w:szCs w:val="24"/>
+              </w:rPr>
+              <w:t>Rvwd</w:t>
+            </w:r>
+            <w:proofErr w:type="spellEnd"/>
+          </w:p>
+        </w:tc>
+        <w:tc>
+          <w:tcPr>
+            <w:tcW w:w="1612" w:type="dxa"/>
+            <w:vAlign w:val="center"/>
+          </w:tcPr>
+          <w:p>
+            <w:pPr>
+              <w:spacing w:before="80" w:after="80"/>
+              <w:jc w:val="center"/>
+              <w:rPr>
+                <w:b/>
+                <w:bCs/>
+                <w:sz w:val="24"/>
+                <w:szCs w:val="24"/>
+              </w:rPr>
+            </w:pPr>
+            <w:r>
+              <w:rPr>
+                <w:b/>
+                <w:bCs/>
+                <w:sz w:val="24"/>
+                <w:szCs w:val="24"/>
+              </w:rPr>
+              <w:t>SME</w:t>
+            </w:r>
+          </w:p>
+          <w:p>
+            <w:pPr>
+              <w:spacing w:before="80" w:after="80"/>
+              <w:jc w:val="center"/>
+              <w:rPr>
+                <w:b/>
+                <w:bCs/>
+                <w:sz w:val="24"/>
+                <w:szCs w:val="24"/>
+              </w:rPr>
+            </w:pPr>
+            <w:r>
+              <w:rPr>
+                <w:b/>
+                <w:bCs/>
+                <w:sz w:val="24"/>
+                <w:szCs w:val="24"/>
+              </w:rPr>
+              <w:t>Reviewed /</w:t>
+            </w:r>
+          </w:p>
+          <w:p>
+            <w:pPr>
+              <w:spacing w:before="80" w:after="80"/>
+              <w:rPr>
+                <w:sz w:val="24"/>
+                <w:szCs w:val="24"/>
+              </w:rPr>
+            </w:pPr>
+            <w:r>
+              <w:rPr>
+                <w:b/>
+                <w:bCs/>
+                <w:sz w:val="24"/>
+                <w:szCs w:val="24"/>
+              </w:rPr>
+              <w:t>Approved</w:t>
+            </w:r>
+          </w:p>
+        </w:tc>
+      </w:tr>
+      <w:tr>
+        <w:tc>
+          <w:tcPr>
+            <w:tcW w:w="1255" w:type="dxa"/>
+            <w:vAlign w:val="center"/>
+          </w:tcPr>
+          <w:p>
+            <w:pPr>
+              <w:spacing w:before="80" w:after="80"/>
+              <w:jc w:val="center"/>
+              <w:rPr>
+                <w:sz w:val="24"/>
+                <w:szCs w:val="24"/>
+              </w:rPr>
+            </w:pPr>
+            <w:r>
+              <w:rPr>
+                <w:sz w:val="24"/>
+                <w:szCs w:val="24"/>
+              </w:rPr>
+              <w:t>BS_22</w:t>
+            </w:r>
+          </w:p>
+        </w:tc>
+        <w:tc>
+          <w:tcPr>
+            <w:tcW w:w="2027" w:type="dxa"/>
+          </w:tcPr>
+          <w:p>
+            <w:pPr>
+              <w:spacing w:before="80" w:after="80"/>
+              <w:rPr>
+                <w:sz w:val="18"/>
+                <w:szCs w:val="18"/>
+              </w:rPr>
+            </w:pPr>
+            <w:r>
+              <w:rPr>
+                <w:sz w:val="18"/>
+                <w:szCs w:val="18"/>
+              </w:rPr>
+              <w:t>Bank Teller shall be able to issue bank drafts and cashier's checks in order to provide customers with official payment instruments.</w:t>
+            </w:r>
+          </w:p>
+        </w:tc>
+        <w:tc>
+          <w:tcPr>
+            <w:tcW w:w="2113" w:type="dxa"/>
+          </w:tcPr>
+          <w:p>
+            <w:pPr>
+              <w:spacing w:before="80" w:after="80"/>
+              <w:rPr>
+                <w:sz w:val="24"/>
+                <w:szCs w:val="24"/>
+              </w:rPr>
+            </w:pPr>
+            <w:r>
+              <w:rPr>
+                <w:color w:val="444444"/>
+                <w:sz w:val="17"/>
+                <w:szCs w:val="17"/>
+              </w:rPr>
+              <w:t>Issuance requires supervisor approval above a configurable value threshold.</w:t>
+            </w:r>
+          </w:p>
+        </w:tc>
+        <w:tc>
+          <w:tcPr>
+            <w:tcW w:w="1104" w:type="dxa"/>
+            <w:vAlign w:val="center"/>
+          </w:tcPr>
+          <w:p>
+            <w:pPr>
+              <w:spacing w:before="80" w:after="80"/>
+              <w:jc w:val="center"/>
+              <w:rPr>
+                <w:sz w:val="24"/>
+                <w:szCs w:val="24"/>
+              </w:rPr>
+            </w:pPr>
+            <w:r>
+              <w:rPr>
+                <w:sz w:val="24"/>
+                <w:szCs w:val="24"/>
+              </w:rPr>
+              <w:t>2</w:t>
+            </w:r>
+          </w:p>
+        </w:tc>
+        <w:tc>
+          <w:tcPr>
+            <w:tcW w:w="1599" w:type="dxa"/>
+          </w:tcPr>
+          <w:p>
+            <w:pPr>
+              <w:spacing w:before="80" w:after="80"/>
+              <w:rPr>
+                <w:sz w:val="24"/>
+                <w:szCs w:val="24"/>
+              </w:rPr>
+            </w:pPr>
+          </w:p>
+        </w:tc>
+        <w:tc>
+          <w:tcPr>
+            <w:tcW w:w="1612" w:type="dxa"/>
+          </w:tcPr>
+          <w:p>
+            <w:pPr>
+              <w:spacing w:before="80" w:after="80"/>
+              <w:rPr>
+                <w:sz w:val="24"/>
+                <w:szCs w:val="24"/>
+              </w:rPr>
+            </w:pPr>
+          </w:p>
+        </w:tc>
+      </w:tr>
+      <w:tr>
+        <w:tc>
+          <w:tcPr>
+            <w:tcW w:w="1255" w:type="dxa"/>
+            <w:vAlign w:val="center"/>
+          </w:tcPr>
+          <w:p>
+            <w:pPr>
+              <w:spacing w:before="80" w:after="80"/>
+              <w:jc w:val="center"/>
+              <w:rPr>
+                <w:sz w:val="24"/>
+                <w:szCs w:val="24"/>
+              </w:rPr>
+            </w:pPr>
+            <w:r>
+              <w:rPr>
+                <w:sz w:val="24"/>
+                <w:szCs w:val="24"/>
+              </w:rPr>
+              <w:t>BS_23</w:t>
+            </w:r>
+          </w:p>
+        </w:tc>
+        <w:tc>
+          <w:tcPr>
+            <w:tcW w:w="2027" w:type="dxa"/>
+          </w:tcPr>
+          <w:p>
+            <w:pPr>
+              <w:spacing w:before="80" w:after="80"/>
+              <w:rPr>
+                <w:sz w:val="18"/>
+                <w:szCs w:val="18"/>
+              </w:rPr>
+            </w:pPr>
+            <w:r>
+              <w:rPr>
+                <w:sz w:val="18"/>
+                <w:szCs w:val="18"/>
+              </w:rPr>
+              <w:t>Bank Teller shall be able to print mini statements and provide balance inquiries in order to give customers immediate access to their account information.</w:t>
+            </w:r>
+          </w:p>
+        </w:tc>
+        <w:tc>
+          <w:tcPr>
+            <w:tcW w:w="2113" w:type="dxa"/>
+          </w:tcPr>
+          <w:p>
+            <w:pPr>
+              <w:spacing w:before="80" w:after="80"/>
+              <w:rPr>
+                <w:sz w:val="24"/>
+                <w:szCs w:val="24"/>
+              </w:rPr>
+            </w:pPr>
+            <w:r>
+              <w:rPr>
+                <w:color w:val="444444"/>
+                <w:sz w:val="17"/>
+                <w:szCs w:val="17"/>
+              </w:rPr>
+              <w:t>Mini statements display the last 10 transactions. Full statements are handled by Staff.</w:t>
+            </w:r>
+          </w:p>
+        </w:tc>
+        <w:tc>
+          <w:tcPr>
+            <w:tcW w:w="1104" w:type="dxa"/>
+            <w:vAlign w:val="center"/>
+          </w:tcPr>
+          <w:p>
+            <w:pPr>
+              <w:spacing w:before="80" w:after="80"/>
+              <w:jc w:val="center"/>
+              <w:rPr>
+                <w:sz w:val="24"/>
+                <w:szCs w:val="24"/>
+              </w:rPr>
+            </w:pPr>
+            <w:r>
+              <w:rPr>
+                <w:sz w:val="24"/>
+                <w:szCs w:val="24"/>
+              </w:rPr>
+              <w:t>2</w:t>
+            </w:r>
+          </w:p>
+        </w:tc>
+        <w:tc>
+          <w:tcPr>
+            <w:tcW w:w="1599" w:type="dxa"/>
+          </w:tcPr>
+          <w:p>
+            <w:pPr>
+              <w:spacing w:before="80" w:after="80"/>
+              <w:rPr>
+                <w:sz w:val="24"/>
+                <w:szCs w:val="24"/>
+              </w:rPr>
+            </w:pPr>
+          </w:p>
+        </w:tc>
+        <w:tc>
+          <w:tcPr>
+            <w:tcW w:w="1612" w:type="dxa"/>
+          </w:tcPr>
+          <w:p>
+            <w:pPr>
+              <w:spacing w:before="80" w:after="80"/>
+              <w:rPr>
+                <w:sz w:val="24"/>
+                <w:szCs w:val="24"/>
+              </w:rPr>
+            </w:pPr>
+          </w:p>
+        </w:tc>
+      </w:tr>
+      <w:tr>
+        <w:tc>
+          <w:tcPr>
+            <w:tcW w:w="1255" w:type="dxa"/>
+            <w:vAlign w:val="center"/>
+          </w:tcPr>
+          <w:p>
+            <w:pPr>
+              <w:spacing w:before="80" w:after="80"/>
+              <w:jc w:val="center"/>
+              <w:rPr>
+                <w:sz w:val="24"/>
+                <w:szCs w:val="24"/>
+              </w:rPr>
+            </w:pPr>
+            <w:r>
+              <w:rPr>
+                <w:sz w:val="24"/>
+                <w:szCs w:val="24"/>
+              </w:rPr>
+              <w:t>BS_24</w:t>
+            </w:r>
+          </w:p>
+        </w:tc>
+        <w:tc>
+          <w:tcPr>
+            <w:tcW w:w="2027" w:type="dxa"/>
+          </w:tcPr>
+          <w:p>
+            <w:pPr>
+              <w:spacing w:before="80" w:after="80"/>
+              <w:rPr>
+                <w:sz w:val="18"/>
+                <w:szCs w:val="18"/>
+              </w:rPr>
+            </w:pPr>
+            <w:r>
+              <w:rPr>
+                <w:sz w:val="18"/>
+                <w:szCs w:val="18"/>
+              </w:rPr>
+              <w:t>Bank Teller shall be able to process foreign currency exchanges in order to assist customers with international financial needs.</w:t>
+            </w:r>
+          </w:p>
+        </w:tc>
+        <w:tc>
+          <w:tcPr>
+            <w:tcW w:w="2113" w:type="dxa"/>
+          </w:tcPr>
+          <w:p>
+            <w:pPr>
+              <w:spacing w:before="80" w:after="80"/>
+              <w:rPr>
+                <w:sz w:val="24"/>
+                <w:szCs w:val="24"/>
+              </w:rPr>
+            </w:pPr>
+            <w:r>
+              <w:rPr>
+                <w:color w:val="444444"/>
+                <w:sz w:val="17"/>
+                <w:szCs w:val="17"/>
+              </w:rPr>
+              <w:t>Exchange rates are pulled in real time from the bank's rate feed.</w:t>
+            </w:r>
+          </w:p>
+        </w:tc>
+        <w:tc>
+          <w:tcPr>
+            <w:tcW w:w="1104" w:type="dxa"/>
+            <w:vAlign w:val="center"/>
+          </w:tcPr>
+          <w:p>
+            <w:pPr>
+              <w:spacing w:before="80" w:after="80"/>
+              <w:jc w:val="center"/>
+              <w:rPr>
+                <w:sz w:val="24"/>
+                <w:szCs w:val="24"/>
+              </w:rPr>
+            </w:pPr>
+            <w:r>
+              <w:rPr>
+                <w:sz w:val="24"/>
+                <w:szCs w:val="24"/>
+              </w:rPr>
+              <w:t>2</w:t>
+            </w:r>
+          </w:p>
+        </w:tc>
+        <w:tc>
+          <w:tcPr>
+            <w:tcW w:w="1599" w:type="dxa"/>
+          </w:tcPr>
+          <w:p>
+            <w:pPr>
+              <w:spacing w:before="80" w:after="80"/>
+              <w:rPr>
+                <w:sz w:val="24"/>
+                <w:szCs w:val="24"/>
+              </w:rPr>
+            </w:pPr>
+          </w:p>
+        </w:tc>
+        <w:tc>
+          <w:tcPr>
+            <w:tcW w:w="1612" w:type="dxa"/>
+          </w:tcPr>
+          <w:p>
+            <w:pPr>
+              <w:spacing w:before="80" w:after="80"/>
+              <w:rPr>
+                <w:sz w:val="24"/>
+                <w:szCs w:val="24"/>
+              </w:rPr>
+            </w:pPr>
+          </w:p>
+        </w:tc>
+      </w:tr>
+      <w:tr>
+        <w:tc>
+          <w:tcPr>
+            <w:tcW w:w="1255" w:type="dxa"/>
+            <w:vAlign w:val="center"/>
+          </w:tcPr>
+          <w:p>
+            <w:pPr>
+              <w:spacing w:before="80" w:after="80"/>
+              <w:jc w:val="center"/>
+              <w:rPr>
+                <w:sz w:val="24"/>
+                <w:szCs w:val="24"/>
+              </w:rPr>
+            </w:pPr>
+            <w:r>
+              <w:rPr>
+                <w:sz w:val="24"/>
+                <w:szCs w:val="24"/>
+              </w:rPr>
+              <w:t>BS_25</w:t>
+            </w:r>
+          </w:p>
+        </w:tc>
+        <w:tc>
+          <w:tcPr>
+            <w:tcW w:w="2027" w:type="dxa"/>
+          </w:tcPr>
+          <w:p>
+            <w:pPr>
+              <w:spacing w:before="80" w:after="80"/>
+              <w:rPr>
+                <w:sz w:val="18"/>
+                <w:szCs w:val="18"/>
+              </w:rPr>
+            </w:pPr>
+            <w:r>
+              <w:rPr>
+                <w:sz w:val="18"/>
+                <w:szCs w:val="18"/>
+              </w:rPr>
+              <w:t>Facilities Manager shall be able to manage and approve duty rosters and shift schedules for all support staff in order to maintain adequate coverage across all branches.</w:t>
+            </w:r>
+          </w:p>
+        </w:tc>
+        <w:tc>
+          <w:tcPr>
+            <w:tcW w:w="2113" w:type="dxa"/>
+          </w:tcPr>
+          <w:p>
+            <w:pPr>
+              <w:spacing w:before="80" w:after="80"/>
+              <w:rPr>
+                <w:sz w:val="24"/>
+                <w:szCs w:val="24"/>
+              </w:rPr>
+            </w:pPr>
+            <w:r>
+              <w:rPr>
+                <w:color w:val="444444"/>
+                <w:sz w:val="17"/>
+                <w:szCs w:val="17"/>
+              </w:rPr>
+              <w:t>Covers security guards, cleaners, drivers, and maintenance workers across all locations.</w:t>
+            </w:r>
+          </w:p>
+        </w:tc>
+        <w:tc>
+          <w:tcPr>
+            <w:tcW w:w="1104" w:type="dxa"/>
+            <w:vAlign w:val="center"/>
+          </w:tcPr>
+          <w:p>
+            <w:pPr>
+              <w:spacing w:before="80" w:after="80"/>
+              <w:jc w:val="center"/>
+              <w:rPr>
+                <w:sz w:val="24"/>
+                <w:szCs w:val="24"/>
+              </w:rPr>
+            </w:pPr>
+            <w:r>
+              <w:rPr>
+                <w:sz w:val="24"/>
+                <w:szCs w:val="24"/>
+              </w:rPr>
+              <w:t>1</w:t>
+            </w:r>
+          </w:p>
+        </w:tc>
+        <w:tc>
+          <w:tcPr>
+            <w:tcW w:w="1599" w:type="dxa"/>
+          </w:tcPr>
+          <w:p>
+            <w:pPr>
+              <w:spacing w:before="80" w:after="80"/>
+              <w:rPr>
+                <w:sz w:val="24"/>
+                <w:szCs w:val="24"/>
+              </w:rPr>
+            </w:pPr>
+          </w:p>
+        </w:tc>
+        <w:tc>
+          <w:tcPr>
+            <w:tcW w:w="1612" w:type="dxa"/>
+          </w:tcPr>
+          <w:p>
+            <w:pPr>
+              <w:spacing w:before="80" w:after="80"/>
+              <w:rPr>
+                <w:sz w:val="24"/>
+                <w:szCs w:val="24"/>
+              </w:rPr>
+            </w:pPr>
+          </w:p>
+        </w:tc>
+      </w:tr>
+      <w:tr>
+        <w:tc>
+          <w:tcPr>
+            <w:tcW w:w="1255" w:type="dxa"/>
+            <w:vAlign w:val="center"/>
+          </w:tcPr>
+          <w:p>
+            <w:pPr>
+              <w:spacing w:before="80" w:after="80"/>
+              <w:jc w:val="center"/>
+              <w:rPr>
+                <w:sz w:val="24"/>
+                <w:szCs w:val="24"/>
+              </w:rPr>
+            </w:pPr>
+            <w:r>
+              <w:rPr>
+                <w:sz w:val="24"/>
+                <w:szCs w:val="24"/>
+              </w:rPr>
+              <w:t>BS_26</w:t>
+            </w:r>
+          </w:p>
+        </w:tc>
+        <w:tc>
+          <w:tcPr>
+            <w:tcW w:w="2027" w:type="dxa"/>
+          </w:tcPr>
+          <w:p>
+            <w:pPr>
+              <w:spacing w:before="80" w:after="80"/>
+              <w:rPr>
+                <w:sz w:val="18"/>
+                <w:szCs w:val="18"/>
+              </w:rPr>
+            </w:pPr>
+            <w:r>
+              <w:rPr>
+                <w:sz w:val="18"/>
+                <w:szCs w:val="18"/>
+              </w:rPr>
+              <w:t>Facilities Manager shall be able to review and respond to incident reports submitted by security and maintenance staff in order to ensure timely resolution of physical security events.</w:t>
+            </w:r>
+          </w:p>
+        </w:tc>
+        <w:tc>
+          <w:tcPr>
+            <w:tcW w:w="2113" w:type="dxa"/>
+          </w:tcPr>
+          <w:p>
+            <w:pPr>
+              <w:spacing w:before="80" w:after="80"/>
+              <w:rPr>
+                <w:sz w:val="24"/>
+                <w:szCs w:val="24"/>
+              </w:rPr>
+            </w:pPr>
+            <w:r>
+              <w:rPr>
+                <w:color w:val="444444"/>
+                <w:sz w:val="17"/>
+                <w:szCs w:val="17"/>
+              </w:rPr>
+              <w:t>Critical incidents are automatically escalated to the Bank Director.</w:t>
+            </w:r>
+          </w:p>
+        </w:tc>
+        <w:tc>
+          <w:tcPr>
+            <w:tcW w:w="1104" w:type="dxa"/>
+            <w:vAlign w:val="center"/>
+          </w:tcPr>
+          <w:p>
+            <w:pPr>
+              <w:spacing w:before="80" w:after="80"/>
+              <w:jc w:val="center"/>
+              <w:rPr>
+                <w:sz w:val="24"/>
+                <w:szCs w:val="24"/>
+              </w:rPr>
+            </w:pPr>
+            <w:r>
+              <w:rPr>
+                <w:sz w:val="24"/>
+                <w:szCs w:val="24"/>
+              </w:rPr>
+              <w:t>1</w:t>
+            </w:r>
+          </w:p>
+        </w:tc>
+        <w:tc>
+          <w:tcPr>
+            <w:tcW w:w="1599" w:type="dxa"/>
+          </w:tcPr>
+          <w:p>
+            <w:pPr>
+              <w:spacing w:before="80" w:after="80"/>
+              <w:rPr>
+                <w:sz w:val="24"/>
+                <w:szCs w:val="24"/>
+              </w:rPr>
+            </w:pPr>
+          </w:p>
+        </w:tc>
+        <w:tc>
+          <w:tcPr>
+            <w:tcW w:w="1612" w:type="dxa"/>
+          </w:tcPr>
+          <w:p>
+            <w:pPr>
+              <w:spacing w:before="80" w:after="80"/>
+              <w:rPr>
+                <w:sz w:val="24"/>
+                <w:szCs w:val="24"/>
+              </w:rPr>
+            </w:pPr>
+          </w:p>
+        </w:tc>
+      </w:tr>
+      <w:tr>
+        <w:tc>
+          <w:tcPr>
+            <w:tcW w:w="1255" w:type="dxa"/>
+            <w:vAlign w:val="center"/>
+          </w:tcPr>
+          <w:p>
+            <w:pPr>
+              <w:spacing w:before="80" w:after="80"/>
+              <w:jc w:val="center"/>
+              <w:rPr>
+                <w:sz w:val="24"/>
+                <w:szCs w:val="24"/>
+              </w:rPr>
+            </w:pPr>
+            <w:r>
+              <w:rPr>
+                <w:sz w:val="24"/>
+                <w:szCs w:val="24"/>
+              </w:rPr>
+              <w:t>BS_27</w:t>
+            </w:r>
+          </w:p>
+        </w:tc>
+        <w:tc>
+          <w:tcPr>
+            <w:tcW w:w="2027" w:type="dxa"/>
+          </w:tcPr>
+          <w:p>
+            <w:pPr>
+              <w:spacing w:before="80" w:after="80"/>
+              <w:rPr>
+                <w:sz w:val="18"/>
+                <w:szCs w:val="18"/>
+              </w:rPr>
+            </w:pPr>
+            <w:r>
+              <w:rPr>
+                <w:sz w:val="18"/>
+                <w:szCs w:val="18"/>
+              </w:rPr>
+              <w:t>Facilities Manager shall be able to approve supply requisition requests for cleaning, maintenance, and IT materials in order to keep operations running without interruption.</w:t>
+            </w:r>
+          </w:p>
+        </w:tc>
+        <w:tc>
+          <w:tcPr>
+            <w:tcW w:w="2113" w:type="dxa"/>
+          </w:tcPr>
+          <w:p>
+            <w:pPr>
+              <w:spacing w:before="80" w:after="80"/>
+              <w:rPr>
+                <w:sz w:val="24"/>
+                <w:szCs w:val="24"/>
+              </w:rPr>
+            </w:pPr>
+            <w:r>
+              <w:rPr>
+                <w:color w:val="444444"/>
+                <w:sz w:val="17"/>
+                <w:szCs w:val="17"/>
+              </w:rPr>
+              <w:t>Requests include item description, quantity, estimated cost, and urgency level.</w:t>
+            </w:r>
+          </w:p>
+        </w:tc>
+        <w:tc>
+          <w:tcPr>
+            <w:tcW w:w="1104" w:type="dxa"/>
+            <w:vAlign w:val="center"/>
+          </w:tcPr>
+          <w:p>
+            <w:pPr>
+              <w:spacing w:before="80" w:after="80"/>
+              <w:jc w:val="center"/>
+              <w:rPr>
+                <w:sz w:val="24"/>
+                <w:szCs w:val="24"/>
+              </w:rPr>
+            </w:pPr>
+            <w:r>
+              <w:rPr>
+                <w:sz w:val="24"/>
+                <w:szCs w:val="24"/>
+              </w:rPr>
+              <w:t>2</w:t>
+            </w:r>
+          </w:p>
+        </w:tc>
+        <w:tc>
+          <w:tcPr>
+            <w:tcW w:w="1599" w:type="dxa"/>
+          </w:tcPr>
+          <w:p>
+            <w:pPr>
+              <w:spacing w:before="80" w:after="80"/>
+              <w:rPr>
+                <w:sz w:val="24"/>
+                <w:szCs w:val="24"/>
+              </w:rPr>
+            </w:pPr>
+          </w:p>
+        </w:tc>
+        <w:tc>
+          <w:tcPr>
+            <w:tcW w:w="1612" w:type="dxa"/>
+          </w:tcPr>
+          <w:p>
+            <w:pPr>
+              <w:spacing w:before="80" w:after="80"/>
+              <w:rPr>
+                <w:sz w:val="24"/>
+                <w:szCs w:val="24"/>
+              </w:rPr>
+            </w:pPr>
+          </w:p>
+        </w:tc>
+      </w:tr>
+    </w:tbl>
+    <w:p/>
+    <w:tbl>
+      <w:tblPr>
+        <w:tblStyle w:val="TableGrid"/>
+        <w:tblW w:w="0" w:type="auto"/>
+        <w:tblLook w:val="04A0" w:firstRow="1" w:lastRow="0" w:firstColumn="1" w:lastColumn="0" w:noHBand="0" w:noVBand="1"/>
+      </w:tblPr>
+      <w:tblGrid>
+        <w:gridCol w:w="1255"/>
+        <w:gridCol w:w="2027"/>
+        <w:gridCol w:w="2113"/>
+        <w:gridCol w:w="1104"/>
+        <w:gridCol w:w="1599"/>
+        <w:gridCol w:w="1612"/>
+      </w:tblGrid>
+      <w:tr>
+        <w:tc>
+          <w:tcPr>
+            <w:tcW w:w="1255" w:type="dxa"/>
+            <w:vAlign w:val="center"/>
+          </w:tcPr>
+          <w:p>
+            <w:pPr>
+              <w:spacing w:before="80" w:after="80"/>
+              <w:jc w:val="center"/>
+              <w:rPr>
+                <w:sz w:val="24"/>
+                <w:szCs w:val="24"/>
+              </w:rPr>
+            </w:pPr>
+            <w:r>
+              <w:rPr>
+                <w:b/>
+                <w:bCs/>
+                <w:sz w:val="24"/>
+                <w:szCs w:val="24"/>
+              </w:rPr>
+              <w:t>Req #</w:t>
+            </w:r>
+          </w:p>
+        </w:tc>
+        <w:tc>
+          <w:tcPr>
+            <w:tcW w:w="2027" w:type="dxa"/>
+            <w:vAlign w:val="center"/>
+          </w:tcPr>
+          <w:p>
+            <w:pPr>
+              <w:spacing w:before="80" w:after="80"/>
+              <w:rPr>
+                <w:sz w:val="18"/>
+                <w:szCs w:val="18"/>
+              </w:rPr>
+            </w:pPr>
+            <w:r>
+              <w:rPr>
+                <w:b/>
+                <w:bCs/>
+                <w:sz w:val="24"/>
+                <w:szCs w:val="24"/>
+              </w:rPr>
+              <w:t>Requirement</w:t>
+            </w:r>
+          </w:p>
+        </w:tc>
+        <w:tc>
+          <w:tcPr>
+            <w:tcW w:w="2113" w:type="dxa"/>
+            <w:vAlign w:val="center"/>
+          </w:tcPr>
+          <w:p>
+            <w:pPr>
+              <w:spacing w:before="80" w:after="80"/>
+              <w:rPr>
+                <w:sz w:val="24"/>
+                <w:szCs w:val="24"/>
+              </w:rPr>
+            </w:pPr>
+            <w:r>
+              <w:rPr>
+                <w:b/>
+                <w:bCs/>
+                <w:sz w:val="24"/>
+                <w:szCs w:val="24"/>
+              </w:rPr>
+              <w:t>Comments</w:t>
+            </w:r>
+          </w:p>
+        </w:tc>
+        <w:tc>
+          <w:tcPr>
+            <w:tcW w:w="1104" w:type="dxa"/>
+            <w:vAlign w:val="center"/>
+          </w:tcPr>
+          <w:p>
+            <w:pPr>
+              <w:spacing w:before="80" w:after="80"/>
+              <w:jc w:val="center"/>
+              <w:rPr>
+                <w:sz w:val="24"/>
+                <w:szCs w:val="24"/>
+              </w:rPr>
+            </w:pPr>
+            <w:r>
+              <w:rPr>
+                <w:b/>
+                <w:bCs/>
+                <w:sz w:val="24"/>
+                <w:szCs w:val="24"/>
+              </w:rPr>
+              <w:t>Priority</w:t>
+            </w:r>
+          </w:p>
+        </w:tc>
+        <w:tc>
+          <w:tcPr>
+            <w:tcW w:w="1599" w:type="dxa"/>
+            <w:vAlign w:val="center"/>
+          </w:tcPr>
+          <w:p>
+            <w:pPr>
+              <w:spacing w:before="80" w:after="80"/>
+              <w:rPr>
+                <w:sz w:val="24"/>
+                <w:szCs w:val="24"/>
+              </w:rPr>
+            </w:pPr>
+            <w:r>
+              <w:rPr>
+                <w:b/>
+                <w:bCs/>
+                <w:sz w:val="24"/>
+                <w:szCs w:val="24"/>
+              </w:rPr>
+              <w:t xml:space="preserve">Date </w:t>
+            </w:r>
+            <w:proofErr w:type="spellStart"/>
+            <w:r>
+              <w:rPr>
+                <w:b/>
+                <w:bCs/>
+                <w:sz w:val="24"/>
+                <w:szCs w:val="24"/>
+              </w:rPr>
+              <w:t>Rvwd</w:t>
+            </w:r>
+            <w:proofErr w:type="spellEnd"/>
+          </w:p>
+        </w:tc>
+        <w:tc>
+          <w:tcPr>
+            <w:tcW w:w="1612" w:type="dxa"/>
+            <w:vAlign w:val="center"/>
+          </w:tcPr>
+          <w:p>
+            <w:pPr>
+              <w:spacing w:before="80" w:after="80"/>
+              <w:jc w:val="center"/>
+              <w:rPr>
+                <w:b/>
+                <w:bCs/>
+                <w:sz w:val="24"/>
+                <w:szCs w:val="24"/>
+              </w:rPr>
+            </w:pPr>
+            <w:r>
+              <w:rPr>
+                <w:b/>
+                <w:bCs/>
+                <w:sz w:val="24"/>
+                <w:szCs w:val="24"/>
+              </w:rPr>
+              <w:t>SME</w:t>
+            </w:r>
+          </w:p>
+          <w:p>
+            <w:pPr>
+              <w:spacing w:before="80" w:after="80"/>
+              <w:jc w:val="center"/>
+              <w:rPr>
+                <w:b/>
+                <w:bCs/>
+                <w:sz w:val="24"/>
+                <w:szCs w:val="24"/>
+              </w:rPr>
+            </w:pPr>
+            <w:r>
+              <w:rPr>
+                <w:b/>
+                <w:bCs/>
+                <w:sz w:val="24"/>
+                <w:szCs w:val="24"/>
+              </w:rPr>
+              <w:t>Reviewed /</w:t>
+            </w:r>
+          </w:p>
+          <w:p>
+            <w:pPr>
+              <w:spacing w:before="80" w:after="80"/>
+              <w:rPr>
+                <w:sz w:val="24"/>
+                <w:szCs w:val="24"/>
+              </w:rPr>
+            </w:pPr>
+            <w:r>
+              <w:rPr>
+                <w:b/>
+                <w:bCs/>
+                <w:sz w:val="24"/>
+                <w:szCs w:val="24"/>
+              </w:rPr>
+              <w:t>Approved</w:t>
+            </w:r>
+          </w:p>
+        </w:tc>
+      </w:tr>
+      <w:tr>
+        <w:tc>
+          <w:tcPr>
+            <w:tcW w:w="1255" w:type="dxa"/>
+            <w:vAlign w:val="center"/>
+          </w:tcPr>
+          <w:p>
+            <w:pPr>
+              <w:spacing w:before="80" w:after="80"/>
+              <w:jc w:val="center"/>
+              <w:rPr>
+                <w:sz w:val="24"/>
+                <w:szCs w:val="24"/>
+              </w:rPr>
+            </w:pPr>
+            <w:r>
+              <w:rPr>
+                <w:sz w:val="24"/>
+                <w:szCs w:val="24"/>
+              </w:rPr>
+              <w:t>BS_28</w:t>
+            </w:r>
+          </w:p>
+        </w:tc>
+        <w:tc>
+          <w:tcPr>
+            <w:tcW w:w="2027" w:type="dxa"/>
+          </w:tcPr>
+          <w:p>
+            <w:pPr>
+              <w:spacing w:before="80" w:after="80"/>
+              <w:rPr>
+                <w:sz w:val="18"/>
+                <w:szCs w:val="18"/>
+              </w:rPr>
+            </w:pPr>
+            <w:r>
+              <w:rPr>
+                <w:sz w:val="18"/>
+                <w:szCs w:val="18"/>
+              </w:rPr>
+              <w:t>Facilities Manager shall be able to schedule and track preventive maintenance for buildings, ATMs, and equipment in order to minimize unplanned downtime.</w:t>
+            </w:r>
+          </w:p>
+        </w:tc>
+        <w:tc>
+          <w:tcPr>
+            <w:tcW w:w="2113" w:type="dxa"/>
+          </w:tcPr>
+          <w:p>
+            <w:pPr>
+              <w:spacing w:before="80" w:after="80"/>
+              <w:rPr>
+                <w:sz w:val="24"/>
+                <w:szCs w:val="24"/>
+              </w:rPr>
+            </w:pPr>
+            <w:r>
+              <w:rPr>
+                <w:color w:val="444444"/>
+                <w:sz w:val="17"/>
+                <w:szCs w:val="17"/>
+              </w:rPr>
+              <w:t>Maintenance tasks include due date, assigned team, and completion confirmation.</w:t>
+            </w:r>
+          </w:p>
+        </w:tc>
+        <w:tc>
+          <w:tcPr>
+            <w:tcW w:w="1104" w:type="dxa"/>
+            <w:vAlign w:val="center"/>
+          </w:tcPr>
+          <w:p>
+            <w:pPr>
+              <w:spacing w:before="80" w:after="80"/>
+              <w:jc w:val="center"/>
+              <w:rPr>
+                <w:sz w:val="24"/>
+                <w:szCs w:val="24"/>
+              </w:rPr>
+            </w:pPr>
+            <w:r>
+              <w:rPr>
+                <w:sz w:val="24"/>
+                <w:szCs w:val="24"/>
+              </w:rPr>
+              <w:t>1</w:t>
+            </w:r>
+          </w:p>
+        </w:tc>
+        <w:tc>
+          <w:tcPr>
+            <w:tcW w:w="1599" w:type="dxa"/>
+          </w:tcPr>
+          <w:p>
+            <w:pPr>
+              <w:spacing w:before="80" w:after="80"/>
+              <w:rPr>
+                <w:sz w:val="24"/>
+                <w:szCs w:val="24"/>
+              </w:rPr>
+            </w:pPr>
+          </w:p>
+        </w:tc>
+        <w:tc>
+          <w:tcPr>
+            <w:tcW w:w="1612" w:type="dxa"/>
+          </w:tcPr>
+          <w:p>
+            <w:pPr>
+              <w:spacing w:before="80" w:after="80"/>
+              <w:rPr>
+                <w:sz w:val="24"/>
+                <w:szCs w:val="24"/>
+              </w:rPr>
+            </w:pPr>
+          </w:p>
+        </w:tc>
+      </w:tr>
+      <w:tr>
+        <w:tc>
+          <w:tcPr>
+            <w:tcW w:w="1255" w:type="dxa"/>
+            <w:vAlign w:val="center"/>
+          </w:tcPr>
+          <w:p>
+            <w:pPr>
+              <w:spacing w:before="80" w:after="80"/>
+              <w:jc w:val="center"/>
+              <w:rPr>
+                <w:sz w:val="24"/>
+                <w:szCs w:val="24"/>
+              </w:rPr>
+            </w:pPr>
+            <w:r>
+              <w:rPr>
+                <w:sz w:val="24"/>
+                <w:szCs w:val="24"/>
+              </w:rPr>
+              <w:t>BS_29</w:t>
+            </w:r>
+          </w:p>
+        </w:tc>
+        <w:tc>
+          <w:tcPr>
+            <w:tcW w:w="2027" w:type="dxa"/>
+          </w:tcPr>
+          <w:p>
+            <w:pPr>
+              <w:spacing w:before="80" w:after="80"/>
+              <w:rPr>
+                <w:sz w:val="18"/>
+                <w:szCs w:val="18"/>
+              </w:rPr>
+            </w:pPr>
+            <w:r>
+              <w:rPr>
+                <w:sz w:val="18"/>
+                <w:szCs w:val="18"/>
+              </w:rPr>
+              <w:t>Facilities Manager shall be able to generate facilities reports covering maintenance status, incidents, and asset conditions in order to keep management informed.</w:t>
+            </w:r>
+          </w:p>
+        </w:tc>
+        <w:tc>
+          <w:tcPr>
+            <w:tcW w:w="2113" w:type="dxa"/>
+          </w:tcPr>
+          <w:p>
+            <w:pPr>
+              <w:spacing w:before="80" w:after="80"/>
+              <w:rPr>
+                <w:sz w:val="24"/>
+                <w:szCs w:val="24"/>
+              </w:rPr>
+            </w:pPr>
+            <w:r>
+              <w:rPr>
+                <w:color w:val="444444"/>
+                <w:sz w:val="17"/>
+                <w:szCs w:val="17"/>
+              </w:rPr>
+              <w:t>Reports can be exported and shared directly with the Bank Director.</w:t>
+            </w:r>
+          </w:p>
+        </w:tc>
+        <w:tc>
+          <w:tcPr>
+            <w:tcW w:w="1104" w:type="dxa"/>
+            <w:vAlign w:val="center"/>
+          </w:tcPr>
+          <w:p>
+            <w:pPr>
+              <w:spacing w:before="80" w:after="80"/>
+              <w:jc w:val="center"/>
+              <w:rPr>
+                <w:sz w:val="24"/>
+                <w:szCs w:val="24"/>
+              </w:rPr>
+            </w:pPr>
+            <w:r>
+              <w:rPr>
+                <w:sz w:val="24"/>
+                <w:szCs w:val="24"/>
+              </w:rPr>
+              <w:t>2</w:t>
+            </w:r>
+          </w:p>
+        </w:tc>
+        <w:tc>
+          <w:tcPr>
+            <w:tcW w:w="1599" w:type="dxa"/>
+          </w:tcPr>
+          <w:p>
+            <w:pPr>
+              <w:spacing w:before="80" w:after="80"/>
+              <w:rPr>
+                <w:sz w:val="24"/>
+                <w:szCs w:val="24"/>
+              </w:rPr>
+            </w:pPr>
+          </w:p>
+        </w:tc>
+        <w:tc>
+          <w:tcPr>
+            <w:tcW w:w="1612" w:type="dxa"/>
+          </w:tcPr>
+          <w:p>
+            <w:pPr>
+              <w:spacing w:before="80" w:after="80"/>
+              <w:rPr>
+                <w:sz w:val="24"/>
+                <w:szCs w:val="24"/>
+              </w:rPr>
+            </w:pPr>
+          </w:p>
+        </w:tc>
+      </w:tr>
+      <w:tr>
+        <w:tc>
+          <w:tcPr>
+            <w:tcW w:w="1255" w:type="dxa"/>
+            <w:vAlign w:val="center"/>
+          </w:tcPr>
+          <w:p>
+            <w:pPr>
+              <w:spacing w:before="80" w:after="80"/>
+              <w:jc w:val="center"/>
+              <w:rPr>
+                <w:sz w:val="24"/>
+                <w:szCs w:val="24"/>
+              </w:rPr>
+            </w:pPr>
+            <w:r>
+              <w:rPr>
+                <w:sz w:val="24"/>
+                <w:szCs w:val="24"/>
+              </w:rPr>
+              <w:t>BS_30</w:t>
+            </w:r>
+          </w:p>
+        </w:tc>
+        <w:tc>
+          <w:tcPr>
+            <w:tcW w:w="2027" w:type="dxa"/>
+          </w:tcPr>
+          <w:p>
+            <w:pPr>
+              <w:spacing w:before="80" w:after="80"/>
+              <w:rPr>
+                <w:sz w:val="18"/>
+                <w:szCs w:val="18"/>
+              </w:rPr>
+            </w:pPr>
+            <w:r>
+              <w:rPr>
+                <w:sz w:val="18"/>
+                <w:szCs w:val="18"/>
+              </w:rPr>
+              <w:t>Facilities Manager shall be able to manage contracts and service level agreements with external vendors in order to ensure accountability from third-party service providers.</w:t>
+            </w:r>
+          </w:p>
+        </w:tc>
+        <w:tc>
+          <w:tcPr>
+            <w:tcW w:w="2113" w:type="dxa"/>
+          </w:tcPr>
+          <w:p>
+            <w:pPr>
+              <w:spacing w:before="80" w:after="80"/>
+              <w:rPr>
+                <w:sz w:val="24"/>
+                <w:szCs w:val="24"/>
+              </w:rPr>
+            </w:pPr>
+            <w:r>
+              <w:rPr>
+                <w:color w:val="444444"/>
+                <w:sz w:val="17"/>
+                <w:szCs w:val="17"/>
+              </w:rPr>
+              <w:t>Includes contract expiry alerts and SLA performance tracking.</w:t>
+            </w:r>
+          </w:p>
+        </w:tc>
+        <w:tc>
+          <w:tcPr>
+            <w:tcW w:w="1104" w:type="dxa"/>
+            <w:vAlign w:val="center"/>
+          </w:tcPr>
+          <w:p>
+            <w:pPr>
+              <w:spacing w:before="80" w:after="80"/>
+              <w:jc w:val="center"/>
+              <w:rPr>
+                <w:sz w:val="24"/>
+                <w:szCs w:val="24"/>
+              </w:rPr>
+            </w:pPr>
+            <w:r>
+              <w:rPr>
+                <w:sz w:val="24"/>
+                <w:szCs w:val="24"/>
+              </w:rPr>
+              <w:t>2</w:t>
+            </w:r>
+          </w:p>
+        </w:tc>
+        <w:tc>
+          <w:tcPr>
+            <w:tcW w:w="1599" w:type="dxa"/>
+          </w:tcPr>
+          <w:p>
+            <w:pPr>
+              <w:spacing w:before="80" w:after="80"/>
+              <w:rPr>
+                <w:sz w:val="24"/>
+                <w:szCs w:val="24"/>
+              </w:rPr>
+            </w:pPr>
+          </w:p>
+        </w:tc>
+        <w:tc>
+          <w:tcPr>
+            <w:tcW w:w="1612" w:type="dxa"/>
+          </w:tcPr>
+          <w:p>
+            <w:pPr>
+              <w:spacing w:before="80" w:after="80"/>
+              <w:rPr>
+                <w:sz w:val="24"/>
+                <w:szCs w:val="24"/>
+              </w:rPr>
+            </w:pPr>
+          </w:p>
+        </w:tc>
+      </w:tr>
+      <w:tr>
+        <w:tc>
+          <w:tcPr>
+            <w:tcW w:w="1255" w:type="dxa"/>
+            <w:vAlign w:val="center"/>
+          </w:tcPr>
+          <w:p>
+            <w:pPr>
+              <w:spacing w:before="80" w:after="80"/>
+              <w:jc w:val="center"/>
+              <w:rPr>
+                <w:sz w:val="24"/>
+                <w:szCs w:val="24"/>
+              </w:rPr>
+            </w:pPr>
+            <w:r>
+              <w:rPr>
+                <w:sz w:val="24"/>
+                <w:szCs w:val="24"/>
+              </w:rPr>
+              <w:t>BS_31</w:t>
+            </w:r>
+          </w:p>
+        </w:tc>
+        <w:tc>
+          <w:tcPr>
+            <w:tcW w:w="2027" w:type="dxa"/>
+          </w:tcPr>
+          <w:p>
+            <w:pPr>
+              <w:spacing w:before="80" w:after="80"/>
+              <w:rPr>
+                <w:sz w:val="18"/>
+                <w:szCs w:val="18"/>
+              </w:rPr>
+            </w:pPr>
+            <w:r>
+              <w:rPr>
+                <w:sz w:val="18"/>
+                <w:szCs w:val="18"/>
+              </w:rPr>
+              <w:t>Security Guard shall be able to log shift check-ins and check-outs and submit incident reports in order to maintain a formal record of security activities.</w:t>
+            </w:r>
+          </w:p>
+        </w:tc>
+        <w:tc>
+          <w:tcPr>
+            <w:tcW w:w="2113" w:type="dxa"/>
+          </w:tcPr>
+          <w:p>
+            <w:pPr>
+              <w:spacing w:before="80" w:after="80"/>
+              <w:rPr>
+                <w:sz w:val="24"/>
+                <w:szCs w:val="24"/>
+              </w:rPr>
+            </w:pPr>
+            <w:r>
+              <w:rPr>
+                <w:color w:val="444444"/>
+                <w:sz w:val="17"/>
+                <w:szCs w:val="17"/>
+              </w:rPr>
+              <w:t>Check-in/out is timestamped automatically. Incident reports are routed to the Facilities Manager.</w:t>
+            </w:r>
+          </w:p>
+        </w:tc>
+        <w:tc>
+          <w:tcPr>
+            <w:tcW w:w="1104" w:type="dxa"/>
+            <w:vAlign w:val="center"/>
+          </w:tcPr>
+          <w:p>
+            <w:pPr>
+              <w:spacing w:before="80" w:after="80"/>
+              <w:jc w:val="center"/>
+              <w:rPr>
+                <w:sz w:val="24"/>
+                <w:szCs w:val="24"/>
+              </w:rPr>
+            </w:pPr>
+            <w:r>
+              <w:rPr>
+                <w:sz w:val="24"/>
+                <w:szCs w:val="24"/>
+              </w:rPr>
+              <w:t>1</w:t>
+            </w:r>
+          </w:p>
+        </w:tc>
+        <w:tc>
+          <w:tcPr>
+            <w:tcW w:w="1599" w:type="dxa"/>
+          </w:tcPr>
+          <w:p>
+            <w:pPr>
+              <w:spacing w:before="80" w:after="80"/>
+              <w:rPr>
+                <w:sz w:val="24"/>
+                <w:szCs w:val="24"/>
+              </w:rPr>
+            </w:pPr>
+          </w:p>
+        </w:tc>
+        <w:tc>
+          <w:tcPr>
+            <w:tcW w:w="1612" w:type="dxa"/>
+          </w:tcPr>
+          <w:p>
+            <w:pPr>
+              <w:spacing w:before="80" w:after="80"/>
+              <w:rPr>
+                <w:sz w:val="24"/>
+                <w:szCs w:val="24"/>
+              </w:rPr>
+            </w:pPr>
+          </w:p>
+        </w:tc>
+      </w:tr>
+      <w:tr>
+        <w:tc>
+          <w:tcPr>
+            <w:tcW w:w="1255" w:type="dxa"/>
+            <w:vAlign w:val="center"/>
+          </w:tcPr>
+          <w:p>
+            <w:pPr>
+              <w:spacing w:before="80" w:after="80"/>
+              <w:jc w:val="center"/>
+              <w:rPr>
+                <w:sz w:val="24"/>
+                <w:szCs w:val="24"/>
+              </w:rPr>
+            </w:pPr>
+            <w:r>
+              <w:rPr>
+                <w:sz w:val="24"/>
+                <w:szCs w:val="24"/>
+              </w:rPr>
+              <w:t>BS_32</w:t>
+            </w:r>
+          </w:p>
+        </w:tc>
+        <w:tc>
+          <w:tcPr>
+            <w:tcW w:w="2027" w:type="dxa"/>
+          </w:tcPr>
+          <w:p>
+            <w:pPr>
+              <w:spacing w:before="80" w:after="80"/>
+              <w:rPr>
+                <w:sz w:val="18"/>
+                <w:szCs w:val="18"/>
+              </w:rPr>
+            </w:pPr>
+            <w:r>
+              <w:rPr>
+                <w:sz w:val="18"/>
+                <w:szCs w:val="18"/>
+              </w:rPr>
+              <w:t>Cleaning Staff shall be able to view assigned cleaning schedules and mark tasks as completed in order to confirm that hygiene standards are being met.</w:t>
+            </w:r>
+          </w:p>
+        </w:tc>
+        <w:tc>
+          <w:tcPr>
+            <w:tcW w:w="2113" w:type="dxa"/>
+          </w:tcPr>
+          <w:p>
+            <w:pPr>
+              <w:spacing w:before="80" w:after="80"/>
+              <w:rPr>
+                <w:sz w:val="24"/>
+                <w:szCs w:val="24"/>
+              </w:rPr>
+            </w:pPr>
+            <w:r>
+              <w:rPr>
+                <w:color w:val="444444"/>
+                <w:sz w:val="17"/>
+                <w:szCs w:val="17"/>
+              </w:rPr>
+              <w:t>Completion records are visible to the Facilities Manager for inspection follow-up.</w:t>
+            </w:r>
+          </w:p>
+        </w:tc>
+        <w:tc>
+          <w:tcPr>
+            <w:tcW w:w="1104" w:type="dxa"/>
+            <w:vAlign w:val="center"/>
+          </w:tcPr>
+          <w:p>
+            <w:pPr>
+              <w:spacing w:before="80" w:after="80"/>
+              <w:jc w:val="center"/>
+              <w:rPr>
+                <w:sz w:val="24"/>
+                <w:szCs w:val="24"/>
+              </w:rPr>
+            </w:pPr>
+            <w:r>
+              <w:rPr>
+                <w:sz w:val="24"/>
+                <w:szCs w:val="24"/>
+              </w:rPr>
+              <w:t>2</w:t>
+            </w:r>
+          </w:p>
+        </w:tc>
+        <w:tc>
+          <w:tcPr>
+            <w:tcW w:w="1599" w:type="dxa"/>
+          </w:tcPr>
+          <w:p>
+            <w:pPr>
+              <w:spacing w:before="80" w:after="80"/>
+              <w:rPr>
+                <w:sz w:val="24"/>
+                <w:szCs w:val="24"/>
+              </w:rPr>
+            </w:pPr>
+          </w:p>
+        </w:tc>
+        <w:tc>
+          <w:tcPr>
+            <w:tcW w:w="1612" w:type="dxa"/>
+          </w:tcPr>
+          <w:p>
+            <w:pPr>
+              <w:spacing w:before="80" w:after="80"/>
+              <w:rPr>
+                <w:sz w:val="24"/>
+                <w:szCs w:val="24"/>
+              </w:rPr>
+            </w:pPr>
+          </w:p>
+        </w:tc>
+      </w:tr>
+    </w:tbl>
+    <w:p/>
+    <w:p/>
+    <w:p/>
+    <w:p/>
+    <w:p/>
+    <w:tbl>
+      <w:tblPr>
+        <w:tblStyle w:val="TableGrid"/>
+        <w:tblW w:w="0" w:type="auto"/>
+        <w:tblLook w:val="04A0" w:firstRow="1" w:lastRow="0" w:firstColumn="1" w:lastColumn="0" w:noHBand="0" w:noVBand="1"/>
+      </w:tblPr>
+      <w:tblGrid>
+        <w:gridCol w:w="1255"/>
+        <w:gridCol w:w="2027"/>
+        <w:gridCol w:w="2113"/>
+        <w:gridCol w:w="1104"/>
+        <w:gridCol w:w="1599"/>
+        <w:gridCol w:w="1612"/>
+      </w:tblGrid>
+      <w:tr>
+        <w:tc>
+          <w:tcPr>
+            <w:tcW w:w="1255" w:type="dxa"/>
+            <w:vAlign w:val="center"/>
+          </w:tcPr>
+          <w:p>
+            <w:pPr>
+              <w:spacing w:before="80" w:after="80"/>
+              <w:jc w:val="center"/>
+              <w:rPr>
+                <w:sz w:val="24"/>
+                <w:szCs w:val="24"/>
+              </w:rPr>
+            </w:pPr>
+            <w:r>
+              <w:rPr>
+                <w:b/>
+                <w:bCs/>
+                <w:sz w:val="24"/>
+                <w:szCs w:val="24"/>
+              </w:rPr>
+              <w:lastRenderedPageBreak/>
+              <w:t>Req #</w:t>
+            </w:r>
+          </w:p>
+        </w:tc>
+        <w:tc>
+          <w:tcPr>
+            <w:tcW w:w="2027" w:type="dxa"/>
+            <w:vAlign w:val="center"/>
+          </w:tcPr>
+          <w:p>
+            <w:pPr>
+              <w:spacing w:before="80" w:after="80"/>
+              <w:rPr>
+                <w:sz w:val="18"/>
+                <w:szCs w:val="18"/>
+              </w:rPr>
+            </w:pPr>
+            <w:r>
+              <w:rPr>
+                <w:b/>
+                <w:bCs/>
+                <w:sz w:val="24"/>
+                <w:szCs w:val="24"/>
+              </w:rPr>
+              <w:t>Requirement</w:t>
+            </w:r>
+          </w:p>
+        </w:tc>
+        <w:tc>
+          <w:tcPr>
+            <w:tcW w:w="2113" w:type="dxa"/>
+            <w:vAlign w:val="center"/>
+          </w:tcPr>
+          <w:p>
+            <w:pPr>
+              <w:spacing w:before="80" w:after="80"/>
+              <w:rPr>
+                <w:sz w:val="24"/>
+                <w:szCs w:val="24"/>
+              </w:rPr>
+            </w:pPr>
+            <w:r>
+              <w:rPr>
+                <w:b/>
+                <w:bCs/>
+                <w:sz w:val="24"/>
+                <w:szCs w:val="24"/>
+              </w:rPr>
+              <w:t>Comments</w:t>
+            </w:r>
+          </w:p>
+        </w:tc>
+        <w:tc>
+          <w:tcPr>
+            <w:tcW w:w="1104" w:type="dxa"/>
+            <w:vAlign w:val="center"/>
+          </w:tcPr>
+          <w:p>
+            <w:pPr>
+              <w:spacing w:before="80" w:after="80"/>
+              <w:jc w:val="center"/>
+              <w:rPr>
+                <w:sz w:val="24"/>
+                <w:szCs w:val="24"/>
+              </w:rPr>
+            </w:pPr>
+            <w:r>
+              <w:rPr>
+                <w:b/>
+                <w:bCs/>
+                <w:sz w:val="24"/>
+                <w:szCs w:val="24"/>
+              </w:rPr>
+              <w:t>Priority</w:t>
+            </w:r>
+          </w:p>
+        </w:tc>
+        <w:tc>
+          <w:tcPr>
+            <w:tcW w:w="1599" w:type="dxa"/>
+            <w:vAlign w:val="center"/>
+          </w:tcPr>
+          <w:p>
+            <w:pPr>
+              <w:spacing w:before="80" w:after="80"/>
+              <w:rPr>
+                <w:sz w:val="24"/>
+                <w:szCs w:val="24"/>
+              </w:rPr>
+            </w:pPr>
+            <w:r>
+              <w:rPr>
+                <w:b/>
+                <w:bCs/>
+                <w:sz w:val="24"/>
+                <w:szCs w:val="24"/>
+              </w:rPr>
+              <w:t xml:space="preserve">Date </w:t>
+            </w:r>
+            <w:proofErr w:type="spellStart"/>
+            <w:r>
+              <w:rPr>
+                <w:b/>
+                <w:bCs/>
+                <w:sz w:val="24"/>
+                <w:szCs w:val="24"/>
+              </w:rPr>
+              <w:t>Rvwd</w:t>
+            </w:r>
+            <w:proofErr w:type="spellEnd"/>
+          </w:p>
+        </w:tc>
+        <w:tc>
+          <w:tcPr>
+            <w:tcW w:w="1612" w:type="dxa"/>
+            <w:vAlign w:val="center"/>
+          </w:tcPr>
+          <w:p>
+            <w:pPr>
+              <w:spacing w:before="80" w:after="80"/>
+              <w:jc w:val="center"/>
+              <w:rPr>
+                <w:b/>
+                <w:bCs/>
+                <w:sz w:val="24"/>
+                <w:szCs w:val="24"/>
+              </w:rPr>
+            </w:pPr>
+            <w:r>
+              <w:rPr>
+                <w:b/>
+                <w:bCs/>
+                <w:sz w:val="24"/>
+                <w:szCs w:val="24"/>
+              </w:rPr>
+              <w:t>SME</w:t>
+            </w:r>
+          </w:p>
+          <w:p>
+            <w:pPr>
+              <w:spacing w:before="80" w:after="80"/>
+              <w:jc w:val="center"/>
+              <w:rPr>
+                <w:b/>
+                <w:bCs/>
+                <w:sz w:val="24"/>
+                <w:szCs w:val="24"/>
+              </w:rPr>
+            </w:pPr>
+            <w:r>
+              <w:rPr>
+                <w:b/>
+                <w:bCs/>
+                <w:sz w:val="24"/>
+                <w:szCs w:val="24"/>
+              </w:rPr>
+              <w:t>Reviewed /</w:t>
+            </w:r>
+          </w:p>
+          <w:p>
+            <w:pPr>
+              <w:spacing w:before="80" w:after="80"/>
+              <w:rPr>
+                <w:sz w:val="24"/>
+                <w:szCs w:val="24"/>
+              </w:rPr>
+            </w:pPr>
+            <w:r>
+              <w:rPr>
+                <w:b/>
+                <w:bCs/>
+                <w:sz w:val="24"/>
+                <w:szCs w:val="24"/>
+              </w:rPr>
+              <w:t>Approved</w:t>
+            </w:r>
+          </w:p>
+        </w:tc>
+      </w:tr>
+      <w:tr>
+        <w:tc>
+          <w:tcPr>
+            <w:tcW w:w="1255" w:type="dxa"/>
+            <w:vAlign w:val="center"/>
+          </w:tcPr>
+          <w:p>
+            <w:pPr>
+              <w:spacing w:before="80" w:after="80"/>
+              <w:jc w:val="center"/>
+              <w:rPr>
+                <w:sz w:val="24"/>
+                <w:szCs w:val="24"/>
+              </w:rPr>
+            </w:pPr>
+            <w:r>
+              <w:rPr>
+                <w:sz w:val="24"/>
+                <w:szCs w:val="24"/>
+              </w:rPr>
+              <w:t>BS_33</w:t>
+            </w:r>
+          </w:p>
+        </w:tc>
+        <w:tc>
+          <w:tcPr>
+            <w:tcW w:w="2027" w:type="dxa"/>
+          </w:tcPr>
+          <w:p>
+            <w:pPr>
+              <w:spacing w:before="80" w:after="80"/>
+              <w:rPr>
+                <w:sz w:val="18"/>
+                <w:szCs w:val="18"/>
+              </w:rPr>
+            </w:pPr>
+            <w:r>
+              <w:rPr>
+                <w:sz w:val="18"/>
+                <w:szCs w:val="18"/>
+              </w:rPr>
+              <w:t>IT Technician shall be able to view, update, and close IT support tickets in order to track and resolve equipment and software issues across the bank.</w:t>
+            </w:r>
+          </w:p>
+        </w:tc>
+        <w:tc>
+          <w:tcPr>
+            <w:tcW w:w="2113" w:type="dxa"/>
+          </w:tcPr>
+          <w:p>
+            <w:pPr>
+              <w:spacing w:before="80" w:after="80"/>
+              <w:rPr>
+                <w:sz w:val="24"/>
+                <w:szCs w:val="24"/>
+              </w:rPr>
+            </w:pPr>
+            <w:r>
+              <w:rPr>
+                <w:color w:val="444444"/>
+                <w:sz w:val="17"/>
+                <w:szCs w:val="17"/>
+              </w:rPr>
+              <w:t>Ticket priority levels: Critical, High, Normal, Low. Resolution time is tracked per SLA.</w:t>
+            </w:r>
+          </w:p>
+        </w:tc>
+        <w:tc>
+          <w:tcPr>
+            <w:tcW w:w="1104" w:type="dxa"/>
+            <w:vAlign w:val="center"/>
+          </w:tcPr>
+          <w:p>
+            <w:pPr>
+              <w:spacing w:before="80" w:after="80"/>
+              <w:jc w:val="center"/>
+              <w:rPr>
+                <w:sz w:val="24"/>
+                <w:szCs w:val="24"/>
+              </w:rPr>
+            </w:pPr>
+            <w:r>
+              <w:rPr>
+                <w:sz w:val="24"/>
+                <w:szCs w:val="24"/>
+              </w:rPr>
+              <w:t>1</w:t>
+            </w:r>
+          </w:p>
+        </w:tc>
+        <w:tc>
+          <w:tcPr>
+            <w:tcW w:w="1599" w:type="dxa"/>
+          </w:tcPr>
+          <w:p>
+            <w:pPr>
+              <w:spacing w:before="80" w:after="80"/>
+              <w:rPr>
+                <w:sz w:val="24"/>
+                <w:szCs w:val="24"/>
+              </w:rPr>
+            </w:pPr>
+          </w:p>
+        </w:tc>
+        <w:tc>
+          <w:tcPr>
+            <w:tcW w:w="1612" w:type="dxa"/>
+          </w:tcPr>
+          <w:p>
+            <w:pPr>
+              <w:spacing w:before="80" w:after="80"/>
+              <w:rPr>
+                <w:sz w:val="24"/>
+                <w:szCs w:val="24"/>
+              </w:rPr>
+            </w:pPr>
+          </w:p>
+        </w:tc>
+      </w:tr>
+      <w:tr>
+        <w:tc>
+          <w:tcPr>
+            <w:tcW w:w="1255" w:type="dxa"/>
+            <w:vAlign w:val="center"/>
+          </w:tcPr>
+          <w:p>
+            <w:pPr>
+              <w:spacing w:before="80" w:after="80"/>
+              <w:jc w:val="center"/>
+              <w:rPr>
+                <w:sz w:val="24"/>
+                <w:szCs w:val="24"/>
+              </w:rPr>
+            </w:pPr>
+            <w:r>
+              <w:rPr>
+                <w:sz w:val="24"/>
+                <w:szCs w:val="24"/>
+              </w:rPr>
+              <w:t>BS_34</w:t>
+            </w:r>
+          </w:p>
+        </w:tc>
+        <w:tc>
+          <w:tcPr>
+            <w:tcW w:w="2027" w:type="dxa"/>
+          </w:tcPr>
+          <w:p>
+            <w:pPr>
+              <w:spacing w:before="80" w:after="80"/>
+              <w:rPr>
+                <w:sz w:val="18"/>
+                <w:szCs w:val="18"/>
+              </w:rPr>
+            </w:pPr>
+            <w:r>
+              <w:rPr>
+                <w:sz w:val="18"/>
+                <w:szCs w:val="18"/>
+              </w:rPr>
+              <w:t>Driver shall be able to log trip details including destination, mileage, and fuel</w:t>
+            </w:r>
+            <w:r>
+              <w:rPr>
+                <w:sz w:val="18"/>
+                <w:szCs w:val="18"/>
+              </w:rPr>
+              <w:t xml:space="preserve"> </w:t>
+            </w:r>
+            <w:r>
+              <w:rPr>
+                <w:sz w:val="18"/>
+                <w:szCs w:val="18"/>
+              </w:rPr>
+              <w:t>usage in order to maintain accurate transport records for cost control.</w:t>
+            </w:r>
+          </w:p>
+        </w:tc>
+        <w:tc>
+          <w:tcPr>
+            <w:tcW w:w="2113" w:type="dxa"/>
+          </w:tcPr>
+          <w:p>
+            <w:pPr>
+              <w:spacing w:before="80" w:after="80"/>
+              <w:rPr>
+                <w:sz w:val="24"/>
+                <w:szCs w:val="24"/>
+              </w:rPr>
+            </w:pPr>
+            <w:r>
+              <w:rPr>
+                <w:color w:val="444444"/>
+                <w:sz w:val="17"/>
+                <w:szCs w:val="17"/>
+              </w:rPr>
+              <w:t>Trip logs are reviewed by the Facilities Manager.</w:t>
+            </w:r>
+            <w:r>
+              <w:rPr>
+                <w:color w:val="444444"/>
+                <w:sz w:val="17"/>
+                <w:szCs w:val="17"/>
+              </w:rPr>
+              <w:t xml:space="preserve"> </w:t>
+            </w:r>
+            <w:r>
+              <w:rPr>
+                <w:color w:val="444444"/>
+                <w:sz w:val="17"/>
+                <w:szCs w:val="17"/>
+              </w:rPr>
+              <w:t>Anomalies in</w:t>
+            </w:r>
+            <w:r>
+              <w:rPr>
+                <w:color w:val="444444"/>
+                <w:sz w:val="17"/>
+                <w:szCs w:val="17"/>
+              </w:rPr>
+              <w:t xml:space="preserve"> </w:t>
+            </w:r>
+            <w:r>
+              <w:rPr>
+                <w:color w:val="444444"/>
+                <w:sz w:val="17"/>
+                <w:szCs w:val="17"/>
+              </w:rPr>
+              <w:t>fuel usage trigger alerts.</w:t>
+            </w:r>
+          </w:p>
+        </w:tc>
+        <w:tc>
+          <w:tcPr>
+            <w:tcW w:w="1104" w:type="dxa"/>
+            <w:vAlign w:val="center"/>
+          </w:tcPr>
+          <w:p>
+            <w:pPr>
+              <w:spacing w:before="80" w:after="80"/>
+              <w:jc w:val="center"/>
+              <w:rPr>
+                <w:sz w:val="24"/>
+                <w:szCs w:val="24"/>
+              </w:rPr>
+            </w:pPr>
+            <w:r>
+              <w:rPr>
+                <w:sz w:val="24"/>
+                <w:szCs w:val="24"/>
+              </w:rPr>
+              <w:t>2</w:t>
+            </w:r>
+          </w:p>
+        </w:tc>
+        <w:tc>
+          <w:tcPr>
+            <w:tcW w:w="1599" w:type="dxa"/>
+          </w:tcPr>
+          <w:p>
+            <w:pPr>
+              <w:spacing w:before="80" w:after="80"/>
+              <w:rPr>
+                <w:sz w:val="24"/>
+                <w:szCs w:val="24"/>
+              </w:rPr>
+            </w:pPr>
+          </w:p>
+        </w:tc>
+        <w:tc>
+          <w:tcPr>
+            <w:tcW w:w="1612" w:type="dxa"/>
+          </w:tcPr>
+          <w:p>
+            <w:pPr>
+              <w:spacing w:before="80" w:after="80"/>
+              <w:rPr>
+                <w:sz w:val="24"/>
+                <w:szCs w:val="24"/>
+              </w:rPr>
+            </w:pPr>
+          </w:p>
+        </w:tc>
+      </w:tr>
+      <w:tr>
+        <w:tc>
+          <w:tcPr>
+            <w:tcW w:w="1255" w:type="dxa"/>
+            <w:vAlign w:val="center"/>
+          </w:tcPr>
+          <w:p>
+            <w:pPr>
+              <w:spacing w:before="80" w:after="80"/>
+              <w:jc w:val="center"/>
+              <w:rPr>
+                <w:sz w:val="24"/>
+                <w:szCs w:val="24"/>
+              </w:rPr>
+            </w:pPr>
+            <w:r>
+              <w:rPr>
+                <w:sz w:val="24"/>
+                <w:szCs w:val="24"/>
+              </w:rPr>
+              <w:t>BS_35</w:t>
+            </w:r>
+          </w:p>
+        </w:tc>
+        <w:tc>
+          <w:tcPr>
+            <w:tcW w:w="2027" w:type="dxa"/>
+          </w:tcPr>
+          <w:p>
+            <w:pPr>
+              <w:spacing w:before="80" w:after="80"/>
+              <w:rPr>
+                <w:sz w:val="18"/>
+                <w:szCs w:val="18"/>
+              </w:rPr>
+            </w:pPr>
+            <w:r>
+              <w:rPr>
+                <w:sz w:val="18"/>
+                <w:szCs w:val="18"/>
+              </w:rPr>
+              <w:t>Maintenance Worker shall be able to view assigned repair tasks and update their completion status in order to keep facilities management informed of progress.</w:t>
+            </w:r>
+          </w:p>
+        </w:tc>
+        <w:tc>
+          <w:tcPr>
+            <w:tcW w:w="2113" w:type="dxa"/>
+          </w:tcPr>
+          <w:p>
+            <w:pPr>
+              <w:spacing w:before="80" w:after="80"/>
+              <w:rPr>
+                <w:sz w:val="24"/>
+                <w:szCs w:val="24"/>
+              </w:rPr>
+            </w:pPr>
+            <w:r>
+              <w:rPr>
+                <w:color w:val="444444"/>
+                <w:sz w:val="17"/>
+                <w:szCs w:val="17"/>
+              </w:rPr>
+              <w:t>Workers can attach photos as evidence of completed repairs.</w:t>
+            </w:r>
+          </w:p>
+        </w:tc>
+        <w:tc>
+          <w:tcPr>
+            <w:tcW w:w="1104" w:type="dxa"/>
+            <w:vAlign w:val="center"/>
+          </w:tcPr>
+          <w:p>
+            <w:pPr>
+              <w:spacing w:before="80" w:after="80"/>
+              <w:jc w:val="center"/>
+              <w:rPr>
+                <w:sz w:val="24"/>
+                <w:szCs w:val="24"/>
+              </w:rPr>
+            </w:pPr>
+            <w:r>
+              <w:rPr>
+                <w:sz w:val="24"/>
+                <w:szCs w:val="24"/>
+              </w:rPr>
+              <w:t>2</w:t>
+            </w:r>
+          </w:p>
+        </w:tc>
+        <w:tc>
+          <w:tcPr>
+            <w:tcW w:w="1599" w:type="dxa"/>
+          </w:tcPr>
+          <w:p>
+            <w:pPr>
+              <w:spacing w:before="80" w:after="80"/>
+              <w:rPr>
+                <w:sz w:val="24"/>
+                <w:szCs w:val="24"/>
+              </w:rPr>
+            </w:pPr>
+          </w:p>
+        </w:tc>
+        <w:tc>
+          <w:tcPr>
+            <w:tcW w:w="1612" w:type="dxa"/>
+          </w:tcPr>
+          <w:p>
+            <w:pPr>
+              <w:spacing w:before="80" w:after="80"/>
+              <w:rPr>
+                <w:sz w:val="24"/>
+                <w:szCs w:val="24"/>
+              </w:rPr>
+            </w:pPr>
+          </w:p>
+        </w:tc>
+      </w:tr>
+      <w:tr>
+        <w:tc>
+          <w:tcPr>
+            <w:tcW w:w="1255" w:type="dxa"/>
+            <w:vAlign w:val="center"/>
+          </w:tcPr>
+          <w:p>
+            <w:pPr>
+              <w:spacing w:before="80" w:after="80"/>
+              <w:jc w:val="center"/>
+              <w:rPr>
+                <w:sz w:val="24"/>
+                <w:szCs w:val="24"/>
+              </w:rPr>
+            </w:pPr>
+            <w:r>
+              <w:rPr>
+                <w:sz w:val="24"/>
+                <w:szCs w:val="24"/>
+              </w:rPr>
+              <w:t>BS_36</w:t>
+            </w:r>
+          </w:p>
+        </w:tc>
+        <w:tc>
+          <w:tcPr>
+            <w:tcW w:w="2027" w:type="dxa"/>
+          </w:tcPr>
+          <w:p>
+            <w:pPr>
+              <w:spacing w:before="80" w:after="80"/>
+              <w:rPr>
+                <w:sz w:val="18"/>
+                <w:szCs w:val="18"/>
+              </w:rPr>
+            </w:pPr>
+            <w:r>
+              <w:rPr>
+                <w:sz w:val="18"/>
+                <w:szCs w:val="18"/>
+              </w:rPr>
+              <w:t>Customer shall be able to register and log in to the online banking portal in order to access self-service banking features at any time.</w:t>
+            </w:r>
+          </w:p>
+        </w:tc>
+        <w:tc>
+          <w:tcPr>
+            <w:tcW w:w="2113" w:type="dxa"/>
+          </w:tcPr>
+          <w:p>
+            <w:pPr>
+              <w:spacing w:before="80" w:after="80"/>
+              <w:rPr>
+                <w:sz w:val="24"/>
+                <w:szCs w:val="24"/>
+              </w:rPr>
+            </w:pPr>
+            <w:r>
+              <w:rPr>
+                <w:color w:val="444444"/>
+                <w:sz w:val="17"/>
+                <w:szCs w:val="17"/>
+              </w:rPr>
+              <w:t>Registration requires identity verification. Login is protected by MFA</w:t>
+            </w:r>
+          </w:p>
+        </w:tc>
+        <w:tc>
+          <w:tcPr>
+            <w:tcW w:w="1104" w:type="dxa"/>
+            <w:vAlign w:val="center"/>
+          </w:tcPr>
+          <w:p>
+            <w:pPr>
+              <w:spacing w:before="80" w:after="80"/>
+              <w:jc w:val="center"/>
+              <w:rPr>
+                <w:sz w:val="24"/>
+                <w:szCs w:val="24"/>
+              </w:rPr>
+            </w:pPr>
+            <w:r>
+              <w:rPr>
+                <w:sz w:val="24"/>
+                <w:szCs w:val="24"/>
+              </w:rPr>
+              <w:t>1</w:t>
+            </w:r>
+          </w:p>
+        </w:tc>
+        <w:tc>
+          <w:tcPr>
+            <w:tcW w:w="1599" w:type="dxa"/>
+          </w:tcPr>
+          <w:p>
+            <w:pPr>
+              <w:spacing w:before="80" w:after="80"/>
+              <w:rPr>
+                <w:sz w:val="24"/>
+                <w:szCs w:val="24"/>
+              </w:rPr>
+            </w:pPr>
+          </w:p>
+        </w:tc>
+        <w:tc>
+          <w:tcPr>
+            <w:tcW w:w="1612" w:type="dxa"/>
+          </w:tcPr>
+          <w:p>
+            <w:pPr>
+              <w:spacing w:before="80" w:after="80"/>
+              <w:rPr>
+                <w:sz w:val="24"/>
+                <w:szCs w:val="24"/>
+              </w:rPr>
+            </w:pPr>
+          </w:p>
+        </w:tc>
+      </w:tr>
+      <w:tr>
+        <w:tc>
+          <w:tcPr>
+            <w:tcW w:w="1255" w:type="dxa"/>
+            <w:vAlign w:val="center"/>
+          </w:tcPr>
+          <w:p>
+            <w:pPr>
+              <w:spacing w:before="80" w:after="80"/>
+              <w:jc w:val="center"/>
+              <w:rPr>
+                <w:sz w:val="24"/>
+                <w:szCs w:val="24"/>
+              </w:rPr>
+            </w:pPr>
+            <w:r>
+              <w:rPr>
+                <w:sz w:val="24"/>
+                <w:szCs w:val="24"/>
+              </w:rPr>
+              <w:t>BS_37</w:t>
+            </w:r>
+          </w:p>
+        </w:tc>
+        <w:tc>
+          <w:tcPr>
+            <w:tcW w:w="2027" w:type="dxa"/>
+          </w:tcPr>
+          <w:p>
+            <w:pPr>
+              <w:spacing w:before="80" w:after="80"/>
+              <w:rPr>
+                <w:sz w:val="18"/>
+                <w:szCs w:val="18"/>
+              </w:rPr>
+            </w:pPr>
+            <w:r>
+              <w:rPr>
+                <w:sz w:val="18"/>
+                <w:szCs w:val="18"/>
+              </w:rPr>
+              <w:t>Customer shall be able to view account balances and full transaction history in order to monitor personal financial activity.</w:t>
+            </w:r>
+          </w:p>
+        </w:tc>
+        <w:tc>
+          <w:tcPr>
+            <w:tcW w:w="2113" w:type="dxa"/>
+          </w:tcPr>
+          <w:p>
+            <w:pPr>
+              <w:spacing w:before="80" w:after="80"/>
+              <w:rPr>
+                <w:sz w:val="24"/>
+                <w:szCs w:val="24"/>
+              </w:rPr>
+            </w:pPr>
+            <w:r>
+              <w:rPr>
+                <w:color w:val="444444"/>
+                <w:sz w:val="17"/>
+                <w:szCs w:val="17"/>
+              </w:rPr>
+              <w:t>History is searchable by date, amount, and transaction type.</w:t>
+            </w:r>
+          </w:p>
+        </w:tc>
+        <w:tc>
+          <w:tcPr>
+            <w:tcW w:w="1104" w:type="dxa"/>
+            <w:vAlign w:val="center"/>
+          </w:tcPr>
+          <w:p>
+            <w:pPr>
+              <w:spacing w:before="80" w:after="80"/>
+              <w:jc w:val="center"/>
+              <w:rPr>
+                <w:sz w:val="24"/>
+                <w:szCs w:val="24"/>
+              </w:rPr>
+            </w:pPr>
+            <w:r>
+              <w:rPr>
+                <w:sz w:val="24"/>
+                <w:szCs w:val="24"/>
+              </w:rPr>
+              <w:t>1</w:t>
+            </w:r>
+          </w:p>
+        </w:tc>
+        <w:tc>
+          <w:tcPr>
+            <w:tcW w:w="1599" w:type="dxa"/>
+          </w:tcPr>
+          <w:p>
+            <w:pPr>
+              <w:spacing w:before="80" w:after="80"/>
+              <w:rPr>
+                <w:sz w:val="24"/>
+                <w:szCs w:val="24"/>
+              </w:rPr>
+            </w:pPr>
+          </w:p>
+        </w:tc>
+        <w:tc>
+          <w:tcPr>
+            <w:tcW w:w="1612" w:type="dxa"/>
+          </w:tcPr>
+          <w:p>
+            <w:pPr>
+              <w:spacing w:before="80" w:after="80"/>
+              <w:rPr>
+                <w:sz w:val="24"/>
+                <w:szCs w:val="24"/>
+              </w:rPr>
+            </w:pPr>
+          </w:p>
+        </w:tc>
+      </w:tr>
+      <w:tr>
+        <w:tc>
+          <w:tcPr>
+            <w:tcW w:w="1255" w:type="dxa"/>
+            <w:vAlign w:val="center"/>
+          </w:tcPr>
+          <w:p>
+            <w:pPr>
+              <w:spacing w:before="80" w:after="80"/>
+              <w:jc w:val="center"/>
+              <w:rPr>
+                <w:sz w:val="24"/>
+                <w:szCs w:val="24"/>
+              </w:rPr>
+            </w:pPr>
+            <w:r>
+              <w:rPr>
+                <w:sz w:val="24"/>
+                <w:szCs w:val="24"/>
+              </w:rPr>
+              <w:t>BS_38</w:t>
+            </w:r>
+          </w:p>
+        </w:tc>
+        <w:tc>
+          <w:tcPr>
+            <w:tcW w:w="2027" w:type="dxa"/>
+          </w:tcPr>
+          <w:p>
+            <w:pPr>
+              <w:spacing w:before="80" w:after="80"/>
+              <w:rPr>
+                <w:sz w:val="18"/>
+                <w:szCs w:val="18"/>
+              </w:rPr>
+            </w:pPr>
+            <w:r>
+              <w:rPr>
+                <w:sz w:val="18"/>
+                <w:szCs w:val="18"/>
+              </w:rPr>
+              <w:t>Customer shall be able to perform fund transfers to own and third-party accounts in order to fulfill payment obligations without visiting a branch.</w:t>
+            </w:r>
+          </w:p>
+        </w:tc>
+        <w:tc>
+          <w:tcPr>
+            <w:tcW w:w="2113" w:type="dxa"/>
+          </w:tcPr>
+          <w:p>
+            <w:pPr>
+              <w:spacing w:before="80" w:after="80"/>
+              <w:rPr>
+                <w:sz w:val="24"/>
+                <w:szCs w:val="24"/>
+              </w:rPr>
+            </w:pPr>
+            <w:r>
+              <w:rPr>
+                <w:color w:val="444444"/>
+                <w:sz w:val="17"/>
+                <w:szCs w:val="17"/>
+              </w:rPr>
+              <w:t>Daily and per-transaction limits apply. Beneficiaries can be saved for repeat transfers.</w:t>
+            </w:r>
+          </w:p>
+        </w:tc>
+        <w:tc>
+          <w:tcPr>
+            <w:tcW w:w="1104" w:type="dxa"/>
+            <w:vAlign w:val="center"/>
+          </w:tcPr>
+          <w:p>
+            <w:pPr>
+              <w:spacing w:before="80" w:after="80"/>
+              <w:jc w:val="center"/>
+              <w:rPr>
+                <w:sz w:val="24"/>
+                <w:szCs w:val="24"/>
+              </w:rPr>
+            </w:pPr>
+            <w:r>
+              <w:rPr>
+                <w:sz w:val="24"/>
+                <w:szCs w:val="24"/>
+              </w:rPr>
+              <w:t>1</w:t>
+            </w:r>
+          </w:p>
+        </w:tc>
+        <w:tc>
+          <w:tcPr>
+            <w:tcW w:w="1599" w:type="dxa"/>
+          </w:tcPr>
+          <w:p>
+            <w:pPr>
+              <w:spacing w:before="80" w:after="80"/>
+              <w:rPr>
+                <w:sz w:val="24"/>
+                <w:szCs w:val="24"/>
+              </w:rPr>
+            </w:pPr>
+          </w:p>
+        </w:tc>
+        <w:tc>
+          <w:tcPr>
+            <w:tcW w:w="1612" w:type="dxa"/>
+          </w:tcPr>
+          <w:p>
+            <w:pPr>
+              <w:spacing w:before="80" w:after="80"/>
+              <w:rPr>
+                <w:sz w:val="24"/>
+                <w:szCs w:val="24"/>
+              </w:rPr>
+            </w:pPr>
+          </w:p>
+        </w:tc>
+      </w:tr>
+    </w:tbl>
+    <w:p/>
+    <w:p/>
+    <w:p/>
+    <w:p/>
+    <w:tbl>
+      <w:tblPr>
+        <w:tblStyle w:val="TableGrid"/>
+        <w:tblW w:w="0" w:type="auto"/>
+        <w:tblLook w:val="04A0" w:firstRow="1" w:lastRow="0" w:firstColumn="1" w:lastColumn="0" w:noHBand="0" w:noVBand="1"/>
+      </w:tblPr>
+      <w:tblGrid>
+        <w:gridCol w:w="1255"/>
+        <w:gridCol w:w="2027"/>
+        <w:gridCol w:w="2113"/>
+        <w:gridCol w:w="1104"/>
+        <w:gridCol w:w="1599"/>
+        <w:gridCol w:w="1612"/>
+      </w:tblGrid>
+      <w:tr>
+        <w:tc>
+          <w:tcPr>
+            <w:tcW w:w="1255" w:type="dxa"/>
+            <w:vAlign w:val="center"/>
+          </w:tcPr>
+          <w:p>
+            <w:pPr>
+              <w:spacing w:before="80" w:after="80"/>
+              <w:jc w:val="center"/>
+              <w:rPr>
+                <w:sz w:val="24"/>
+                <w:szCs w:val="24"/>
+              </w:rPr>
+            </w:pPr>
+            <w:r>
+              <w:rPr>
+                <w:b/>
+                <w:bCs/>
+                <w:sz w:val="24"/>
+                <w:szCs w:val="24"/>
+              </w:rPr>
+              <w:lastRenderedPageBreak/>
+              <w:t>Req #</w:t>
+            </w:r>
+          </w:p>
+        </w:tc>
+        <w:tc>
+          <w:tcPr>
+            <w:tcW w:w="2027" w:type="dxa"/>
+            <w:vAlign w:val="center"/>
+          </w:tcPr>
+          <w:p>
+            <w:pPr>
+              <w:spacing w:before="80" w:after="80"/>
+              <w:rPr>
+                <w:sz w:val="18"/>
+                <w:szCs w:val="18"/>
+              </w:rPr>
+            </w:pPr>
+            <w:r>
+              <w:rPr>
+                <w:b/>
+                <w:bCs/>
+                <w:sz w:val="24"/>
+                <w:szCs w:val="24"/>
+              </w:rPr>
+              <w:t>Requirement</w:t>
+            </w:r>
+          </w:p>
+        </w:tc>
+        <w:tc>
+          <w:tcPr>
+            <w:tcW w:w="2113" w:type="dxa"/>
+            <w:vAlign w:val="center"/>
+          </w:tcPr>
+          <w:p>
+            <w:pPr>
+              <w:spacing w:before="80" w:after="80"/>
+              <w:rPr>
+                <w:i/>
+                <w:iCs/>
+                <w:color w:val="444444"/>
+                <w:sz w:val="17"/>
+                <w:szCs w:val="17"/>
+              </w:rPr>
+            </w:pPr>
+            <w:r>
+              <w:rPr>
+                <w:b/>
+                <w:bCs/>
+                <w:sz w:val="24"/>
+                <w:szCs w:val="24"/>
+              </w:rPr>
+              <w:t>Comments</w:t>
+            </w:r>
+          </w:p>
+        </w:tc>
+        <w:tc>
+          <w:tcPr>
+            <w:tcW w:w="1104" w:type="dxa"/>
+            <w:vAlign w:val="center"/>
+          </w:tcPr>
+          <w:p>
+            <w:pPr>
+              <w:spacing w:before="80" w:after="80"/>
+              <w:jc w:val="center"/>
+              <w:rPr>
+                <w:sz w:val="24"/>
+                <w:szCs w:val="24"/>
+              </w:rPr>
+            </w:pPr>
+            <w:r>
+              <w:rPr>
+                <w:b/>
+                <w:bCs/>
+                <w:sz w:val="24"/>
+                <w:szCs w:val="24"/>
+              </w:rPr>
+              <w:t>Priority</w:t>
+            </w:r>
+          </w:p>
+        </w:tc>
+        <w:tc>
+          <w:tcPr>
+            <w:tcW w:w="1599" w:type="dxa"/>
+            <w:vAlign w:val="center"/>
+          </w:tcPr>
+          <w:p>
+            <w:pPr>
+              <w:spacing w:before="80" w:after="80"/>
+              <w:rPr>
+                <w:sz w:val="24"/>
+                <w:szCs w:val="24"/>
+              </w:rPr>
+            </w:pPr>
+            <w:r>
+              <w:rPr>
+                <w:b/>
+                <w:bCs/>
+                <w:sz w:val="24"/>
+                <w:szCs w:val="24"/>
+              </w:rPr>
+              <w:t xml:space="preserve">Date </w:t>
+            </w:r>
+            <w:proofErr w:type="spellStart"/>
+            <w:r>
+              <w:rPr>
+                <w:b/>
+                <w:bCs/>
+                <w:sz w:val="24"/>
+                <w:szCs w:val="24"/>
+              </w:rPr>
+              <w:t>Rvwd</w:t>
+            </w:r>
+            <w:proofErr w:type="spellEnd"/>
+          </w:p>
+        </w:tc>
+        <w:tc>
+          <w:tcPr>
+            <w:tcW w:w="1612" w:type="dxa"/>
+            <w:vAlign w:val="center"/>
+          </w:tcPr>
+          <w:p>
+            <w:pPr>
+              <w:spacing w:before="80" w:after="80"/>
+              <w:jc w:val="center"/>
+              <w:rPr>
+                <w:b/>
+                <w:bCs/>
+                <w:sz w:val="24"/>
+                <w:szCs w:val="24"/>
+              </w:rPr>
+            </w:pPr>
+            <w:r>
+              <w:rPr>
+                <w:b/>
+                <w:bCs/>
+                <w:sz w:val="24"/>
+                <w:szCs w:val="24"/>
+              </w:rPr>
+              <w:t>SME</w:t>
+            </w:r>
+          </w:p>
+          <w:p>
+            <w:pPr>
+              <w:spacing w:before="80" w:after="80"/>
+              <w:jc w:val="center"/>
+              <w:rPr>
+                <w:b/>
+                <w:bCs/>
+                <w:sz w:val="24"/>
+                <w:szCs w:val="24"/>
+              </w:rPr>
+            </w:pPr>
+            <w:r>
+              <w:rPr>
+                <w:b/>
+                <w:bCs/>
+                <w:sz w:val="24"/>
+                <w:szCs w:val="24"/>
+              </w:rPr>
+              <w:t>Reviewed /</w:t>
+            </w:r>
+          </w:p>
+          <w:p>
+            <w:pPr>
+              <w:spacing w:before="80" w:after="80"/>
+              <w:rPr>
+                <w:sz w:val="24"/>
+                <w:szCs w:val="24"/>
+              </w:rPr>
+            </w:pPr>
+            <w:r>
+              <w:rPr>
+                <w:b/>
+                <w:bCs/>
+                <w:sz w:val="24"/>
+                <w:szCs w:val="24"/>
+              </w:rPr>
+              <w:t>Approved</w:t>
+            </w:r>
+          </w:p>
+        </w:tc>
+      </w:tr>
+      <w:tr>
+        <w:tc>
+          <w:tcPr>
+            <w:tcW w:w="1255" w:type="dxa"/>
+            <w:vAlign w:val="center"/>
+          </w:tcPr>
+          <w:p>
+            <w:pPr>
+              <w:spacing w:before="80" w:after="80"/>
+              <w:jc w:val="center"/>
+              <w:rPr>
+                <w:sz w:val="24"/>
+                <w:szCs w:val="24"/>
+              </w:rPr>
+            </w:pPr>
+            <w:r>
+              <w:rPr>
+                <w:sz w:val="24"/>
+                <w:szCs w:val="24"/>
+              </w:rPr>
+              <w:t>BS_39</w:t>
+            </w:r>
+          </w:p>
+        </w:tc>
+        <w:tc>
+          <w:tcPr>
+            <w:tcW w:w="2027" w:type="dxa"/>
+          </w:tcPr>
+          <w:p>
+            <w:pPr>
+              <w:spacing w:before="80" w:after="80"/>
+              <w:rPr>
+                <w:sz w:val="18"/>
+                <w:szCs w:val="18"/>
+              </w:rPr>
+            </w:pPr>
+            <w:r>
+              <w:rPr>
+                <w:sz w:val="18"/>
+                <w:szCs w:val="18"/>
+              </w:rPr>
+              <w:t>Customer shall be able to apply for loans and credit products online in order to access financial services conveniently through the digital platform.</w:t>
+            </w:r>
+          </w:p>
+        </w:tc>
+        <w:tc>
+          <w:tcPr>
+            <w:tcW w:w="2113" w:type="dxa"/>
+          </w:tcPr>
+          <w:p>
+            <w:pPr>
+              <w:spacing w:before="80" w:after="80"/>
+              <w:rPr>
+                <w:sz w:val="24"/>
+                <w:szCs w:val="24"/>
+              </w:rPr>
+            </w:pPr>
+            <w:r>
+              <w:rPr>
+                <w:color w:val="444444"/>
+                <w:sz w:val="17"/>
+                <w:szCs w:val="17"/>
+              </w:rPr>
+              <w:t>Application requires document upload. Status updates are sent via notification.</w:t>
+            </w:r>
+          </w:p>
+        </w:tc>
+        <w:tc>
+          <w:tcPr>
+            <w:tcW w:w="1104" w:type="dxa"/>
+            <w:vAlign w:val="center"/>
+          </w:tcPr>
+          <w:p>
+            <w:pPr>
+              <w:spacing w:before="80" w:after="80"/>
+              <w:jc w:val="center"/>
+              <w:rPr>
+                <w:sz w:val="24"/>
+                <w:szCs w:val="24"/>
+              </w:rPr>
+            </w:pPr>
+            <w:r>
+              <w:rPr>
+                <w:sz w:val="24"/>
+                <w:szCs w:val="24"/>
+              </w:rPr>
+              <w:t>2</w:t>
+            </w:r>
+          </w:p>
+        </w:tc>
+        <w:tc>
+          <w:tcPr>
+            <w:tcW w:w="1599" w:type="dxa"/>
+          </w:tcPr>
+          <w:p>
+            <w:pPr>
+              <w:spacing w:before="80" w:after="80"/>
+              <w:rPr>
+                <w:sz w:val="24"/>
+                <w:szCs w:val="24"/>
+              </w:rPr>
+            </w:pPr>
+          </w:p>
+        </w:tc>
+        <w:tc>
+          <w:tcPr>
+            <w:tcW w:w="1612" w:type="dxa"/>
+          </w:tcPr>
+          <w:p>
+            <w:pPr>
+              <w:spacing w:before="80" w:after="80"/>
+              <w:rPr>
+                <w:sz w:val="24"/>
+                <w:szCs w:val="24"/>
+              </w:rPr>
+            </w:pPr>
+          </w:p>
+        </w:tc>
+      </w:tr>
+      <w:tr>
+        <w:tc>
+          <w:tcPr>
+            <w:tcW w:w="1255" w:type="dxa"/>
+            <w:vAlign w:val="center"/>
+          </w:tcPr>
+          <w:p>
+            <w:pPr>
+              <w:spacing w:before="80" w:after="80"/>
+              <w:jc w:val="center"/>
+              <w:rPr>
+                <w:sz w:val="24"/>
+                <w:szCs w:val="24"/>
+              </w:rPr>
+            </w:pPr>
+            <w:r>
+              <w:rPr>
+                <w:sz w:val="24"/>
+                <w:szCs w:val="24"/>
+              </w:rPr>
+              <w:t>BS_40</w:t>
+            </w:r>
+          </w:p>
+        </w:tc>
+        <w:tc>
+          <w:tcPr>
+            <w:tcW w:w="2027" w:type="dxa"/>
+          </w:tcPr>
+          <w:p>
+            <w:pPr>
+              <w:spacing w:before="80" w:after="80"/>
+              <w:rPr>
+                <w:sz w:val="18"/>
+                <w:szCs w:val="18"/>
+              </w:rPr>
+            </w:pPr>
+            <w:r>
+              <w:rPr>
+                <w:sz w:val="18"/>
+                <w:szCs w:val="18"/>
+              </w:rPr>
+              <w:t>Customer shall be able to set up and manage scheduled payments and standing orders in order to automate regular financial commitments.</w:t>
+            </w:r>
+          </w:p>
+        </w:tc>
+        <w:tc>
+          <w:tcPr>
+            <w:tcW w:w="2113" w:type="dxa"/>
+          </w:tcPr>
+          <w:p>
+            <w:pPr>
+              <w:spacing w:before="80" w:after="80"/>
+              <w:rPr>
+                <w:sz w:val="24"/>
+                <w:szCs w:val="24"/>
+              </w:rPr>
+            </w:pPr>
+            <w:r>
+              <w:rPr>
+                <w:color w:val="444444"/>
+                <w:sz w:val="17"/>
+                <w:szCs w:val="17"/>
+              </w:rPr>
+              <w:t>Standing orders can be paused, edited, or cancelled at any time by the customer.</w:t>
+            </w:r>
+          </w:p>
+        </w:tc>
+        <w:tc>
+          <w:tcPr>
+            <w:tcW w:w="1104" w:type="dxa"/>
+            <w:vAlign w:val="center"/>
+          </w:tcPr>
+          <w:p>
+            <w:pPr>
+              <w:spacing w:before="80" w:after="80"/>
+              <w:jc w:val="center"/>
+              <w:rPr>
+                <w:sz w:val="24"/>
+                <w:szCs w:val="24"/>
+              </w:rPr>
+            </w:pPr>
+            <w:r>
+              <w:rPr>
+                <w:sz w:val="24"/>
+                <w:szCs w:val="24"/>
+              </w:rPr>
+              <w:t>2</w:t>
+            </w:r>
+          </w:p>
+        </w:tc>
+        <w:tc>
+          <w:tcPr>
+            <w:tcW w:w="1599" w:type="dxa"/>
+          </w:tcPr>
+          <w:p>
+            <w:pPr>
+              <w:spacing w:before="80" w:after="80"/>
+              <w:rPr>
+                <w:sz w:val="24"/>
+                <w:szCs w:val="24"/>
+              </w:rPr>
+            </w:pPr>
+          </w:p>
+        </w:tc>
+        <w:tc>
+          <w:tcPr>
+            <w:tcW w:w="1612" w:type="dxa"/>
+          </w:tcPr>
+          <w:p>
+            <w:pPr>
+              <w:spacing w:before="80" w:after="80"/>
+              <w:rPr>
+                <w:sz w:val="24"/>
+                <w:szCs w:val="24"/>
+              </w:rPr>
+            </w:pPr>
+          </w:p>
+        </w:tc>
+      </w:tr>
+    </w:tbl>
+    <w:p>
+      <w:pPr>
+        <w:spacing w:before="80" w:after="80"/>
+        <w:rPr>
+          <w:b/>
+          <w:bCs/>
+          <w:sz w:val="28"/>
+          <w:szCs w:val="28"/>
+        </w:rPr>
+      </w:pPr>
+    </w:p>
+    <w:p>
+      <w:pPr>
+        <w:spacing w:before="80" w:after="80"/>
+        <w:rPr>
+          <w:b/>
+          <w:bCs/>
+          <w:sz w:val="28"/>
+          <w:szCs w:val="28"/>
+        </w:rPr>
+      </w:pPr>
+    </w:p>
+    <w:p>
+      <w:pPr>
+        <w:spacing w:before="80" w:after="80"/>
+        <w:rPr>
+          <w:b/>
+          <w:bCs/>
+          <w:sz w:val="28"/>
+          <w:szCs w:val="28"/>
+        </w:rPr>
+      </w:pPr>
+      <w:r>
+        <w:rPr>
+          <w:b/>
+          <w:bCs/>
+          <w:sz w:val="28"/>
+          <w:szCs w:val="28"/>
+        </w:rPr>
+        <w:t>B</w:t>
+      </w:r>
+      <w:r>
+        <w:rPr>
+          <w:b/>
+          <w:bCs/>
+          <w:sz w:val="28"/>
+          <w:szCs w:val="28"/>
+        </w:rPr>
+        <w:t xml:space="preserve">. </w:t>
+      </w:r>
+      <w:r>
+        <w:rPr>
+          <w:b/>
+          <w:bCs/>
+          <w:sz w:val="28"/>
+          <w:szCs w:val="28"/>
+        </w:rPr>
+        <w:t xml:space="preserve">Non - </w:t>
+      </w:r>
+      <w:r>
+        <w:rPr>
+          <w:b/>
+          <w:bCs/>
+          <w:sz w:val="28"/>
+          <w:szCs w:val="28"/>
+        </w:rPr>
+        <w:t>Functional Requirements</w:t>
+      </w:r>
+    </w:p>
+    <w:p>
+      <w:pPr>
+        <w:pStyle w:val="ListParagraph"/>
+        <w:numPr>
+          <w:ilvl w:val="0"/>
+          <w:numId w:val="3"/>
+        </w:numPr>
+        <w:spacing w:before="80" w:after="80"/>
+        <w:rPr>
+          <w:b/>
+          <w:bCs/>
+          <w:sz w:val="24"/>
+          <w:szCs w:val="24"/>
+        </w:rPr>
+      </w:pPr>
+      <w:r>
+        <w:rPr>
+          <w:b/>
+          <w:bCs/>
+          <w:sz w:val="24"/>
+          <w:szCs w:val="24"/>
+        </w:rPr>
+        <w:t>Usability</w:t>
+      </w:r>
+    </w:p>
+    <w:p>
+      <w:pPr>
+        <w:pStyle w:val="ListParagraph"/>
+        <w:numPr>
+          <w:ilvl w:val="1"/>
+          <w:numId w:val="3"/>
+        </w:numPr>
+        <w:spacing w:before="80" w:after="80"/>
+        <w:rPr>
+          <w:sz w:val="24"/>
+          <w:szCs w:val="24"/>
+        </w:rPr>
+      </w:pPr>
+      <w:r>
+        <w:rPr>
+          <w:sz w:val="24"/>
+          <w:szCs w:val="24"/>
+        </w:rPr>
+        <w:t xml:space="preserve">The system shall provide an intuitive interface that all user levels can navigate without formal training within 30 minutes of first use.  </w:t>
+      </w:r>
+    </w:p>
+    <w:p>
+      <w:pPr>
+        <w:pStyle w:val="ListParagraph"/>
+        <w:numPr>
+          <w:ilvl w:val="1"/>
+          <w:numId w:val="3"/>
+        </w:numPr>
+        <w:spacing w:before="80" w:after="80"/>
+        <w:rPr>
+          <w:sz w:val="24"/>
+          <w:szCs w:val="24"/>
+        </w:rPr>
+      </w:pPr>
+      <w:r>
+        <w:rPr>
+          <w:sz w:val="24"/>
+          <w:szCs w:val="24"/>
+        </w:rPr>
+        <w:t>The system shall display clear, descriptive error messages that guide users toward corrective action without exposing technical details</w:t>
+      </w:r>
+    </w:p>
+    <w:p>
+      <w:pPr>
+        <w:pStyle w:val="ListParagraph"/>
+        <w:numPr>
+          <w:ilvl w:val="1"/>
+          <w:numId w:val="3"/>
+        </w:numPr>
+        <w:spacing w:before="80" w:after="80"/>
+        <w:rPr>
+          <w:sz w:val="24"/>
+          <w:szCs w:val="24"/>
+        </w:rPr>
+      </w:pPr>
+      <w:r>
+        <w:rPr>
+          <w:sz w:val="24"/>
+          <w:szCs w:val="24"/>
+        </w:rPr>
+        <w:t>The system shall comply with WCAG 2.1 AA accessibility standards to ensure usability for users with disabilities</w:t>
+      </w:r>
+    </w:p>
+    <w:p>
+      <w:pPr>
+        <w:spacing w:before="80" w:after="80"/>
+        <w:rPr>
+          <w:sz w:val="24"/>
+          <w:szCs w:val="24"/>
+        </w:rPr>
+      </w:pPr>
+    </w:p>
+    <w:p>
+      <w:pPr>
+        <w:pStyle w:val="ListParagraph"/>
+        <w:numPr>
+          <w:ilvl w:val="0"/>
+          <w:numId w:val="3"/>
+        </w:numPr>
+        <w:spacing w:before="80" w:after="80"/>
+        <w:rPr>
+          <w:b/>
+          <w:bCs/>
+          <w:sz w:val="24"/>
+          <w:szCs w:val="24"/>
+        </w:rPr>
+      </w:pPr>
+      <w:r>
+        <w:rPr>
+          <w:b/>
+          <w:bCs/>
+          <w:sz w:val="24"/>
+          <w:szCs w:val="24"/>
+        </w:rPr>
+        <w:t>Performance</w:t>
+      </w:r>
+    </w:p>
+    <w:p>
+      <w:pPr>
+        <w:pStyle w:val="ListParagraph"/>
+        <w:numPr>
+          <w:ilvl w:val="1"/>
+          <w:numId w:val="3"/>
+        </w:numPr>
+        <w:spacing w:before="80" w:after="80"/>
+        <w:rPr>
+          <w:sz w:val="24"/>
+          <w:szCs w:val="24"/>
+        </w:rPr>
+      </w:pPr>
+      <w:r>
+        <w:rPr>
+          <w:sz w:val="24"/>
+          <w:szCs w:val="24"/>
+        </w:rPr>
+        <w:t xml:space="preserve">At least 95% of all financial transactions shall complete processing within 2 seconds under normal operating load conditions.  </w:t>
+      </w:r>
+    </w:p>
+    <w:p>
+      <w:pPr>
+        <w:pStyle w:val="ListParagraph"/>
+        <w:numPr>
+          <w:ilvl w:val="1"/>
+          <w:numId w:val="3"/>
+        </w:numPr>
+        <w:spacing w:before="80" w:after="80"/>
+        <w:rPr>
+          <w:sz w:val="24"/>
+          <w:szCs w:val="24"/>
+        </w:rPr>
+      </w:pPr>
+      <w:r>
+        <w:rPr>
+          <w:sz w:val="24"/>
+          <w:szCs w:val="24"/>
+        </w:rPr>
+        <w:t>The system shall support a minimum of 500 concurrent active users without measurable performance degradation</w:t>
+      </w:r>
+      <w:r>
+        <w:rPr>
+          <w:sz w:val="24"/>
+          <w:szCs w:val="24"/>
+        </w:rPr>
+        <w:t>.</w:t>
+      </w:r>
+    </w:p>
+    <w:p>
+      <w:pPr>
+        <w:pStyle w:val="ListParagraph"/>
+        <w:numPr>
+          <w:ilvl w:val="1"/>
+          <w:numId w:val="3"/>
+        </w:numPr>
+        <w:spacing w:before="80" w:after="80"/>
+        <w:rPr>
+          <w:sz w:val="24"/>
+          <w:szCs w:val="24"/>
+        </w:rPr>
+      </w:pPr>
+      <w:r>
+        <w:rPr>
+          <w:sz w:val="24"/>
+          <w:szCs w:val="24"/>
+        </w:rPr>
+        <w:t xml:space="preserve">During peak load periods the system shall sustain up to 1,000 simultaneous users without service interruption or data errors. </w:t>
+      </w:r>
+    </w:p>
+    <w:p>
+      <w:pPr>
+        <w:pStyle w:val="ListParagraph"/>
+        <w:numPr>
+          <w:ilvl w:val="1"/>
+          <w:numId w:val="3"/>
+        </w:numPr>
+        <w:spacing w:before="80" w:after="80"/>
+        <w:rPr>
+          <w:sz w:val="24"/>
+          <w:szCs w:val="24"/>
+        </w:rPr>
+      </w:pPr>
+      <w:r>
+        <w:rPr>
+          <w:sz w:val="24"/>
+          <w:szCs w:val="24"/>
+        </w:rPr>
+        <w:t xml:space="preserve">Standard account lookups and report generation queries shall return results within 1 second for datasets up to 5 million records. </w:t>
+      </w:r>
+    </w:p>
+    <w:p>
+      <w:pPr>
+        <w:spacing w:before="80" w:after="80"/>
+        <w:rPr>
+          <w:sz w:val="24"/>
+          <w:szCs w:val="24"/>
+        </w:rPr>
+      </w:pPr>
+    </w:p>
+    <w:p>
+      <w:pPr>
+        <w:spacing w:before="80" w:after="80"/>
+        <w:rPr>
+          <w:sz w:val="24"/>
+          <w:szCs w:val="24"/>
+        </w:rPr>
+      </w:pPr>
+    </w:p>
+    <w:p>
+      <w:pPr>
+        <w:spacing w:before="80" w:after="80"/>
+        <w:rPr>
+          <w:sz w:val="24"/>
+          <w:szCs w:val="24"/>
+        </w:rPr>
+      </w:pPr>
+    </w:p>
+    <w:p>
+      <w:pPr>
+        <w:spacing w:before="80" w:after="80"/>
+        <w:rPr>
+          <w:sz w:val="24"/>
+          <w:szCs w:val="24"/>
+        </w:rPr>
+      </w:pPr>
+    </w:p>
+    <w:p>
+      <w:pPr>
+        <w:pStyle w:val="ListParagraph"/>
+        <w:numPr>
+          <w:ilvl w:val="0"/>
+          <w:numId w:val="3"/>
+        </w:numPr>
+        <w:spacing w:before="80" w:after="80"/>
+        <w:rPr>
+          <w:b/>
+          <w:bCs/>
+          <w:sz w:val="24"/>
+          <w:szCs w:val="24"/>
+        </w:rPr>
+      </w:pPr>
+      <w:r>
+        <w:rPr>
+          <w:b/>
+          <w:bCs/>
+          <w:sz w:val="24"/>
+          <w:szCs w:val="24"/>
+        </w:rPr>
+        <w:lastRenderedPageBreak/>
+        <w:t>Avail</w:t>
+      </w:r>
+      <w:r>
+        <w:rPr>
+          <w:b/>
+          <w:bCs/>
+          <w:sz w:val="24"/>
+          <w:szCs w:val="24"/>
+        </w:rPr>
+        <w:t>ability</w:t>
+      </w:r>
+    </w:p>
+    <w:p>
+      <w:pPr>
+        <w:pStyle w:val="ListParagraph"/>
+        <w:numPr>
+          <w:ilvl w:val="1"/>
+          <w:numId w:val="3"/>
+        </w:numPr>
+        <w:spacing w:before="80" w:after="80"/>
+        <w:rPr>
+          <w:sz w:val="24"/>
+          <w:szCs w:val="24"/>
+        </w:rPr>
+      </w:pPr>
+      <w:r>
+        <w:rPr>
+          <w:sz w:val="24"/>
+          <w:szCs w:val="24"/>
+        </w:rPr>
+        <w:t xml:space="preserve">The system shall maintain a minimum uptime of 99.9% measured on a rolling monthly basis to ensure continuous banking operations.  </w:t>
+      </w:r>
+    </w:p>
+    <w:p>
+      <w:pPr>
+        <w:pStyle w:val="ListParagraph"/>
+        <w:numPr>
+          <w:ilvl w:val="1"/>
+          <w:numId w:val="3"/>
+        </w:numPr>
+        <w:spacing w:before="80" w:after="80"/>
+        <w:rPr>
+          <w:sz w:val="24"/>
+          <w:szCs w:val="24"/>
+        </w:rPr>
+      </w:pPr>
+      <w:r>
+        <w:rPr>
+          <w:sz w:val="24"/>
+          <w:szCs w:val="24"/>
+        </w:rPr>
+        <w:t xml:space="preserve">Scheduled maintenance windows shall not exceed 4 hours per month and must be communicated to all users at least 48 hours in advance.  </w:t>
+      </w:r>
+    </w:p>
+    <w:p>
+      <w:pPr>
+        <w:pStyle w:val="ListParagraph"/>
+        <w:numPr>
+          <w:ilvl w:val="1"/>
+          <w:numId w:val="3"/>
+        </w:numPr>
+        <w:spacing w:before="80" w:after="80"/>
+        <w:rPr>
+          <w:sz w:val="24"/>
+          <w:szCs w:val="24"/>
+        </w:rPr>
+      </w:pPr>
+      <w:r>
+        <w:rPr>
+          <w:sz w:val="24"/>
+          <w:szCs w:val="24"/>
+        </w:rPr>
+        <w:t xml:space="preserve">The system shall implement automatic failover to a secondary server so that service is restored within 5 minutes of a primary server failure.  </w:t>
+      </w:r>
+    </w:p>
+    <w:p>
+      <w:pPr>
+        <w:pStyle w:val="ListParagraph"/>
+        <w:numPr>
+          <w:ilvl w:val="1"/>
+          <w:numId w:val="3"/>
+        </w:numPr>
+        <w:spacing w:before="80" w:after="80"/>
+        <w:rPr>
+          <w:sz w:val="24"/>
+          <w:szCs w:val="24"/>
+        </w:rPr>
+      </w:pPr>
+      <w:r>
+        <w:rPr>
+          <w:sz w:val="24"/>
+          <w:szCs w:val="24"/>
+        </w:rPr>
+        <w:t xml:space="preserve">The mean time to recovery from any unplanned outage shall not exceed 30 minutes from the point of detection.  </w:t>
+      </w:r>
+    </w:p>
+    <w:p>
+      <w:pPr>
+        <w:spacing w:before="80" w:after="80"/>
+        <w:ind w:left="1080"/>
+        <w:rPr>
+          <w:sz w:val="24"/>
+          <w:szCs w:val="24"/>
+        </w:rPr>
+      </w:pPr>
+    </w:p>
+    <w:p>
+      <w:pPr>
+        <w:pStyle w:val="ListParagraph"/>
+        <w:numPr>
+          <w:ilvl w:val="0"/>
+          <w:numId w:val="3"/>
+        </w:numPr>
+        <w:spacing w:before="80" w:after="80"/>
+        <w:rPr>
+          <w:b/>
+          <w:bCs/>
+          <w:sz w:val="24"/>
+          <w:szCs w:val="24"/>
+        </w:rPr>
+      </w:pPr>
+      <w:r>
+        <w:rPr>
+          <w:b/>
+          <w:bCs/>
+          <w:sz w:val="24"/>
+          <w:szCs w:val="24"/>
+        </w:rPr>
+        <w:t>Security</w:t>
+      </w:r>
+    </w:p>
+    <w:p>
+      <w:pPr>
+        <w:pStyle w:val="ListParagraph"/>
+        <w:numPr>
+          <w:ilvl w:val="1"/>
+          <w:numId w:val="3"/>
+        </w:numPr>
+        <w:spacing w:before="80" w:after="80"/>
+        <w:rPr>
+          <w:sz w:val="24"/>
+          <w:szCs w:val="24"/>
+        </w:rPr>
+      </w:pPr>
+      <w:r>
+        <w:rPr>
+          <w:sz w:val="24"/>
+          <w:szCs w:val="24"/>
+        </w:rPr>
+        <w:t>All data transmitted between client devices and the server shall be encrypted using TLS 1.3 to prevent interception during communication.</w:t>
+      </w:r>
+      <w:r>
+        <w:rPr>
+          <w:b/>
+          <w:bCs/>
+          <w:sz w:val="24"/>
+          <w:szCs w:val="24"/>
+        </w:rPr>
+        <w:t xml:space="preserve">  </w:t>
+      </w:r>
+    </w:p>
+    <w:p>
+      <w:pPr>
+        <w:pStyle w:val="ListParagraph"/>
+        <w:numPr>
+          <w:ilvl w:val="1"/>
+          <w:numId w:val="3"/>
+        </w:numPr>
+        <w:spacing w:before="80" w:after="80"/>
+        <w:rPr>
+          <w:sz w:val="24"/>
+          <w:szCs w:val="24"/>
+        </w:rPr>
+      </w:pPr>
+      <w:r>
+        <w:rPr>
+          <w:sz w:val="24"/>
+          <w:szCs w:val="24"/>
+        </w:rPr>
+        <w:t>All data stored in the database including customer records and transaction history shall be encrypted at rest using AES-256.</w:t>
+      </w:r>
+      <w:r>
+        <w:rPr>
+          <w:b/>
+          <w:bCs/>
+          <w:sz w:val="24"/>
+          <w:szCs w:val="24"/>
+        </w:rPr>
+        <w:t xml:space="preserve">  </w:t>
+      </w:r>
+    </w:p>
+    <w:p>
+      <w:pPr>
+        <w:pStyle w:val="ListParagraph"/>
+        <w:numPr>
+          <w:ilvl w:val="1"/>
+          <w:numId w:val="3"/>
+        </w:numPr>
+        <w:spacing w:before="80" w:after="80"/>
+        <w:rPr>
+          <w:sz w:val="24"/>
+          <w:szCs w:val="24"/>
+        </w:rPr>
+      </w:pPr>
+      <w:r>
+        <w:rPr>
+          <w:sz w:val="24"/>
+          <w:szCs w:val="24"/>
+        </w:rPr>
+        <w:t>Multi-factor authentication shall be enforced for all user roles combining password credentials with a one-time password via SMS or authenticator app.</w:t>
+      </w:r>
+      <w:r>
+        <w:rPr>
+          <w:b/>
+          <w:bCs/>
+          <w:sz w:val="24"/>
+          <w:szCs w:val="24"/>
+        </w:rPr>
+        <w:t xml:space="preserve">  </w:t>
+      </w:r>
+    </w:p>
+    <w:p>
+      <w:pPr>
+        <w:pStyle w:val="ListParagraph"/>
+        <w:numPr>
+          <w:ilvl w:val="1"/>
+          <w:numId w:val="3"/>
+        </w:numPr>
+        <w:spacing w:before="80" w:after="80"/>
+        <w:rPr>
+          <w:sz w:val="24"/>
+          <w:szCs w:val="24"/>
+        </w:rPr>
+      </w:pPr>
+      <w:r>
+        <w:rPr>
+          <w:sz w:val="24"/>
+          <w:szCs w:val="24"/>
+        </w:rPr>
+        <w:t>User sessions shall automatically expire after 10 minutes of inactivity and tokens shall be invalidated on logout to prevent session hijacking.</w:t>
+      </w:r>
+      <w:r>
+        <w:rPr>
+          <w:b/>
+          <w:bCs/>
+          <w:sz w:val="24"/>
+          <w:szCs w:val="24"/>
+        </w:rPr>
+        <w:t xml:space="preserve">  </w:t>
+      </w:r>
+    </w:p>
+    <w:p>
+      <w:pPr>
+        <w:pStyle w:val="ListParagraph"/>
+        <w:numPr>
+          <w:ilvl w:val="1"/>
+          <w:numId w:val="3"/>
+        </w:numPr>
+        <w:spacing w:before="80" w:after="80"/>
+        <w:rPr>
+          <w:sz w:val="24"/>
+          <w:szCs w:val="24"/>
+        </w:rPr>
+      </w:pPr>
+      <w:r>
+        <w:rPr>
+          <w:sz w:val="24"/>
+          <w:szCs w:val="24"/>
+        </w:rPr>
+        <w:t>The system shall maintain a tamper-proof audit log of all user actions, financial transactions, and administrative changes including timestamps and IP addresses.</w:t>
+      </w:r>
+    </w:p>
+    <w:p>
+      <w:pPr>
+        <w:spacing w:before="80" w:after="80"/>
+        <w:ind w:left="1080"/>
+        <w:rPr>
+          <w:sz w:val="24"/>
+          <w:szCs w:val="24"/>
+        </w:rPr>
+      </w:pPr>
+      <w:r>
+        <w:rPr>
+          <w:b/>
+          <w:bCs/>
+          <w:sz w:val="24"/>
+          <w:szCs w:val="24"/>
+        </w:rPr>
+        <w:t xml:space="preserve">  </w:t>
+      </w:r>
+    </w:p>
+    <w:p>
+      <w:pPr>
+        <w:pStyle w:val="ListParagraph"/>
+        <w:numPr>
+          <w:ilvl w:val="0"/>
+          <w:numId w:val="3"/>
+        </w:numPr>
+        <w:spacing w:before="80" w:after="80"/>
+        <w:rPr>
+          <w:b/>
+          <w:bCs/>
+          <w:sz w:val="24"/>
+          <w:szCs w:val="24"/>
+        </w:rPr>
+      </w:pPr>
+      <w:r>
+        <w:rPr>
+          <w:b/>
+          <w:bCs/>
+          <w:sz w:val="24"/>
+          <w:szCs w:val="24"/>
+        </w:rPr>
+        <w:t>Reliability</w:t>
+      </w:r>
+    </w:p>
+    <w:p>
+      <w:pPr>
+        <w:pStyle w:val="ListParagraph"/>
+        <w:numPr>
+          <w:ilvl w:val="1"/>
+          <w:numId w:val="3"/>
+        </w:numPr>
+        <w:spacing w:before="80" w:after="80"/>
+        <w:rPr>
+          <w:sz w:val="24"/>
+          <w:szCs w:val="24"/>
+        </w:rPr>
+      </w:pPr>
+      <w:r>
+        <w:rPr>
+          <w:sz w:val="24"/>
+          <w:szCs w:val="24"/>
+        </w:rPr>
+        <w:t>The system shall perform automated daily backups of all data to at least two geographically separated storage locations.</w:t>
+      </w:r>
+      <w:r>
+        <w:rPr>
+          <w:b/>
+          <w:bCs/>
+          <w:sz w:val="24"/>
+          <w:szCs w:val="24"/>
+        </w:rPr>
+        <w:t xml:space="preserve">  </w:t>
+      </w:r>
+    </w:p>
+    <w:p>
+      <w:pPr>
+        <w:pStyle w:val="ListParagraph"/>
+        <w:numPr>
+          <w:ilvl w:val="1"/>
+          <w:numId w:val="3"/>
+        </w:numPr>
+        <w:spacing w:before="80" w:after="80"/>
+        <w:rPr>
+          <w:sz w:val="24"/>
+          <w:szCs w:val="24"/>
+        </w:rPr>
+      </w:pPr>
+      <w:r>
+        <w:rPr>
+          <w:sz w:val="24"/>
+          <w:szCs w:val="24"/>
+        </w:rPr>
+        <w:t>Data recovery procedures shall restore the system to a consistent operational state within 1 hour following a catastrophic failure.</w:t>
+      </w:r>
+      <w:r>
+        <w:rPr>
+          <w:b/>
+          <w:bCs/>
+          <w:sz w:val="24"/>
+          <w:szCs w:val="24"/>
+        </w:rPr>
+        <w:t xml:space="preserve">  </w:t>
+      </w:r>
+    </w:p>
+    <w:p>
+      <w:pPr>
+        <w:pStyle w:val="ListParagraph"/>
+        <w:numPr>
+          <w:ilvl w:val="1"/>
+          <w:numId w:val="3"/>
+        </w:numPr>
+        <w:spacing w:before="80" w:after="80"/>
+        <w:rPr>
+          <w:sz w:val="24"/>
+          <w:szCs w:val="24"/>
+        </w:rPr>
+      </w:pPr>
+      <w:r>
+        <w:rPr>
+          <w:sz w:val="24"/>
+          <w:szCs w:val="24"/>
+        </w:rPr>
+        <w:t>The system shall enforce ACID transaction properties to ensure that no financial transaction is ever lost, duplicated, or left in a partial state.</w:t>
+      </w:r>
+      <w:r>
+        <w:rPr>
+          <w:b/>
+          <w:bCs/>
+          <w:sz w:val="24"/>
+          <w:szCs w:val="24"/>
+        </w:rPr>
+        <w:t xml:space="preserve">  </w:t>
+      </w:r>
+    </w:p>
+    <w:p>
+      <w:pPr>
+        <w:spacing w:before="80" w:after="80"/>
+        <w:ind w:left="1080"/>
+        <w:rPr>
+          <w:sz w:val="24"/>
+          <w:szCs w:val="24"/>
+        </w:rPr>
+      </w:pPr>
+    </w:p>
+    <w:p>
+      <w:pPr>
+        <w:pStyle w:val="ListParagraph"/>
+        <w:numPr>
+          <w:ilvl w:val="0"/>
+          <w:numId w:val="3"/>
+        </w:numPr>
+        <w:spacing w:before="80" w:after="80"/>
+        <w:rPr>
+          <w:b/>
+          <w:bCs/>
+          <w:sz w:val="24"/>
+          <w:szCs w:val="24"/>
+        </w:rPr>
+      </w:pPr>
+      <w:r>
+        <w:rPr>
+          <w:b/>
+          <w:bCs/>
+          <w:sz w:val="24"/>
+          <w:szCs w:val="24"/>
+        </w:rPr>
+        <w:t>Scalability &amp;</w:t>
+      </w:r>
+      <w:r>
+        <w:rPr>
+          <w:b/>
+          <w:bCs/>
+          <w:sz w:val="24"/>
+          <w:szCs w:val="24"/>
+        </w:rPr>
+        <w:t xml:space="preserve"> Main</w:t>
+      </w:r>
+      <w:r>
+        <w:rPr>
+          <w:b/>
+          <w:bCs/>
+          <w:sz w:val="24"/>
+          <w:szCs w:val="24"/>
+        </w:rPr>
+        <w:t>tainability</w:t>
+      </w:r>
+    </w:p>
+    <w:p>
+      <w:pPr>
+        <w:pStyle w:val="ListParagraph"/>
+        <w:numPr>
+          <w:ilvl w:val="1"/>
+          <w:numId w:val="3"/>
+        </w:numPr>
+        <w:spacing w:before="80" w:after="80"/>
+        <w:rPr>
+          <w:sz w:val="24"/>
+          <w:szCs w:val="24"/>
+        </w:rPr>
+      </w:pPr>
+      <w:r>
+        <w:rPr>
+          <w:sz w:val="24"/>
+          <w:szCs w:val="24"/>
+        </w:rPr>
+        <w:t>The system architecture shall support horizontal scaling to accommodate a 300% increase in user volume without requiring a full system redesign.</w:t>
+      </w:r>
+      <w:r>
+        <w:rPr>
+          <w:b/>
+          <w:bCs/>
+          <w:sz w:val="24"/>
+          <w:szCs w:val="24"/>
+        </w:rPr>
+        <w:t xml:space="preserve">  </w:t>
+      </w:r>
+    </w:p>
+    <w:p>
+      <w:pPr>
+        <w:pStyle w:val="ListParagraph"/>
+        <w:numPr>
+          <w:ilvl w:val="1"/>
+          <w:numId w:val="3"/>
+        </w:numPr>
+        <w:spacing w:before="80" w:after="80"/>
+        <w:rPr>
+          <w:sz w:val="24"/>
+          <w:szCs w:val="24"/>
+        </w:rPr>
+      </w:pPr>
+      <w:r>
+        <w:rPr>
+          <w:sz w:val="24"/>
+          <w:szCs w:val="24"/>
+        </w:rPr>
+        <w:t>The system shall follow a modular design so that individual components such as the loan module or reporting engine can be updated or replaced independently.</w:t>
+      </w:r>
+      <w:r>
+        <w:rPr>
+          <w:b/>
+          <w:bCs/>
+          <w:sz w:val="24"/>
+          <w:szCs w:val="24"/>
+        </w:rPr>
+        <w:t xml:space="preserve">  </w:t>
+      </w:r>
+    </w:p>
+    <w:p>
+      <w:pPr>
+        <w:pStyle w:val="ListParagraph"/>
+        <w:numPr>
+          <w:ilvl w:val="1"/>
+          <w:numId w:val="3"/>
+        </w:numPr>
+        <w:spacing w:before="80" w:after="80"/>
+        <w:rPr>
+          <w:sz w:val="24"/>
+          <w:szCs w:val="24"/>
+        </w:rPr>
+      </w:pPr>
+      <w:r>
+        <w:rPr>
+          <w:sz w:val="24"/>
+          <w:szCs w:val="24"/>
+        </w:rPr>
+        <w:t>All system documentation including API references, deployment guides, and data schemas shall be kept current with every release.</w:t>
+      </w:r>
+    </w:p>
+    <w:p>
+      <w:pPr>
+        <w:spacing w:before="80" w:after="80"/>
+        <w:ind w:left="1080"/>
+        <w:rPr>
+          <w:sz w:val="24"/>
+          <w:szCs w:val="24"/>
+        </w:rPr>
+      </w:pPr>
+      <w:r>
+        <w:rPr>
+          <w:b/>
+          <w:bCs/>
+          <w:sz w:val="24"/>
+          <w:szCs w:val="24"/>
+        </w:rPr>
+        <w:t xml:space="preserve">  </w:t>
+      </w:r>
+    </w:p>
+    <w:p>
+      <w:pPr>
+        <w:pStyle w:val="ListParagraph"/>
+        <w:numPr>
+          <w:ilvl w:val="0"/>
+          <w:numId w:val="3"/>
+        </w:numPr>
+        <w:spacing w:before="80" w:after="80"/>
+        <w:rPr>
+          <w:b/>
+          <w:bCs/>
+          <w:sz w:val="24"/>
+          <w:szCs w:val="24"/>
+        </w:rPr>
+      </w:pPr>
+      <w:r>
+        <w:rPr>
+          <w:b/>
+          <w:bCs/>
+          <w:sz w:val="24"/>
+          <w:szCs w:val="24"/>
+        </w:rPr>
+        <w:lastRenderedPageBreak/>
+        <w:t>Comp</w:t>
+      </w:r>
+      <w:r>
+        <w:rPr>
+          <w:b/>
+          <w:bCs/>
+          <w:sz w:val="24"/>
+          <w:szCs w:val="24"/>
+        </w:rPr>
+        <w:t xml:space="preserve">liance </w:t>
+      </w:r>
+      <w:r>
+        <w:rPr>
+          <w:b/>
+          <w:bCs/>
+          <w:sz w:val="24"/>
+          <w:szCs w:val="24"/>
+        </w:rPr>
+        <w:t>&amp;</w:t>
+      </w:r>
+      <w:r>
+        <w:rPr>
+          <w:b/>
+          <w:bCs/>
+          <w:sz w:val="24"/>
+          <w:szCs w:val="24"/>
+        </w:rPr>
+        <w:t xml:space="preserve"> Inter</w:t>
+      </w:r>
+      <w:r>
+        <w:rPr>
+          <w:b/>
+          <w:bCs/>
+          <w:sz w:val="24"/>
+          <w:szCs w:val="24"/>
+        </w:rPr>
+        <w:t>oper</w:t>
+      </w:r>
+      <w:r>
+        <w:rPr>
+          <w:b/>
+          <w:bCs/>
+          <w:sz w:val="24"/>
+          <w:szCs w:val="24"/>
+        </w:rPr>
+        <w:t>ability</w:t>
+      </w:r>
+    </w:p>
+    <w:p>
+      <w:pPr>
+        <w:pStyle w:val="ListParagraph"/>
+        <w:numPr>
+          <w:ilvl w:val="1"/>
+          <w:numId w:val="3"/>
+        </w:numPr>
+        <w:spacing w:before="80" w:after="80"/>
+        <w:rPr>
+          <w:sz w:val="24"/>
+          <w:szCs w:val="24"/>
+        </w:rPr>
+      </w:pPr>
+      <w:r>
+        <w:rPr>
+          <w:sz w:val="24"/>
+          <w:szCs w:val="24"/>
+        </w:rPr>
+        <w:t>The system shall comply with GDPR for customer data privacy and PCI-DSS for payment card data security across all modules handling personal or financial information.</w:t>
+      </w:r>
+      <w:r>
+        <w:rPr>
+          <w:b/>
+          <w:bCs/>
+          <w:sz w:val="24"/>
+          <w:szCs w:val="24"/>
+        </w:rPr>
+        <w:t xml:space="preserve">  </w:t>
+      </w:r>
+    </w:p>
+    <w:p>
+      <w:pPr>
+        <w:pStyle w:val="ListParagraph"/>
+        <w:numPr>
+          <w:ilvl w:val="1"/>
+          <w:numId w:val="3"/>
+        </w:numPr>
+        <w:spacing w:before="80" w:after="80"/>
+        <w:rPr>
+          <w:sz w:val="24"/>
+          <w:szCs w:val="24"/>
+        </w:rPr>
+      </w:pPr>
+      <w:r>
+        <w:rPr>
+          <w:sz w:val="24"/>
+          <w:szCs w:val="24"/>
+        </w:rPr>
+        <w:t>Transaction records and customer data shall be retained for a minimum of 7 years in accordance with applicable banking and financial regulations.</w:t>
+      </w:r>
+      <w:r>
+        <w:rPr>
+          <w:b/>
+          <w:bCs/>
+          <w:sz w:val="24"/>
+          <w:szCs w:val="24"/>
+        </w:rPr>
+        <w:t xml:space="preserve">  </w:t>
+      </w:r>
+    </w:p>
+    <w:p>
+      <w:pPr>
+        <w:pStyle w:val="ListParagraph"/>
+        <w:numPr>
+          <w:ilvl w:val="1"/>
+          <w:numId w:val="3"/>
+        </w:numPr>
+        <w:spacing w:before="80" w:after="80"/>
+        <w:rPr>
+          <w:sz w:val="24"/>
+          <w:szCs w:val="24"/>
+        </w:rPr>
+      </w:pPr>
+      <w:r>
+        <w:rPr>
+          <w:sz w:val="24"/>
+          <w:szCs w:val="24"/>
+        </w:rPr>
+        <w:t>The system shall expose standardized REST API endpoints to enable secure integration with third-party financial institutions and government regulatory systems</w:t>
+      </w:r>
     </w:p>
     <w:sectPr>
       <w:footerReference w:type="default" r:id="rId7"/>
@@ -6424,6 +14123,92 @@
 <file path=word/numbering.xml><?xml version="1.0" encoding="utf-8"?>
 <w:numbering xmlns:wpc="http://schemas.microsoft.com/office/word/2010/wordprocessingCanvas" xmlns:cx="http://schemas.microsoft.com/office/drawing/2014/chartex" xmlns:cx1="http://schemas.microsoft.com/office/drawing/2015/9/8/chartex" xmlns:cx2="http://schemas.microsoft.com/office/drawing/2015/10/21/chartex" xmlns:cx3="http://schemas.microsoft.com/office/drawing/2016/5/9/chartex" xmlns:cx4="http://schemas.microsoft.com/office/drawing/2016/5/10/chartex" xmlns:cx5="http://schemas.microsoft.com/office/drawing/2016/5/11/chartex" xmlns:cx6="http://schemas.microsoft.com/office/drawing/2016/5/12/chartex" xmlns:cx7="http://schemas.microsoft.com/office/drawing/2016/5/13/chartex" xmlns:cx8="http://schemas.microsoft.com/office/drawing/2016/5/14/chartex" xmlns:mc="http://schemas.openxmlformats.org/markup-compatibility/2006" xmlns:aink="http://schemas.microsoft.com/office/drawing/2016/ink" xmlns:am3d="http://schemas.microsoft.com/office/drawing/2017/model3d" xmlns:o="urn:schemas-microsoft-com:office:office" xmlns:oel="http://schemas.microsoft.com/office/2019/extlst" xmlns:r="http://schemas.openxmlformats.org/officeDocument/2006/relationships" xmlns:m="http://schemas.openxmlformats.org/officeDocument/2006/math" xmlns:v="urn:schemas-microsoft-com:vml" xmlns:wp14="http://schemas.microsoft.com/office/word/2010/wordprocessingDrawing" xmlns:wp="http://schemas.openxmlformats.org/drawingml/2006/wordprocessingDrawing" xmlns:w10="urn:schemas-microsoft-com:office:word" xmlns:w="http://schemas.openxmlformats.org/wordprocessingml/2006/main" xmlns:w14="http://schemas.microsoft.com/office/word/2010/wordml" xmlns:w15="http://schemas.microsoft.com/office/word/2012/wordml" xmlns:w16cex="http://schemas.microsoft.com/office/word/2018/wordml/cex" xmlns:w16cid="http://schemas.microsoft.com/office/word/2016/wordml/cid" xmlns:w16="http://schemas.microsoft.com/office/word/2018/wordml" xmlns:w16du="http://schemas.microsoft.com/office/word/2023/wordml/word16du" xmlns:w16sdtdh="http://schemas.microsoft.com/office/word/2020/wordml/sdtdatahash" xmlns:w16sdtfl="http://schemas.microsoft.com/office/word/2024/wordml/sdtformatlock" xmlns:w16se="http://schemas.microsoft.com/office/word/2015/wordml/symex" xmlns:wpg="http://schemas.microsoft.com/office/word/2010/wordprocessingGroup" xmlns:wpi="http://schemas.microsoft.com/office/word/2010/wordprocessingInk" xmlns:wne="http://schemas.microsoft.com/office/word/2006/wordml" xmlns:wps="http://schemas.microsoft.com/office/word/2010/wordprocessingShape" mc:Ignorable="w14 w15 w16se w16cid w16 w16cex w16sdtdh w16sdtfl w16du wp14">
   <w:abstractNum w:abstractNumId="0" w15:restartNumberingAfterBreak="0">
+    <w:nsid w:val="0F707FD9"/>
+    <w:multiLevelType w:val="hybridMultilevel"/>
+    <w:tmpl w:val="FA96114C"/>
+    <w:lvl w:ilvl="0" w:tplc="0409000F">
+      <w:start w:val="1"/>
+      <w:numFmt w:val="decimal"/>
+      <w:lvlText w:val="%1."/>
+      <w:lvlJc w:val="left"/>
+      <w:pPr>
+        <w:ind w:left="720" w:hanging="360"/>
+      </w:pPr>
+    </w:lvl>
+    <w:lvl w:ilvl="1" w:tplc="04090019">
+      <w:start w:val="1"/>
+      <w:numFmt w:val="lowerLetter"/>
+      <w:lvlText w:val="%2."/>
+      <w:lvlJc w:val="left"/>
+      <w:pPr>
+        <w:ind w:left="1440" w:hanging="360"/>
+      </w:pPr>
+    </w:lvl>
+    <w:lvl w:ilvl="2" w:tplc="0409001B" w:tentative="1">
+      <w:start w:val="1"/>
+      <w:numFmt w:val="lowerRoman"/>
+      <w:lvlText w:val="%3."/>
+      <w:lvlJc w:val="right"/>
+      <w:pPr>
+        <w:ind w:left="2160" w:hanging="180"/>
+      </w:pPr>
+    </w:lvl>
+    <w:lvl w:ilvl="3" w:tplc="0409000F" w:tentative="1">
+      <w:start w:val="1"/>
+      <w:numFmt w:val="decimal"/>
+      <w:lvlText w:val="%4."/>
+      <w:lvlJc w:val="left"/>
+      <w:pPr>
+        <w:ind w:left="2880" w:hanging="360"/>
+      </w:pPr>
+    </w:lvl>
+    <w:lvl w:ilvl="4" w:tplc="04090019" w:tentative="1">
+      <w:start w:val="1"/>
+      <w:numFmt w:val="lowerLetter"/>
+      <w:lvlText w:val="%5."/>
+      <w:lvlJc w:val="left"/>
+      <w:pPr>
+        <w:ind w:left="3600" w:hanging="360"/>
+      </w:pPr>
+    </w:lvl>
+    <w:lvl w:ilvl="5" w:tplc="0409001B" w:tentative="1">
+      <w:start w:val="1"/>
+      <w:numFmt w:val="lowerRoman"/>
+      <w:lvlText w:val="%6."/>
+      <w:lvlJc w:val="right"/>
+      <w:pPr>
+        <w:ind w:left="4320" w:hanging="180"/>
+      </w:pPr>
+    </w:lvl>
+    <w:lvl w:ilvl="6" w:tplc="0409000F" w:tentative="1">
+      <w:start w:val="1"/>
+      <w:numFmt w:val="decimal"/>
+      <w:lvlText w:val="%7."/>
+      <w:lvlJc w:val="left"/>
+      <w:pPr>
+        <w:ind w:left="5040" w:hanging="360"/>
+      </w:pPr>
+    </w:lvl>
+    <w:lvl w:ilvl="7" w:tplc="04090019" w:tentative="1">
+      <w:start w:val="1"/>
+      <w:numFmt w:val="lowerLetter"/>
+      <w:lvlText w:val="%8."/>
+      <w:lvlJc w:val="left"/>
+      <w:pPr>
+        <w:ind w:left="5760" w:hanging="360"/>
+      </w:pPr>
+    </w:lvl>
+    <w:lvl w:ilvl="8" w:tplc="0409001B" w:tentative="1">
+      <w:start w:val="1"/>
+      <w:numFmt w:val="lowerRoman"/>
+      <w:lvlText w:val="%9."/>
+      <w:lvlJc w:val="right"/>
+      <w:pPr>
+        <w:ind w:left="6480" w:hanging="180"/>
+      </w:pPr>
+    </w:lvl>
+  </w:abstractNum>
+  <w:abstractNum w:abstractNumId="1" w15:restartNumberingAfterBreak="0">
     <w:nsid w:val="25637C8D"/>
     <w:multiLevelType w:val="hybridMultilevel"/>
     <w:tmpl w:val="148EF7EC"/>
@@ -6481,7 +14266,7 @@
       <w:lvlJc w:val="left"/>
     </w:lvl>
   </w:abstractNum>
-  <w:abstractNum w:abstractNumId="1" w15:restartNumberingAfterBreak="0">
+  <w:abstractNum w:abstractNumId="2" w15:restartNumberingAfterBreak="0">
     <w:nsid w:val="59E44C11"/>
     <w:multiLevelType w:val="hybridMultilevel"/>
     <w:tmpl w:val="510CCE16"/>
@@ -6567,7 +14352,7 @@
       </w:pPr>
     </w:lvl>
   </w:abstractNum>
-  <w:abstractNum w:abstractNumId="2" w15:restartNumberingAfterBreak="0">
+  <w:abstractNum w:abstractNumId="3" w15:restartNumberingAfterBreak="0">
     <w:nsid w:val="5C0732E7"/>
     <w:multiLevelType w:val="hybridMultilevel"/>
     <w:tmpl w:val="09EE540A"/>
@@ -6626,16 +14411,19 @@
     </w:lvl>
   </w:abstractNum>
   <w:num w:numId="1" w16cid:durableId="242763514">
-    <w:abstractNumId w:val="1"/>
+    <w:abstractNumId w:val="2"/>
     <w:lvlOverride w:ilvl="0">
       <w:startOverride w:val="1"/>
     </w:lvlOverride>
   </w:num>
   <w:num w:numId="2" w16cid:durableId="396826037">
-    <w:abstractNumId w:val="2"/>
+    <w:abstractNumId w:val="3"/>
     <w:lvlOverride w:ilvl="0">
       <w:startOverride w:val="1"/>
     </w:lvlOverride>
+  </w:num>
+  <w:num w:numId="3" w16cid:durableId="1485703451">
+    <w:abstractNumId w:val="0"/>
   </w:num>
 </w:numbering>
 </file>
@@ -7129,7 +14917,6 @@
   <w:style w:type="character" w:default="1" w:styleId="DefaultParagraphFont">
     <w:name w:val="Default Paragraph Font"/>
     <w:uiPriority w:val="1"/>
-    <w:semiHidden/>
     <w:unhideWhenUsed/>
   </w:style>
   <w:style w:type="table" w:default="1" w:styleId="TableNormal">
@@ -7286,6 +15073,22 @@
     <w:link w:val="Footer"/>
     <w:uiPriority w:val="99"/>
     <w:rsid w:val="007435B8"/>
+  </w:style>
+  <w:style w:type="table" w:styleId="TableGrid">
+    <w:name w:val="Table Grid"/>
+    <w:basedOn w:val="TableNormal"/>
+    <w:uiPriority w:val="39"/>
+    <w:rsid w:val="00B86E21"/>
+    <w:tblPr>
+      <w:tblBorders>
+        <w:top w:val="single" w:sz="4" w:space="0" w:color="auto"/>
+        <w:left w:val="single" w:sz="4" w:space="0" w:color="auto"/>
+        <w:bottom w:val="single" w:sz="4" w:space="0" w:color="auto"/>
+        <w:right w:val="single" w:sz="4" w:space="0" w:color="auto"/>
+        <w:insideH w:val="single" w:sz="4" w:space="0" w:color="auto"/>
+        <w:insideV w:val="single" w:sz="4" w:space="0" w:color="auto"/>
+      </w:tblBorders>
+    </w:tblPr>
   </w:style>
 </w:styles>
 </file>

--- a/Bank_Management_System_Project_Description.docx
+++ b/Bank_Management_System_Project_Description.docx
@@ -15207,6 +15207,7 @@
   <w:style w:type="character" w:default="1" w:styleId="DefaultParagraphFont">
     <w:name w:val="Default Paragraph Font"/>
     <w:uiPriority w:val="1"/>
+    <w:semiHidden/>
     <w:unhideWhenUsed/>
   </w:style>
   <w:style w:type="table" w:default="1" w:styleId="TableNormal">

--- a/Bank_Management_System_Project_Description.docx
+++ b/Bank_Management_System_Project_Description.docx
@@ -6,6 +6,9 @@
       <w:pPr>
         <w:spacing w:before="80" w:after="80"/>
       </w:pPr>
+      <w:r>
+        <w:t>*+</w:t>
+      </w:r>
       <w:r>
         <w:t xml:space="preserve">   </w:t>
       </w:r>
@@ -8942,7 +8945,37 @@
                 <w:sz w:val="18"/>
                 <w:szCs w:val="18"/>
               </w:rPr>
-              <w:t>The Customer shall be able to transfer funds to accounts within the same bank, initiate wire transfers to external bank accounts, and configure automated recurring transfers.</w:t>
+              <w:t xml:space="preserve">The Customer shall be able to transfer funds to accounts within </w:t>
+            </w:r>
+            <w:proofErr w:type="spellStart"/>
+            <w:r>
+              <w:rPr>
+                <w:sz w:val="18"/>
+                <w:szCs w:val="18"/>
+              </w:rPr>
+              <w:t>th</w:t>
+            </w:r>
+            <w:r>
+              <w:rPr>
+                <w:sz w:val="18"/>
+                <w:szCs w:val="18"/>
+              </w:rPr>
+              <w:t>x`</w:t>
+            </w:r>
+            <w:r>
+              <w:rPr>
+                <w:sz w:val="18"/>
+                <w:szCs w:val="18"/>
+              </w:rPr>
+              <w:t>e</w:t>
+            </w:r>
+            <w:proofErr w:type="spellEnd"/>
+            <w:r>
+              <w:rPr>
+                <w:sz w:val="18"/>
+                <w:szCs w:val="18"/>
+              </w:rPr>
+              <w:t xml:space="preserve"> same bank, initiate wire transfers to external bank accounts, and configure automated recurring transfers.</w:t>
             </w:r>
           </w:p>
         </w:tc>

--- a/Bank_Management_System_Project_Description.docx
+++ b/Bank_Management_System_Project_Description.docx
@@ -9983,39 +9983,59 @@
                 <w:szCs w:val="24"/>
               </w:rPr>
             </w:pPr>
-            <w:r>
-              <w:rPr>
-                <w:sz w:val="24"/>
-                <w:szCs w:val="24"/>
-              </w:rPr>
-              <w:t>BS_</w:t>
-            </w:r>
-            <w:r>
-              <w:rPr>
-                <w:sz w:val="24"/>
-                <w:szCs w:val="24"/>
-              </w:rPr>
-              <w:t>CM_</w:t>
-            </w:r>
-            <w:r>
-              <w:rPr>
-                <w:sz w:val="24"/>
-                <w:szCs w:val="24"/>
-              </w:rPr>
-              <w:t>0</w:t>
-            </w:r>
-            <w:r>
-              <w:rPr>
-                <w:sz w:val="24"/>
-                <w:szCs w:val="24"/>
-              </w:rPr>
-              <w:t>1</w:t>
-            </w:r>
+          </w:p>
+          <w:p>
+            <w:pPr>
+              <w:spacing w:before="80" w:after="80"/>
+              <w:jc w:val="center"/>
+              <w:rPr>
+                <w:sz w:val="24"/>
+                <w:szCs w:val="24"/>
+              </w:rPr>
+            </w:pPr>
+          </w:p>
+          <w:p>
+            <w:pPr>
+              <w:spacing w:before="80" w:after="80"/>
+              <w:jc w:val="center"/>
+              <w:rPr>
+                <w:sz w:val="24"/>
+                <w:szCs w:val="24"/>
+              </w:rPr>
+            </w:pPr>
+            <w:r>
+              <w:rPr>
+                <w:sz w:val="24"/>
+                <w:szCs w:val="24"/>
+              </w:rPr>
+              <w:t>BS_LM_04</w:t>
+            </w:r>
+          </w:p>
+          <w:p>
+            <w:pPr>
+              <w:spacing w:before="80" w:after="80"/>
+              <w:jc w:val="center"/>
+              <w:rPr>
+                <w:sz w:val="24"/>
+                <w:szCs w:val="24"/>
+              </w:rPr>
+            </w:pPr>
+          </w:p>
+          <w:p>
+            <w:pPr>
+              <w:spacing w:before="80" w:after="80"/>
+              <w:jc w:val="center"/>
+              <w:rPr>
+                <w:sz w:val="24"/>
+                <w:szCs w:val="24"/>
+              </w:rPr>
+            </w:pPr>
           </w:p>
         </w:tc>
         <w:tc>
           <w:tcPr>
             <w:tcW w:w="1995" w:type="dxa"/>
+            <w:vAlign w:val="center"/>
           </w:tcPr>
           <w:p>
             <w:pPr>
@@ -10027,9 +10047,120 @@
             </w:pPr>
             <w:r>
               <w:rPr>
+                <w:sz w:val="20"/>
+                <w:szCs w:val="20"/>
+              </w:rPr>
+              <w:t>A customer with an approved loan views the amortization schedule, including monthly installments, interest, and remaining balance. The system calculates and displays the repayment plan.</w:t>
+            </w:r>
+          </w:p>
+        </w:tc>
+        <w:tc>
+          <w:tcPr>
+            <w:tcW w:w="2053" w:type="dxa"/>
+          </w:tcPr>
+          <w:p>
+            <w:pPr>
+              <w:spacing w:before="80" w:after="80"/>
+              <w:rPr>
+                <w:sz w:val="24"/>
+                <w:szCs w:val="24"/>
+              </w:rPr>
+            </w:pPr>
+          </w:p>
+        </w:tc>
+        <w:tc>
+          <w:tcPr>
+            <w:tcW w:w="1100" w:type="dxa"/>
+            <w:vAlign w:val="center"/>
+          </w:tcPr>
+          <w:p>
+            <w:pPr>
+              <w:spacing w:before="80" w:after="80"/>
+              <w:jc w:val="center"/>
+              <w:rPr>
+                <w:sz w:val="24"/>
+                <w:szCs w:val="24"/>
+              </w:rPr>
+            </w:pPr>
+            <w:r>
+              <w:rPr>
+                <w:sz w:val="24"/>
+                <w:szCs w:val="24"/>
+              </w:rPr>
+              <w:t>1</w:t>
+            </w:r>
+          </w:p>
+        </w:tc>
+        <w:tc>
+          <w:tcPr>
+            <w:tcW w:w="1531" w:type="dxa"/>
+          </w:tcPr>
+          <w:p>
+            <w:pPr>
+              <w:spacing w:before="80" w:after="80"/>
+              <w:rPr>
+                <w:sz w:val="24"/>
+                <w:szCs w:val="24"/>
+              </w:rPr>
+            </w:pPr>
+          </w:p>
+        </w:tc>
+        <w:tc>
+          <w:tcPr>
+            <w:tcW w:w="1587" w:type="dxa"/>
+          </w:tcPr>
+          <w:p>
+            <w:pPr>
+              <w:spacing w:before="80" w:after="80"/>
+              <w:rPr>
+                <w:sz w:val="24"/>
+                <w:szCs w:val="24"/>
+              </w:rPr>
+            </w:pPr>
+          </w:p>
+        </w:tc>
+      </w:tr>
+      <w:tr>
+        <w:tc>
+          <w:tcPr>
+            <w:tcW w:w="1444" w:type="dxa"/>
+            <w:vAlign w:val="center"/>
+          </w:tcPr>
+          <w:p>
+            <w:pPr>
+              <w:spacing w:before="80" w:after="80"/>
+              <w:jc w:val="center"/>
+              <w:rPr>
+                <w:sz w:val="24"/>
+                <w:szCs w:val="24"/>
+              </w:rPr>
+            </w:pPr>
+            <w:r>
+              <w:rPr>
+                <w:sz w:val="24"/>
+                <w:szCs w:val="24"/>
+              </w:rPr>
+              <w:t>BS_CM_01</w:t>
+            </w:r>
+          </w:p>
+        </w:tc>
+        <w:tc>
+          <w:tcPr>
+            <w:tcW w:w="1995" w:type="dxa"/>
+          </w:tcPr>
+          <w:p>
+            <w:pPr>
+              <w:spacing w:before="80" w:after="80"/>
+              <w:rPr>
                 <w:sz w:val="18"/>
                 <w:szCs w:val="18"/>
               </w:rPr>
+            </w:pPr>
+            <w:r>
+              <w:rPr>
+                <w:sz w:val="18"/>
+                <w:szCs w:val="18"/>
+              </w:rPr>
               <w:t>The Customer shall be able to apply online for a debit or credit card linked to their bank account.</w:t>
             </w:r>
           </w:p>
@@ -10120,21 +10251,7 @@
                 <w:sz w:val="24"/>
                 <w:szCs w:val="24"/>
               </w:rPr>
-              <w:t>BS</w:t>
-            </w:r>
-            <w:r>
-              <w:rPr>
-                <w:sz w:val="24"/>
-                <w:szCs w:val="24"/>
-              </w:rPr>
-              <w:t>_CM_0</w:t>
-            </w:r>
-            <w:r>
-              <w:rPr>
-                <w:sz w:val="24"/>
-                <w:szCs w:val="24"/>
-              </w:rPr>
-              <w:t>2</w:t>
+              <w:t>BS_CM_02</w:t>
             </w:r>
           </w:p>
         </w:tc>
@@ -10171,7 +10288,15 @@
                 <w:sz w:val="18"/>
                 <w:szCs w:val="18"/>
               </w:rPr>
-              <w:t xml:space="preserve"> for their eligible checking account.</w:t>
+              <w:t xml:space="preserve"> for their </w:t>
+            </w:r>
+            <w:r>
+              <w:rPr>
+                <w:sz w:val="18"/>
+                <w:szCs w:val="18"/>
+              </w:rPr>
+              <w:lastRenderedPageBreak/>
+              <w:t>eligible checking account.</w:t>
             </w:r>
           </w:p>
         </w:tc>
@@ -10373,14 +10498,7 @@
                 <w:sz w:val="24"/>
                 <w:szCs w:val="24"/>
               </w:rPr>
-              <w:t>BS_</w:t>
-            </w:r>
-            <w:r>
-              <w:rPr>
-                <w:sz w:val="24"/>
-                <w:szCs w:val="24"/>
-              </w:rPr>
-              <w:t>FD_01</w:t>
+              <w:t>BS_FD_01</w:t>
             </w:r>
           </w:p>
         </w:tc>
@@ -11217,7 +11335,15 @@
                 <w:sz w:val="18"/>
                 <w:szCs w:val="18"/>
               </w:rPr>
-              <w:t>Facilities &amp; Support Staff shall be able to log shift check-ins/check-outs, submit incident or task completion reports, and view their assigned schedules.</w:t>
+              <w:t xml:space="preserve">Facilities &amp; Support Staff shall be able to log shift check-ins/check-outs, submit incident or task completion </w:t>
+            </w:r>
+            <w:r>
+              <w:rPr>
+                <w:sz w:val="18"/>
+                <w:szCs w:val="18"/>
+              </w:rPr>
+              <w:lastRenderedPageBreak/>
+              <w:t>reports, and view their assigned schedules.</w:t>
             </w:r>
           </w:p>
         </w:tc>
@@ -11451,7 +11577,6 @@
                 <w:sz w:val="24"/>
                 <w:szCs w:val="24"/>
               </w:rPr>
-              <w:lastRenderedPageBreak/>
               <w:t>Req #</w:t>
             </w:r>
           </w:p>
@@ -12271,6 +12396,7 @@
                 <w:sz w:val="24"/>
                 <w:szCs w:val="24"/>
               </w:rPr>
+              <w:lastRenderedPageBreak/>
               <w:t>BS_CS_06</w:t>
             </w:r>
           </w:p>
@@ -12506,7 +12632,6 @@
                 <w:sz w:val="24"/>
                 <w:szCs w:val="24"/>
               </w:rPr>
-              <w:lastRenderedPageBreak/>
               <w:t>Req #</w:t>
             </w:r>
           </w:p>
@@ -13304,7 +13429,6 @@
           <w:sz w:val="28"/>
           <w:szCs w:val="28"/>
         </w:rPr>
-        <w:lastRenderedPageBreak/>
         <w:t>B. Non - Functional Requirements</w:t>
       </w:r>
     </w:p>
@@ -13644,6 +13768,7 @@
           <w:sz w:val="24"/>
           <w:szCs w:val="24"/>
         </w:rPr>
+        <w:lastRenderedPageBreak/>
         <w:t xml:space="preserve">The system shall implement automatic failover to a secondary server so that service is restored within 5 minutes of a primary server failure.  </w:t>
       </w:r>
     </w:p>
@@ -13811,7 +13936,6 @@
           <w:sz w:val="24"/>
           <w:szCs w:val="24"/>
         </w:rPr>
-        <w:lastRenderedPageBreak/>
         <w:t>User sessions shall automatically expire after 10 minutes of inactivity and tokens shall be invalidated on logout to prevent session hijacking.</w:t>
       </w:r>
       <w:r>
@@ -14250,6 +14374,7 @@
           <w:sz w:val="24"/>
           <w:szCs w:val="24"/>
         </w:rPr>
+        <w:lastRenderedPageBreak/>
         <w:t>Transaction records and customer data shall be retained for a minimum of 7 years in accordance with applicable banking and financial regulations.</w:t>
       </w:r>
       <w:r>
